--- a/data/tekion/timelines/Cindy Lee.docx
+++ b/data/tekion/timelines/Cindy Lee.docx
@@ -43,7 +43,7 @@
           <w:szCs w:val="21"/>
           <w:rtl w:val="0"/>
         </w:rPr>
-        <w:t xml:space="preserve">Communications (58)</w:t>
+        <w:t xml:space="preserve">Communications (60)</w:t>
       </w:r>
     </w:p>
     <w:p>
@@ -63,7 +63,7 @@
           <w:szCs w:val="21"/>
           <w:rtl w:val="0"/>
         </w:rPr>
-        <w:t xml:space="preserve">Notes (11)</w:t>
+        <w:t xml:space="preserve">Notes (14)</w:t>
       </w:r>
     </w:p>
     <w:p>
@@ -287,7 +287,7 @@
           <w:szCs w:val="21"/>
           <w:rtl w:val="0"/>
         </w:rPr>
-        <w:t xml:space="preserve">2hr ago</w:t>
+        <w:t xml:space="preserve">30min ago</w:t>
       </w:r>
     </w:p>
     <w:p>
@@ -307,7 +307,67 @@
           <w:szCs w:val="21"/>
           <w:rtl w:val="0"/>
         </w:rPr>
-        <w:t xml:space="preserve">Latest Update: The lead is interested in a white Honda Pilot and requested a financial manager to call at 7:30 PM.</w:t>
+        <w:t xml:space="preserve">Latest Update: The lead is interested in a white Honda Pilot's OTD price and prefers a call from a financial manager at 7:30 PM.</w:t>
+      </w:r>
+    </w:p>
+    <w:p>
+      <w:pPr>
+        <w:numPr>
+          <w:ilvl w:val="0"/>
+          <w:numId w:val="1"/>
+        </w:numPr>
+        <w:shd w:fill="ffffff" w:val="clear"/>
+        <w:spacing w:line="297.25714285714287" w:lineRule="auto"/>
+        <w:ind w:left="720" w:hanging="360"/>
+      </w:pPr>
+      <w:r>
+        <w:rPr>
+          <w:color w:val="161616"/>
+          <w:sz w:val="21"/>
+          <w:szCs w:val="21"/>
+          <w:rtl w:val="0"/>
+        </w:rPr>
+        <w:t xml:space="preserve">Source: ThirdParty Honda</w:t>
+      </w:r>
+    </w:p>
+    <w:p>
+      <w:pPr>
+        <w:numPr>
+          <w:ilvl w:val="0"/>
+          <w:numId w:val="1"/>
+        </w:numPr>
+        <w:shd w:fill="ffffff" w:val="clear"/>
+        <w:spacing w:line="297.25714285714287" w:lineRule="auto"/>
+        <w:ind w:left="720" w:hanging="360"/>
+      </w:pPr>
+      <w:r>
+        <w:rPr>
+          <w:color w:val="161616"/>
+          <w:sz w:val="21"/>
+          <w:szCs w:val="21"/>
+          <w:rtl w:val="0"/>
+        </w:rPr>
+        <w:t xml:space="preserve">Duplicate leads after current lead: 1</w:t>
+      </w:r>
+    </w:p>
+    <w:p>
+      <w:pPr>
+        <w:numPr>
+          <w:ilvl w:val="0"/>
+          <w:numId w:val="1"/>
+        </w:numPr>
+        <w:shd w:fill="ffffff" w:val="clear"/>
+        <w:spacing w:line="297.25714285714287" w:lineRule="auto"/>
+        <w:ind w:left="720" w:hanging="360"/>
+      </w:pPr>
+      <w:r>
+        <w:rPr>
+          <w:color w:val="161616"/>
+          <w:sz w:val="21"/>
+          <w:szCs w:val="21"/>
+          <w:rtl w:val="0"/>
+        </w:rPr>
+        <w:t xml:space="preserve">Last Contacted By: Mark Armstrong</w:t>
       </w:r>
     </w:p>
     <w:p>
@@ -327,14 +387,14 @@
           <w:szCs w:val="21"/>
           <w:rtl w:val="0"/>
         </w:rPr>
-        <w:t xml:space="preserve">Source: ThirdParty Honda</w:t>
+        <w:t xml:space="preserve">First Contact Time: 10:12 AM, Oct 5 2026</w:t>
       </w:r>
     </w:p>
     <w:p>
       <w:pPr>
         <w:numPr>
           <w:ilvl w:val="0"/>
-          <w:numId w:val="6"/>
+          <w:numId w:val="7"/>
         </w:numPr>
         <w:shd w:fill="ffffff" w:val="clear"/>
         <w:spacing w:line="297.25714285714287" w:lineRule="auto"/>
@@ -347,14 +407,14 @@
           <w:szCs w:val="21"/>
           <w:rtl w:val="0"/>
         </w:rPr>
-        <w:t xml:space="preserve">Duplicate leads after current lead: 1</w:t>
+        <w:t xml:space="preserve">Lead reference number 26507406 has an invalid address and low priority.</w:t>
       </w:r>
     </w:p>
     <w:p>
       <w:pPr>
         <w:numPr>
           <w:ilvl w:val="0"/>
-          <w:numId w:val="6"/>
+          <w:numId w:val="7"/>
         </w:numPr>
         <w:shd w:fill="ffffff" w:val="clear"/>
         <w:spacing w:line="297.25714285714287" w:lineRule="auto"/>
@@ -367,14 +427,14 @@
           <w:szCs w:val="21"/>
           <w:rtl w:val="0"/>
         </w:rPr>
-        <w:t xml:space="preserve">First Contact Time: 10:12 AM, Oct 5 2026</w:t>
+        <w:t xml:space="preserve">Customer wants OTD price for a white Honda Pilot in Bel Air, Maryland.</w:t>
       </w:r>
     </w:p>
     <w:p>
       <w:pPr>
         <w:numPr>
           <w:ilvl w:val="0"/>
-          <w:numId w:val="1"/>
+          <w:numId w:val="7"/>
         </w:numPr>
         <w:shd w:fill="ffffff" w:val="clear"/>
         <w:spacing w:line="297.25714285714287" w:lineRule="auto"/>
@@ -387,14 +447,14 @@
           <w:szCs w:val="21"/>
           <w:rtl w:val="0"/>
         </w:rPr>
-        <w:t xml:space="preserve">Lead reference number 26507406 has an invalid address and low priority.</w:t>
+        <w:t xml:space="preserve">Email sent with pricing details and delivery options for the 2026 Honda Pilot.</w:t>
       </w:r>
     </w:p>
     <w:p>
       <w:pPr>
         <w:numPr>
           <w:ilvl w:val="0"/>
-          <w:numId w:val="1"/>
+          <w:numId w:val="7"/>
         </w:numPr>
         <w:shd w:fill="ffffff" w:val="clear"/>
         <w:spacing w:line="297.25714285714287" w:lineRule="auto"/>
@@ -407,14 +467,14 @@
           <w:szCs w:val="21"/>
           <w:rtl w:val="0"/>
         </w:rPr>
-        <w:t xml:space="preserve">Customer wants OTD price for a white Honda Pilot in Bel Air, Maryland.</w:t>
+        <w:t xml:space="preserve">Customer prefers a call from a financial manager at 7:30 PM and is considering various trims.</w:t>
       </w:r>
     </w:p>
     <w:p>
       <w:pPr>
         <w:numPr>
           <w:ilvl w:val="0"/>
-          <w:numId w:val="1"/>
+          <w:numId w:val="7"/>
         </w:numPr>
         <w:shd w:fill="ffffff" w:val="clear"/>
         <w:spacing w:line="297.25714285714287" w:lineRule="auto"/>
@@ -427,14 +487,122 @@
           <w:szCs w:val="21"/>
           <w:rtl w:val="0"/>
         </w:rPr>
-        <w:t xml:space="preserve">An email was sent with details of the offer and selling price.</w:t>
+        <w:t xml:space="preserve">Agent has attempted to contact the customer multiple times and noted a potential visit.</w:t>
+      </w:r>
+    </w:p>
+    <w:p>
+      <w:pPr>
+        <w:shd w:fill="ffffff" w:val="clear"/>
+        <w:spacing w:line="291.4285714285714" w:lineRule="auto"/>
+        <w:rPr>
+          <w:color w:val="161616"/>
+          <w:sz w:val="21"/>
+          <w:szCs w:val="21"/>
+        </w:rPr>
+      </w:pPr>
+      <w:r>
+        <w:rPr>
+          <w:color w:val="161616"/>
+          <w:sz w:val="21"/>
+          <w:szCs w:val="21"/>
+          <w:rtl w:val="0"/>
+        </w:rPr>
+        <w:t xml:space="preserve">Contact History</w:t>
+      </w:r>
+    </w:p>
+    <w:p>
+      <w:pPr>
+        <w:shd w:fill="ffffff" w:val="clear"/>
+        <w:spacing w:line="291.4285714285714" w:lineRule="auto"/>
+        <w:rPr>
+          <w:color w:val="161616"/>
+          <w:sz w:val="21"/>
+          <w:szCs w:val="21"/>
+        </w:rPr>
+      </w:pPr>
+      <w:r>
+        <w:rPr>
+          <w:color w:val="161616"/>
+          <w:sz w:val="21"/>
+          <w:szCs w:val="21"/>
+          <w:rtl w:val="0"/>
+        </w:rPr>
+        <w:t xml:space="preserve">:</w:t>
+      </w:r>
+    </w:p>
+    <w:p>
+      <w:pPr>
+        <w:shd w:fill="ffffff" w:val="clear"/>
+        <w:spacing w:line="291.4285714285714" w:lineRule="auto"/>
+        <w:rPr>
+          <w:i w:val="1"/>
+          <w:iCs w:val="1"/>
+          <w:color w:val="444f5c"/>
+          <w:sz w:val="21"/>
+          <w:szCs w:val="21"/>
+        </w:rPr>
+      </w:pPr>
+      <w:r>
+        <w:rPr>
+          <w:i w:val="1"/>
+          <w:iCs w:val="1"/>
+          <w:color w:val="444f5c"/>
+          <w:sz w:val="21"/>
+          <w:szCs w:val="21"/>
+          <w:rtl w:val="0"/>
+        </w:rPr>
+        <w:t xml:space="preserve">New customer</w:t>
+      </w:r>
+    </w:p>
+    <w:p>
+      <w:pPr>
+        <w:shd w:fill="ffffff" w:val="clear"/>
+        <w:spacing w:line="291.4285714285714" w:lineRule="auto"/>
+        <w:rPr>
+          <w:i w:val="1"/>
+          <w:iCs w:val="1"/>
+          <w:color w:val="444f5c"/>
+          <w:sz w:val="21"/>
+          <w:szCs w:val="21"/>
+        </w:rPr>
+      </w:pPr>
+      <w:r>
+        <w:rPr>
+          <w:i w:val="1"/>
+          <w:iCs w:val="1"/>
+          <w:color w:val="444f5c"/>
+          <w:sz w:val="21"/>
+          <w:szCs w:val="21"/>
+          <w:rtl w:val="0"/>
+        </w:rPr>
+        <w:t xml:space="preserve">No contact history available</w:t>
+      </w:r>
+    </w:p>
+    <w:p>
+      <w:pPr>
+        <w:shd w:fill="ffffff" w:val="clear"/>
+        <w:spacing w:line="291.4285714285714" w:lineRule="auto"/>
+        <w:rPr>
+          <w:color w:val="161616"/>
+          <w:sz w:val="21"/>
+          <w:szCs w:val="21"/>
+        </w:rPr>
+      </w:pPr>
+      <w:r>
+        <w:rPr>
+          <w:color w:val="161616"/>
+          <w:sz w:val="21"/>
+          <w:szCs w:val="21"/>
+          <w:rtl w:val="0"/>
+        </w:rPr>
+        <w:t xml:space="preserve">Vehicle Intel:</w:t>
       </w:r>
     </w:p>
     <w:p>
       <w:pPr>
         <w:numPr>
           <w:ilvl w:val="0"/>
-          <w:numId w:val="1"/>
+          <w:numId w:val="4"/>
         </w:numPr>
         <w:shd w:fill="ffffff" w:val="clear"/>
         <w:spacing w:line="297.25714285714287" w:lineRule="auto"/>
@@ -447,14 +615,14 @@
           <w:szCs w:val="21"/>
           <w:rtl w:val="0"/>
         </w:rPr>
-        <w:t xml:space="preserve">Customer did not answer a call and requested a call from a financial manager at 7:30 PM.</w:t>
+        <w:t xml:space="preserve">Age of the vehicle from received date: 20 day(s)</w:t>
       </w:r>
     </w:p>
     <w:p>
       <w:pPr>
         <w:numPr>
           <w:ilvl w:val="0"/>
-          <w:numId w:val="1"/>
+          <w:numId w:val="2"/>
         </w:numPr>
         <w:shd w:fill="ffffff" w:val="clear"/>
         <w:spacing w:line="297.25714285714287" w:lineRule="auto"/>
@@ -467,115 +635,7 @@
           <w:szCs w:val="21"/>
           <w:rtl w:val="0"/>
         </w:rPr>
-        <w:t xml:space="preserve">Customer plans to discuss the purchase with her husband.</w:t>
-      </w:r>
-    </w:p>
-    <w:p>
-      <w:pPr>
-        <w:shd w:fill="ffffff" w:val="clear"/>
-        <w:spacing w:line="291.4285714285714" w:lineRule="auto"/>
-        <w:rPr>
-          <w:color w:val="161616"/>
-          <w:sz w:val="21"/>
-          <w:szCs w:val="21"/>
-        </w:rPr>
-      </w:pPr>
-      <w:r>
-        <w:rPr>
-          <w:color w:val="161616"/>
-          <w:sz w:val="21"/>
-          <w:szCs w:val="21"/>
-          <w:rtl w:val="0"/>
-        </w:rPr>
-        <w:t xml:space="preserve">Contact History</w:t>
-      </w:r>
-    </w:p>
-    <w:p>
-      <w:pPr>
-        <w:shd w:fill="ffffff" w:val="clear"/>
-        <w:spacing w:line="291.4285714285714" w:lineRule="auto"/>
-        <w:rPr>
-          <w:color w:val="161616"/>
-          <w:sz w:val="21"/>
-          <w:szCs w:val="21"/>
-        </w:rPr>
-      </w:pPr>
-      <w:r>
-        <w:rPr>
-          <w:color w:val="161616"/>
-          <w:sz w:val="21"/>
-          <w:szCs w:val="21"/>
-          <w:rtl w:val="0"/>
-        </w:rPr>
-        <w:t xml:space="preserve">:</w:t>
-      </w:r>
-    </w:p>
-    <w:p>
-      <w:pPr>
-        <w:shd w:fill="ffffff" w:val="clear"/>
-        <w:spacing w:line="291.4285714285714" w:lineRule="auto"/>
-        <w:rPr>
-          <w:i w:val="1"/>
-          <w:iCs w:val="1"/>
-          <w:color w:val="444f5c"/>
-          <w:sz w:val="21"/>
-          <w:szCs w:val="21"/>
-        </w:rPr>
-      </w:pPr>
-      <w:r>
-        <w:rPr>
-          <w:i w:val="1"/>
-          <w:iCs w:val="1"/>
-          <w:color w:val="444f5c"/>
-          <w:sz w:val="21"/>
-          <w:szCs w:val="21"/>
-          <w:rtl w:val="0"/>
-        </w:rPr>
-        <w:t xml:space="preserve">New customer</w:t>
-      </w:r>
-    </w:p>
-    <w:p>
-      <w:pPr>
-        <w:shd w:fill="ffffff" w:val="clear"/>
-        <w:spacing w:line="291.4285714285714" w:lineRule="auto"/>
-        <w:rPr>
-          <w:i w:val="1"/>
-          <w:iCs w:val="1"/>
-          <w:color w:val="444f5c"/>
-          <w:sz w:val="21"/>
-          <w:szCs w:val="21"/>
-        </w:rPr>
-      </w:pPr>
-      <w:r>
-        <w:rPr>
-          <w:i w:val="1"/>
-          <w:iCs w:val="1"/>
-          <w:color w:val="444f5c"/>
-          <w:sz w:val="21"/>
-          <w:szCs w:val="21"/>
-          <w:rtl w:val="0"/>
-        </w:rPr>
-        <w:t xml:space="preserve">No contact history available</w:t>
-      </w:r>
-    </w:p>
-    <w:p>
-      <w:pPr>
-        <w:shd w:fill="ffffff" w:val="clear"/>
-        <w:spacing w:line="291.4285714285714" w:lineRule="auto"/>
-        <w:rPr>
-          <w:color w:val="161616"/>
-          <w:sz w:val="21"/>
-          <w:szCs w:val="21"/>
-        </w:rPr>
-      </w:pPr>
-      <w:r>
-        <w:rPr>
-          <w:color w:val="161616"/>
-          <w:sz w:val="21"/>
-          <w:szCs w:val="21"/>
-          <w:rtl w:val="0"/>
-        </w:rPr>
-        <w:t xml:space="preserve">Vehicle Intel:</w:t>
+        <w:t xml:space="preserve">Inventory count: 33 (Vehicle of Interest), 6 (Vehicle of Interest with trim)</w:t>
       </w:r>
     </w:p>
     <w:p>
@@ -595,47 +655,7 @@
           <w:szCs w:val="21"/>
           <w:rtl w:val="0"/>
         </w:rPr>
-        <w:t xml:space="preserve">Age of the vehicle from received date: 16 day(s)</w:t>
-      </w:r>
-    </w:p>
-    <w:p>
-      <w:pPr>
-        <w:numPr>
-          <w:ilvl w:val="0"/>
-          <w:numId w:val="2"/>
-        </w:numPr>
-        <w:shd w:fill="ffffff" w:val="clear"/>
-        <w:spacing w:line="297.25714285714287" w:lineRule="auto"/>
-        <w:ind w:left="720" w:hanging="360"/>
-      </w:pPr>
-      <w:r>
-        <w:rPr>
-          <w:color w:val="161616"/>
-          <w:sz w:val="21"/>
-          <w:szCs w:val="21"/>
-          <w:rtl w:val="0"/>
-        </w:rPr>
-        <w:t xml:space="preserve">Inventory count: 33 (Vehicle of Interest), 6 (Vehicle of Interest with trim)</w:t>
-      </w:r>
-    </w:p>
-    <w:p>
-      <w:pPr>
-        <w:numPr>
-          <w:ilvl w:val="0"/>
-          <w:numId w:val="4"/>
-        </w:numPr>
-        <w:shd w:fill="ffffff" w:val="clear"/>
-        <w:spacing w:line="297.25714285714287" w:lineRule="auto"/>
-        <w:ind w:left="720" w:hanging="360"/>
-      </w:pPr>
-      <w:r>
-        <w:rPr>
-          <w:color w:val="161616"/>
-          <w:sz w:val="21"/>
-          <w:szCs w:val="21"/>
-          <w:rtl w:val="0"/>
-        </w:rPr>
-        <w:t xml:space="preserve">Past 30 days: 161 lead(s), 39 deal(s)</w:t>
+        <w:t xml:space="preserve">Past 30 days: 154 lead(s), 36 deal(s)</w:t>
       </w:r>
     </w:p>
     <w:p>
@@ -695,7 +715,7 @@
           <w:szCs w:val="21"/>
           <w:rtl w:val="0"/>
         </w:rPr>
-        <w:t xml:space="preserve">Text Sent</w:t>
+        <w:t xml:space="preserve">Note</w:t>
       </w:r>
     </w:p>
     <w:p>
@@ -735,27 +755,127 @@
           <w:szCs w:val="21"/>
           <w:rtl w:val="0"/>
         </w:rPr>
-        <w:t xml:space="preserve">Oct 8 2026 12:10 PM</w:t>
-      </w:r>
-    </w:p>
-    <w:p>
-      <w:pPr>
-        <w:shd w:fill="ffffff" w:val="clear"/>
-        <w:spacing w:line="291.4285714285714" w:lineRule="auto"/>
-        <w:rPr>
-          <w:color w:val="161616"/>
-          <w:sz w:val="21"/>
-          <w:szCs w:val="21"/>
-        </w:rPr>
-      </w:pPr>
-      <w:r>
-        <w:rPr>
-          <w:color w:val="161616"/>
-          <w:sz w:val="21"/>
-          <w:szCs w:val="21"/>
-          <w:rtl w:val="0"/>
-        </w:rPr>
-        <w:t xml:space="preserve">were you able to talk to your husband about the vehicle?</w:t>
+        <w:t xml:space="preserve">Oct 11 2026 5:24 PM</w:t>
+      </w:r>
+    </w:p>
+    <w:p>
+      <w:pPr>
+        <w:shd w:fill="ffffff" w:val="clear"/>
+        <w:spacing w:line="291.4285714285714" w:lineRule="auto"/>
+        <w:rPr>
+          <w:color w:val="161616"/>
+          <w:sz w:val="21"/>
+          <w:szCs w:val="21"/>
+        </w:rPr>
+      </w:pPr>
+      <w:r>
+        <w:rPr>
+          <w:color w:val="161616"/>
+          <w:sz w:val="21"/>
+          <w:szCs w:val="21"/>
+          <w:rtl w:val="0"/>
+        </w:rPr>
+        <w:t xml:space="preserve">might stop by TOMORROW</w:t>
+      </w:r>
+    </w:p>
+    <w:p>
+      <w:pPr>
+        <w:shd w:fill="ffffff" w:val="clear"/>
+        <w:spacing w:line="291.4285714285714" w:lineRule="auto"/>
+        <w:rPr>
+          <w:color w:val="161616"/>
+          <w:sz w:val="21"/>
+          <w:szCs w:val="21"/>
+        </w:rPr>
+      </w:pPr>
+      <w:r>
+        <w:rPr>
+          <w:color w:val="161616"/>
+          <w:sz w:val="21"/>
+          <w:szCs w:val="21"/>
+          <w:rtl w:val="0"/>
+        </w:rPr>
+        <w:t xml:space="preserve">Outbound Call</w:t>
+      </w:r>
+    </w:p>
+    <w:p>
+      <w:pPr>
+        <w:shd w:fill="ffffff" w:val="clear"/>
+        <w:spacing w:line="291.4285714285714" w:lineRule="auto"/>
+        <w:rPr>
+          <w:color w:val="444f5c"/>
+          <w:sz w:val="21"/>
+          <w:szCs w:val="21"/>
+        </w:rPr>
+      </w:pPr>
+      <w:r>
+        <w:rPr>
+          <w:color w:val="444f5c"/>
+          <w:sz w:val="21"/>
+          <w:szCs w:val="21"/>
+          <w:rtl w:val="0"/>
+        </w:rPr>
+        <w:t xml:space="preserve">Mark Armstrong</w:t>
+      </w:r>
+    </w:p>
+    <w:p>
+      <w:pPr>
+        <w:shd w:fill="ffffff" w:val="clear"/>
+        <w:spacing w:line="291.4285714285714" w:lineRule="auto"/>
+        <w:rPr>
+          <w:color w:val="444f5c"/>
+          <w:sz w:val="21"/>
+          <w:szCs w:val="21"/>
+        </w:rPr>
+      </w:pPr>
+      <w:r>
+        <w:rPr>
+          <w:color w:val="444f5c"/>
+          <w:sz w:val="21"/>
+          <w:szCs w:val="21"/>
+          <w:rtl w:val="0"/>
+        </w:rPr>
+        <w:t xml:space="preserve">Oct 11 2026 5:20 PM</w:t>
+      </w:r>
+    </w:p>
+    <w:p>
+      <w:pPr>
+        <w:shd w:fill="ffffff" w:val="clear"/>
+        <w:spacing w:line="291.4285714285714" w:lineRule="auto"/>
+        <w:rPr>
+          <w:color w:val="161616"/>
+          <w:sz w:val="21"/>
+          <w:szCs w:val="21"/>
+        </w:rPr>
+      </w:pPr>
+      <w:r>
+        <w:rPr>
+          <w:color w:val="161616"/>
+          <w:sz w:val="21"/>
+          <w:szCs w:val="21"/>
+          <w:rtl w:val="0"/>
+        </w:rPr>
+        <w:t xml:space="preserve">Called +1 (301) 919 - 7097 and contacted</w:t>
+      </w:r>
+    </w:p>
+    <w:p>
+      <w:pPr>
+        <w:shd w:fill="ffffff" w:val="clear"/>
+        <w:spacing w:line="291.4285714285714" w:lineRule="auto"/>
+        <w:rPr>
+          <w:color w:val="161616"/>
+          <w:sz w:val="21"/>
+          <w:szCs w:val="21"/>
+        </w:rPr>
+      </w:pPr>
+      <w:r>
+        <w:rPr>
+          <w:color w:val="161616"/>
+          <w:sz w:val="21"/>
+          <w:szCs w:val="21"/>
+          <w:rtl w:val="0"/>
+        </w:rPr>
+        <w:t xml:space="preserve">Duration 03:39</w:t>
       </w:r>
     </w:p>
     <w:p>
@@ -815,231 +935,231 @@
           <w:szCs w:val="21"/>
           <w:rtl w:val="0"/>
         </w:rPr>
-        <w:t xml:space="preserve">Oct 8 2026 11:49 AM</w:t>
-      </w:r>
-    </w:p>
-    <w:p>
-      <w:pPr>
-        <w:shd w:fill="ffffff" w:val="clear"/>
-        <w:spacing w:line="291.4285714285714" w:lineRule="auto"/>
-        <w:rPr>
-          <w:color w:val="161616"/>
-          <w:sz w:val="21"/>
-          <w:szCs w:val="21"/>
-        </w:rPr>
-      </w:pPr>
-      <w:r>
-        <w:rPr>
-          <w:color w:val="161616"/>
-          <w:sz w:val="21"/>
-          <w:szCs w:val="21"/>
-          <w:rtl w:val="0"/>
-        </w:rPr>
-        <w:t xml:space="preserve">Good morning Molly,</w:t>
-      </w:r>
-    </w:p>
-    <w:p>
-      <w:pPr>
-        <w:shd w:fill="ffffff" w:val="clear"/>
-        <w:spacing w:line="291.4285714285714" w:lineRule="auto"/>
-        <w:rPr>
-          <w:color w:val="161616"/>
-          <w:sz w:val="21"/>
-          <w:szCs w:val="21"/>
-        </w:rPr>
-      </w:pPr>
-      <w:r>
-        <w:rPr>
-          <w:rtl w:val="0"/>
-        </w:rPr>
-      </w:r>
-    </w:p>
-    <w:p>
-      <w:pPr>
-        <w:shd w:fill="ffffff" w:val="clear"/>
-        <w:spacing w:line="291.4285714285714" w:lineRule="auto"/>
-        <w:rPr>
-          <w:color w:val="161616"/>
-          <w:sz w:val="21"/>
-          <w:szCs w:val="21"/>
-        </w:rPr>
-      </w:pPr>
-      <w:r>
-        <w:rPr>
-          <w:rtl w:val="0"/>
-        </w:rPr>
-      </w:r>
-    </w:p>
-    <w:p>
-      <w:pPr>
-        <w:shd w:fill="ffffff" w:val="clear"/>
-        <w:spacing w:line="291.4285714285714" w:lineRule="auto"/>
-        <w:rPr>
-          <w:color w:val="161616"/>
-          <w:sz w:val="21"/>
-          <w:szCs w:val="21"/>
-        </w:rPr>
-      </w:pPr>
-      <w:r>
-        <w:rPr>
-          <w:rtl w:val="0"/>
-        </w:rPr>
-      </w:r>
-    </w:p>
-    <w:p>
-      <w:pPr>
-        <w:shd w:fill="ffffff" w:val="clear"/>
-        <w:spacing w:line="291.4285714285714" w:lineRule="auto"/>
-        <w:rPr>
-          <w:color w:val="161616"/>
-          <w:sz w:val="21"/>
-          <w:szCs w:val="21"/>
-        </w:rPr>
-      </w:pPr>
-      <w:r>
-        <w:rPr>
-          <w:color w:val="161616"/>
-          <w:sz w:val="21"/>
-          <w:szCs w:val="21"/>
-          <w:rtl w:val="0"/>
-        </w:rPr>
-        <w:t xml:space="preserve">I've sent a couple messages, but I haven't gotten anything back from you so far.</w:t>
-      </w:r>
-    </w:p>
-    <w:p>
-      <w:pPr>
-        <w:shd w:fill="ffffff" w:val="clear"/>
-        <w:spacing w:line="291.4285714285714" w:lineRule="auto"/>
-        <w:rPr>
-          <w:color w:val="161616"/>
-          <w:sz w:val="21"/>
-          <w:szCs w:val="21"/>
-        </w:rPr>
-      </w:pPr>
-      <w:r>
-        <w:rPr>
-          <w:rtl w:val="0"/>
-        </w:rPr>
-      </w:r>
-    </w:p>
-    <w:p>
-      <w:pPr>
-        <w:shd w:fill="ffffff" w:val="clear"/>
-        <w:spacing w:line="291.4285714285714" w:lineRule="auto"/>
-        <w:rPr>
-          <w:color w:val="161616"/>
-          <w:sz w:val="21"/>
-          <w:szCs w:val="21"/>
-        </w:rPr>
-      </w:pPr>
-      <w:r>
-        <w:rPr>
-          <w:rtl w:val="0"/>
-        </w:rPr>
-      </w:r>
-    </w:p>
-    <w:p>
-      <w:pPr>
-        <w:shd w:fill="ffffff" w:val="clear"/>
-        <w:spacing w:line="291.4285714285714" w:lineRule="auto"/>
-        <w:rPr>
-          <w:color w:val="161616"/>
-          <w:sz w:val="21"/>
-          <w:szCs w:val="21"/>
-        </w:rPr>
-      </w:pPr>
-      <w:r>
-        <w:rPr>
-          <w:rtl w:val="0"/>
-        </w:rPr>
-      </w:r>
-    </w:p>
-    <w:p>
-      <w:pPr>
-        <w:shd w:fill="ffffff" w:val="clear"/>
-        <w:spacing w:line="291.4285714285714" w:lineRule="auto"/>
-        <w:rPr>
-          <w:color w:val="161616"/>
-          <w:sz w:val="21"/>
-          <w:szCs w:val="21"/>
-        </w:rPr>
-      </w:pPr>
-      <w:r>
-        <w:rPr>
-          <w:color w:val="161616"/>
-          <w:sz w:val="21"/>
-          <w:szCs w:val="21"/>
-          <w:rtl w:val="0"/>
-        </w:rPr>
-        <w:t xml:space="preserve">I'm hoping to find out what is the best way to reach you. We can call, email, and text. What would you like the most?</w:t>
-      </w:r>
-    </w:p>
-    <w:p>
-      <w:pPr>
-        <w:shd w:fill="ffffff" w:val="clear"/>
-        <w:spacing w:line="291.4285714285714" w:lineRule="auto"/>
-        <w:rPr>
-          <w:color w:val="161616"/>
-          <w:sz w:val="21"/>
-          <w:szCs w:val="21"/>
-        </w:rPr>
-      </w:pPr>
-      <w:r>
-        <w:rPr>
-          <w:rtl w:val="0"/>
-        </w:rPr>
-      </w:r>
-    </w:p>
-    <w:p>
-      <w:pPr>
-        <w:shd w:fill="ffffff" w:val="clear"/>
-        <w:spacing w:line="291.4285714285714" w:lineRule="auto"/>
-        <w:rPr>
-          <w:color w:val="161616"/>
-          <w:sz w:val="21"/>
-          <w:szCs w:val="21"/>
-        </w:rPr>
-      </w:pPr>
-      <w:r>
-        <w:rPr>
-          <w:rtl w:val="0"/>
-        </w:rPr>
-      </w:r>
-    </w:p>
-    <w:p>
-      <w:pPr>
-        <w:shd w:fill="ffffff" w:val="clear"/>
-        <w:spacing w:line="291.4285714285714" w:lineRule="auto"/>
-        <w:rPr>
-          <w:color w:val="161616"/>
-          <w:sz w:val="21"/>
-          <w:szCs w:val="21"/>
-        </w:rPr>
-      </w:pPr>
-      <w:r>
-        <w:rPr>
-          <w:rtl w:val="0"/>
-        </w:rPr>
-      </w:r>
-    </w:p>
-    <w:p>
-      <w:pPr>
-        <w:shd w:fill="ffffff" w:val="clear"/>
-        <w:spacing w:line="291.4285714285714" w:lineRule="auto"/>
-        <w:rPr>
-          <w:color w:val="161616"/>
-          <w:sz w:val="21"/>
-          <w:szCs w:val="21"/>
-        </w:rPr>
-      </w:pPr>
-      <w:r>
-        <w:rPr>
-          <w:color w:val="161616"/>
-          <w:sz w:val="21"/>
-          <w:szCs w:val="21"/>
-          <w:rtl w:val="0"/>
-        </w:rPr>
-        <w:t xml:space="preserve">Have a good morning,</w:t>
+        <w:t xml:space="preserve">Oct 11 2026 12:22 PM</w:t>
+      </w:r>
+    </w:p>
+    <w:p>
+      <w:pPr>
+        <w:shd w:fill="ffffff" w:val="clear"/>
+        <w:spacing w:line="291.4285714285714" w:lineRule="auto"/>
+        <w:rPr>
+          <w:color w:val="161616"/>
+          <w:sz w:val="21"/>
+          <w:szCs w:val="21"/>
+        </w:rPr>
+      </w:pPr>
+      <w:r>
+        <w:rPr>
+          <w:color w:val="161616"/>
+          <w:sz w:val="21"/>
+          <w:szCs w:val="21"/>
+          <w:rtl w:val="0"/>
+        </w:rPr>
+        <w:t xml:space="preserve">Hi Molly,</w:t>
+      </w:r>
+    </w:p>
+    <w:p>
+      <w:pPr>
+        <w:shd w:fill="ffffff" w:val="clear"/>
+        <w:spacing w:line="291.4285714285714" w:lineRule="auto"/>
+        <w:rPr>
+          <w:color w:val="161616"/>
+          <w:sz w:val="21"/>
+          <w:szCs w:val="21"/>
+        </w:rPr>
+      </w:pPr>
+      <w:r>
+        <w:rPr>
+          <w:rtl w:val="0"/>
+        </w:rPr>
+      </w:r>
+    </w:p>
+    <w:p>
+      <w:pPr>
+        <w:shd w:fill="ffffff" w:val="clear"/>
+        <w:spacing w:line="291.4285714285714" w:lineRule="auto"/>
+        <w:rPr>
+          <w:color w:val="161616"/>
+          <w:sz w:val="21"/>
+          <w:szCs w:val="21"/>
+        </w:rPr>
+      </w:pPr>
+      <w:r>
+        <w:rPr>
+          <w:rtl w:val="0"/>
+        </w:rPr>
+      </w:r>
+    </w:p>
+    <w:p>
+      <w:pPr>
+        <w:shd w:fill="ffffff" w:val="clear"/>
+        <w:spacing w:line="291.4285714285714" w:lineRule="auto"/>
+        <w:rPr>
+          <w:color w:val="161616"/>
+          <w:sz w:val="21"/>
+          <w:szCs w:val="21"/>
+        </w:rPr>
+      </w:pPr>
+      <w:r>
+        <w:rPr>
+          <w:rtl w:val="0"/>
+        </w:rPr>
+      </w:r>
+    </w:p>
+    <w:p>
+      <w:pPr>
+        <w:shd w:fill="ffffff" w:val="clear"/>
+        <w:spacing w:line="291.4285714285714" w:lineRule="auto"/>
+        <w:rPr>
+          <w:color w:val="161616"/>
+          <w:sz w:val="21"/>
+          <w:szCs w:val="21"/>
+        </w:rPr>
+      </w:pPr>
+      <w:r>
+        <w:rPr>
+          <w:color w:val="161616"/>
+          <w:sz w:val="21"/>
+          <w:szCs w:val="21"/>
+          <w:rtl w:val="0"/>
+        </w:rPr>
+        <w:t xml:space="preserve">I apologize if you are really busy and have already received everything you were looking for.</w:t>
+      </w:r>
+    </w:p>
+    <w:p>
+      <w:pPr>
+        <w:shd w:fill="ffffff" w:val="clear"/>
+        <w:spacing w:line="291.4285714285714" w:lineRule="auto"/>
+        <w:rPr>
+          <w:color w:val="161616"/>
+          <w:sz w:val="21"/>
+          <w:szCs w:val="21"/>
+        </w:rPr>
+      </w:pPr>
+      <w:r>
+        <w:rPr>
+          <w:rtl w:val="0"/>
+        </w:rPr>
+      </w:r>
+    </w:p>
+    <w:p>
+      <w:pPr>
+        <w:shd w:fill="ffffff" w:val="clear"/>
+        <w:spacing w:line="291.4285714285714" w:lineRule="auto"/>
+        <w:rPr>
+          <w:color w:val="161616"/>
+          <w:sz w:val="21"/>
+          <w:szCs w:val="21"/>
+        </w:rPr>
+      </w:pPr>
+      <w:r>
+        <w:rPr>
+          <w:rtl w:val="0"/>
+        </w:rPr>
+      </w:r>
+    </w:p>
+    <w:p>
+      <w:pPr>
+        <w:shd w:fill="ffffff" w:val="clear"/>
+        <w:spacing w:line="291.4285714285714" w:lineRule="auto"/>
+        <w:rPr>
+          <w:color w:val="161616"/>
+          <w:sz w:val="21"/>
+          <w:szCs w:val="21"/>
+        </w:rPr>
+      </w:pPr>
+      <w:r>
+        <w:rPr>
+          <w:rtl w:val="0"/>
+        </w:rPr>
+      </w:r>
+    </w:p>
+    <w:p>
+      <w:pPr>
+        <w:shd w:fill="ffffff" w:val="clear"/>
+        <w:spacing w:line="291.4285714285714" w:lineRule="auto"/>
+        <w:rPr>
+          <w:color w:val="161616"/>
+          <w:sz w:val="21"/>
+          <w:szCs w:val="21"/>
+        </w:rPr>
+      </w:pPr>
+      <w:r>
+        <w:rPr>
+          <w:color w:val="161616"/>
+          <w:sz w:val="21"/>
+          <w:szCs w:val="21"/>
+          <w:rtl w:val="0"/>
+        </w:rPr>
+        <w:t xml:space="preserve">I'm interested to find out whether the ideal way to reach you is by phone call, email, or text message. If you do notice this email, will you let me know which one works better for you?</w:t>
+      </w:r>
+    </w:p>
+    <w:p>
+      <w:pPr>
+        <w:shd w:fill="ffffff" w:val="clear"/>
+        <w:spacing w:line="291.4285714285714" w:lineRule="auto"/>
+        <w:rPr>
+          <w:color w:val="161616"/>
+          <w:sz w:val="21"/>
+          <w:szCs w:val="21"/>
+        </w:rPr>
+      </w:pPr>
+      <w:r>
+        <w:rPr>
+          <w:rtl w:val="0"/>
+        </w:rPr>
+      </w:r>
+    </w:p>
+    <w:p>
+      <w:pPr>
+        <w:shd w:fill="ffffff" w:val="clear"/>
+        <w:spacing w:line="291.4285714285714" w:lineRule="auto"/>
+        <w:rPr>
+          <w:color w:val="161616"/>
+          <w:sz w:val="21"/>
+          <w:szCs w:val="21"/>
+        </w:rPr>
+      </w:pPr>
+      <w:r>
+        <w:rPr>
+          <w:rtl w:val="0"/>
+        </w:rPr>
+      </w:r>
+    </w:p>
+    <w:p>
+      <w:pPr>
+        <w:shd w:fill="ffffff" w:val="clear"/>
+        <w:spacing w:line="291.4285714285714" w:lineRule="auto"/>
+        <w:rPr>
+          <w:color w:val="161616"/>
+          <w:sz w:val="21"/>
+          <w:szCs w:val="21"/>
+        </w:rPr>
+      </w:pPr>
+      <w:r>
+        <w:rPr>
+          <w:rtl w:val="0"/>
+        </w:rPr>
+      </w:r>
+    </w:p>
+    <w:p>
+      <w:pPr>
+        <w:shd w:fill="ffffff" w:val="clear"/>
+        <w:spacing w:line="291.4285714285714" w:lineRule="auto"/>
+        <w:rPr>
+          <w:color w:val="161616"/>
+          <w:sz w:val="21"/>
+          <w:szCs w:val="21"/>
+        </w:rPr>
+      </w:pPr>
+      <w:r>
+        <w:rPr>
+          <w:color w:val="161616"/>
+          <w:sz w:val="21"/>
+          <w:szCs w:val="21"/>
+          <w:rtl w:val="0"/>
+        </w:rPr>
+        <w:t xml:space="preserve">Thank you and I hope you have a wonderful afternoon,</w:t>
       </w:r>
     </w:p>
     <w:p>
@@ -1540,7 +1660,147 @@
           <w:szCs w:val="21"/>
           <w:rtl w:val="0"/>
         </w:rPr>
-        <w:t xml:space="preserve">Email Sent</w:t>
+        <w:t xml:space="preserve">Engaged Lead Follow Up</w:t>
+      </w:r>
+    </w:p>
+    <w:p>
+      <w:pPr>
+        <w:shd w:fill="ffffff" w:val="clear"/>
+        <w:spacing w:line="291.4285714285714" w:lineRule="auto"/>
+        <w:rPr>
+          <w:color w:val="444f5c"/>
+          <w:sz w:val="21"/>
+          <w:szCs w:val="21"/>
+        </w:rPr>
+      </w:pPr>
+      <w:r>
+        <w:rPr>
+          <w:color w:val="444f5c"/>
+          <w:sz w:val="21"/>
+          <w:szCs w:val="21"/>
+          <w:rtl w:val="0"/>
+        </w:rPr>
+        <w:t xml:space="preserve">System</w:t>
+      </w:r>
+    </w:p>
+    <w:p>
+      <w:pPr>
+        <w:shd w:fill="ffffff" w:val="clear"/>
+        <w:spacing w:line="291.4285714285714" w:lineRule="auto"/>
+        <w:rPr>
+          <w:color w:val="444f5c"/>
+          <w:sz w:val="21"/>
+          <w:szCs w:val="21"/>
+        </w:rPr>
+      </w:pPr>
+      <w:r>
+        <w:rPr>
+          <w:color w:val="444f5c"/>
+          <w:sz w:val="21"/>
+          <w:szCs w:val="21"/>
+          <w:rtl w:val="0"/>
+        </w:rPr>
+        <w:t xml:space="preserve">Oct 10 2026 10:18 AM</w:t>
+      </w:r>
+    </w:p>
+    <w:p>
+      <w:pPr>
+        <w:shd w:fill="ffffff" w:val="clear"/>
+        <w:spacing w:line="291.4285714285714" w:lineRule="auto"/>
+        <w:rPr>
+          <w:color w:val="444f5c"/>
+          <w:sz w:val="21"/>
+          <w:szCs w:val="21"/>
+        </w:rPr>
+      </w:pPr>
+      <w:r>
+        <w:rPr>
+          <w:color w:val="444f5c"/>
+          <w:sz w:val="21"/>
+          <w:szCs w:val="21"/>
+          <w:rtl w:val="0"/>
+        </w:rPr>
+        <w:t xml:space="preserve">Lead is in the Engaged Stage, follow up with lead or reschedule this follow up task.</w:t>
+      </w:r>
+    </w:p>
+    <w:p>
+      <w:pPr>
+        <w:shd w:fill="ffffff" w:val="clear"/>
+        <w:spacing w:line="291.4285714285714" w:lineRule="auto"/>
+        <w:rPr>
+          <w:color w:val="444f5c"/>
+          <w:sz w:val="21"/>
+          <w:szCs w:val="21"/>
+        </w:rPr>
+      </w:pPr>
+      <w:r>
+        <w:rPr>
+          <w:color w:val="444f5c"/>
+          <w:sz w:val="21"/>
+          <w:szCs w:val="21"/>
+          <w:rtl w:val="0"/>
+        </w:rPr>
+        <w:t xml:space="preserve">High</w:t>
+      </w:r>
+    </w:p>
+    <w:p>
+      <w:pPr>
+        <w:shd w:fill="ffffff" w:val="clear"/>
+        <w:spacing w:line="291.4285714285714" w:lineRule="auto"/>
+        <w:rPr>
+          <w:color w:val="161616"/>
+          <w:sz w:val="21"/>
+          <w:szCs w:val="21"/>
+        </w:rPr>
+      </w:pPr>
+      <w:r>
+        <w:rPr>
+          <w:color w:val="161616"/>
+          <w:sz w:val="21"/>
+          <w:szCs w:val="21"/>
+          <w:rtl w:val="0"/>
+        </w:rPr>
+        <w:t xml:space="preserve">Last Saturday</w:t>
+      </w:r>
+    </w:p>
+    <w:p>
+      <w:pPr>
+        <w:shd w:fill="ffffff" w:val="clear"/>
+        <w:spacing w:line="291.4285714285714" w:lineRule="auto"/>
+        <w:rPr>
+          <w:color w:val="161616"/>
+          <w:sz w:val="21"/>
+          <w:szCs w:val="21"/>
+        </w:rPr>
+      </w:pPr>
+      <w:r>
+        <w:rPr>
+          <w:color w:val="161616"/>
+          <w:sz w:val="21"/>
+          <w:szCs w:val="21"/>
+          <w:rtl w:val="0"/>
+        </w:rPr>
+        <w:t xml:space="preserve">Done</w:t>
+      </w:r>
+    </w:p>
+    <w:p>
+      <w:pPr>
+        <w:shd w:fill="ffffff" w:val="clear"/>
+        <w:spacing w:line="291.4285714285714" w:lineRule="auto"/>
+        <w:rPr>
+          <w:color w:val="969aa3"/>
+          <w:sz w:val="21"/>
+          <w:szCs w:val="21"/>
+        </w:rPr>
+      </w:pPr>
+      <w:r>
+        <w:rPr>
+          <w:color w:val="969aa3"/>
+          <w:sz w:val="21"/>
+          <w:szCs w:val="21"/>
+          <w:rtl w:val="0"/>
+        </w:rPr>
+        <w:t xml:space="preserve">Assigned To:</w:t>
       </w:r>
     </w:p>
     <w:p>
@@ -1568,179 +1828,219 @@
         <w:shd w:fill="ffffff" w:val="clear"/>
         <w:spacing w:line="291.4285714285714" w:lineRule="auto"/>
         <w:rPr>
-          <w:color w:val="444f5c"/>
-          <w:sz w:val="21"/>
-          <w:szCs w:val="21"/>
-        </w:rPr>
-      </w:pPr>
-      <w:r>
-        <w:rPr>
-          <w:color w:val="444f5c"/>
-          <w:sz w:val="21"/>
-          <w:szCs w:val="21"/>
-          <w:rtl w:val="0"/>
-        </w:rPr>
-        <w:t xml:space="preserve">Oct 7 2026 11:20 AM</w:t>
-      </w:r>
-    </w:p>
-    <w:p>
-      <w:pPr>
-        <w:shd w:fill="ffffff" w:val="clear"/>
-        <w:spacing w:line="3060" w:lineRule="auto"/>
-        <w:rPr>
-          <w:color w:val="444f5c"/>
-          <w:sz w:val="2"/>
-          <w:szCs w:val="2"/>
-        </w:rPr>
-      </w:pPr>
-      <w:r>
-        <w:rPr>
-          <w:color w:val="444f5c"/>
-          <w:sz w:val="2"/>
-          <w:szCs w:val="2"/>
-          <w:rtl w:val="0"/>
-        </w:rPr>
-        <w:t xml:space="preserve">hangchauv@yahoo.com</w:t>
-      </w:r>
-    </w:p>
-    <w:p>
-      <w:pPr>
-        <w:shd w:fill="ffffff" w:val="clear"/>
-        <w:spacing w:line="274.2857142857143" w:lineRule="auto"/>
-        <w:rPr>
-          <w:color w:val="444f5c"/>
-          <w:sz w:val="21"/>
-          <w:szCs w:val="21"/>
-        </w:rPr>
-      </w:pPr>
-      <w:r>
-        <w:rPr>
-          <w:color w:val="444f5c"/>
-          <w:sz w:val="21"/>
-          <w:szCs w:val="21"/>
-          <w:rtl w:val="0"/>
-        </w:rPr>
-        <w:t xml:space="preserve">Subject: Discover your next Honda at Joyce Koons!</w:t>
-      </w:r>
-    </w:p>
-    <w:p>
-      <w:pPr>
-        <w:shd w:fill="ffffff" w:val="clear"/>
-        <w:spacing w:line="291.4285714285714" w:lineRule="auto"/>
-        <w:rPr>
-          <w:color w:val="161616"/>
-          <w:sz w:val="21"/>
-          <w:szCs w:val="21"/>
-        </w:rPr>
-      </w:pPr>
-      <w:r>
-        <w:rPr>
-          <w:color w:val="161616"/>
-          <w:sz w:val="21"/>
-          <w:szCs w:val="21"/>
-          <w:rtl w:val="0"/>
-        </w:rPr>
-        <w:t xml:space="preserve">&gt; Shop today at Joyce Koons Honda and save. These offers won't last long. We do not rent, sell or exchange email addresses. We encourage you not to unsubscribe so that we can keep you informed about promotions, new vehicles, service tips and service specials, but if you choose to, you can opt out here. If you prefer not to receive further emails from us,Click here to Unsubscribe</w:t>
-      </w:r>
-    </w:p>
-    <w:p>
-      <w:pPr>
-        <w:shd w:fill="f4f5f6" w:val="clear"/>
-        <w:spacing w:line="291.4285714285714" w:lineRule="auto"/>
-        <w:rPr>
-          <w:color w:val="444f5c"/>
-          <w:sz w:val="21"/>
-          <w:szCs w:val="21"/>
-        </w:rPr>
-      </w:pPr>
-      <w:r>
-        <w:rPr>
-          <w:color w:val="444f5c"/>
-          <w:sz w:val="21"/>
-          <w:szCs w:val="21"/>
-          <w:rtl w:val="0"/>
-        </w:rPr>
-        <w:t xml:space="preserve">Reply All</w:t>
-      </w:r>
-    </w:p>
-    <w:p>
-      <w:pPr>
-        <w:shd w:fill="f4f5f6" w:val="clear"/>
-        <w:spacing w:line="291.4285714285714" w:lineRule="auto"/>
-        <w:rPr>
-          <w:color w:val="444f5c"/>
-          <w:sz w:val="21"/>
-          <w:szCs w:val="21"/>
-        </w:rPr>
-      </w:pPr>
-      <w:r>
-        <w:rPr>
-          <w:color w:val="444f5c"/>
-          <w:sz w:val="21"/>
-          <w:szCs w:val="21"/>
-          <w:rtl w:val="0"/>
-        </w:rPr>
-        <w:t xml:space="preserve">Preview</w:t>
-      </w:r>
-    </w:p>
-    <w:p>
-      <w:pPr>
-        <w:shd w:fill="ffffff" w:val="clear"/>
-        <w:spacing w:line="280" w:lineRule="auto"/>
-        <w:rPr>
-          <w:color w:val="444f5c"/>
-          <w:sz w:val="18"/>
-          <w:szCs w:val="18"/>
-        </w:rPr>
-      </w:pPr>
-      <w:r>
-        <w:rPr>
-          <w:color w:val="444f5c"/>
-          <w:sz w:val="18"/>
-          <w:szCs w:val="18"/>
-          <w:rtl w:val="0"/>
-        </w:rPr>
-        <w:t xml:space="preserve">0 Open 0 Clicks</w:t>
-      </w:r>
-    </w:p>
-    <w:p>
-      <w:pPr>
-        <w:shd w:fill="ffffff" w:val="clear"/>
-        <w:spacing w:line="291.4285714285714" w:lineRule="auto"/>
-        <w:rPr>
-          <w:color w:val="161616"/>
-          <w:sz w:val="21"/>
-          <w:szCs w:val="21"/>
-        </w:rPr>
-      </w:pPr>
-      <w:r>
-        <w:rPr>
-          <w:color w:val="161616"/>
-          <w:sz w:val="21"/>
-          <w:szCs w:val="21"/>
-          <w:rtl w:val="0"/>
-        </w:rPr>
-        <w:t xml:space="preserve">Sent Campaign Email</w:t>
-      </w:r>
-    </w:p>
-    <w:p>
-      <w:pPr>
-        <w:shd w:fill="ffffff" w:val="clear"/>
-        <w:spacing w:line="291.4285714285714" w:lineRule="auto"/>
-        <w:rPr>
-          <w:color w:val="161616"/>
-          <w:sz w:val="21"/>
-          <w:szCs w:val="21"/>
-        </w:rPr>
-      </w:pPr>
-      <w:r>
-        <w:rPr>
-          <w:color w:val="161616"/>
-          <w:sz w:val="21"/>
-          <w:szCs w:val="21"/>
-          <w:rtl w:val="0"/>
-        </w:rPr>
-        <w:t xml:space="preserve">(Automatic)</w:t>
+          <w:color w:val="161616"/>
+          <w:sz w:val="21"/>
+          <w:szCs w:val="21"/>
+        </w:rPr>
+      </w:pPr>
+      <w:r>
+        <w:rPr>
+          <w:color w:val="161616"/>
+          <w:sz w:val="21"/>
+          <w:szCs w:val="21"/>
+          <w:rtl w:val="0"/>
+        </w:rPr>
+        <w:t xml:space="preserve">Note</w:t>
+      </w:r>
+    </w:p>
+    <w:p>
+      <w:pPr>
+        <w:shd w:fill="ffffff" w:val="clear"/>
+        <w:spacing w:line="291.4285714285714" w:lineRule="auto"/>
+        <w:rPr>
+          <w:color w:val="444f5c"/>
+          <w:sz w:val="21"/>
+          <w:szCs w:val="21"/>
+        </w:rPr>
+      </w:pPr>
+      <w:r>
+        <w:rPr>
+          <w:color w:val="444f5c"/>
+          <w:sz w:val="21"/>
+          <w:szCs w:val="21"/>
+          <w:rtl w:val="0"/>
+        </w:rPr>
+        <w:t xml:space="preserve">Mark Armstrong</w:t>
+      </w:r>
+    </w:p>
+    <w:p>
+      <w:pPr>
+        <w:shd w:fill="ffffff" w:val="clear"/>
+        <w:spacing w:line="291.4285714285714" w:lineRule="auto"/>
+        <w:rPr>
+          <w:color w:val="444f5c"/>
+          <w:sz w:val="21"/>
+          <w:szCs w:val="21"/>
+        </w:rPr>
+      </w:pPr>
+      <w:r>
+        <w:rPr>
+          <w:color w:val="444f5c"/>
+          <w:sz w:val="21"/>
+          <w:szCs w:val="21"/>
+          <w:rtl w:val="0"/>
+        </w:rPr>
+        <w:t xml:space="preserve">Oct 9 2026 6:38 PM</w:t>
+      </w:r>
+    </w:p>
+    <w:p>
+      <w:pPr>
+        <w:shd w:fill="ffffff" w:val="clear"/>
+        <w:spacing w:line="291.4285714285714" w:lineRule="auto"/>
+        <w:rPr>
+          <w:color w:val="161616"/>
+          <w:sz w:val="21"/>
+          <w:szCs w:val="21"/>
+        </w:rPr>
+      </w:pPr>
+      <w:r>
+        <w:rPr>
+          <w:color w:val="161616"/>
+          <w:sz w:val="21"/>
+          <w:szCs w:val="21"/>
+          <w:rtl w:val="0"/>
+        </w:rPr>
+        <w:t xml:space="preserve">I called and left a voicemail to the customer’s machine.</w:t>
+      </w:r>
+    </w:p>
+    <w:p>
+      <w:pPr>
+        <w:shd w:fill="ffffff" w:val="clear"/>
+        <w:spacing w:line="291.4285714285714" w:lineRule="auto"/>
+        <w:rPr>
+          <w:color w:val="161616"/>
+          <w:sz w:val="21"/>
+          <w:szCs w:val="21"/>
+        </w:rPr>
+      </w:pPr>
+      <w:r>
+        <w:rPr>
+          <w:color w:val="161616"/>
+          <w:sz w:val="21"/>
+          <w:szCs w:val="21"/>
+          <w:rtl w:val="0"/>
+        </w:rPr>
+        <w:t xml:space="preserve">Outbound Voicemail</w:t>
+      </w:r>
+    </w:p>
+    <w:p>
+      <w:pPr>
+        <w:shd w:fill="ffffff" w:val="clear"/>
+        <w:spacing w:line="291.4285714285714" w:lineRule="auto"/>
+        <w:rPr>
+          <w:color w:val="444f5c"/>
+          <w:sz w:val="21"/>
+          <w:szCs w:val="21"/>
+        </w:rPr>
+      </w:pPr>
+      <w:r>
+        <w:rPr>
+          <w:color w:val="444f5c"/>
+          <w:sz w:val="21"/>
+          <w:szCs w:val="21"/>
+          <w:rtl w:val="0"/>
+        </w:rPr>
+        <w:t xml:space="preserve">Mark Armstrong</w:t>
+      </w:r>
+    </w:p>
+    <w:p>
+      <w:pPr>
+        <w:shd w:fill="ffffff" w:val="clear"/>
+        <w:spacing w:line="291.4285714285714" w:lineRule="auto"/>
+        <w:rPr>
+          <w:color w:val="444f5c"/>
+          <w:sz w:val="21"/>
+          <w:szCs w:val="21"/>
+        </w:rPr>
+      </w:pPr>
+      <w:r>
+        <w:rPr>
+          <w:color w:val="444f5c"/>
+          <w:sz w:val="21"/>
+          <w:szCs w:val="21"/>
+          <w:rtl w:val="0"/>
+        </w:rPr>
+        <w:t xml:space="preserve">Oct 9 2026 6:37 PM</w:t>
+      </w:r>
+    </w:p>
+    <w:p>
+      <w:pPr>
+        <w:shd w:fill="ffffff" w:val="clear"/>
+        <w:spacing w:line="291.4285714285714" w:lineRule="auto"/>
+        <w:rPr>
+          <w:color w:val="161616"/>
+          <w:sz w:val="21"/>
+          <w:szCs w:val="21"/>
+        </w:rPr>
+      </w:pPr>
+      <w:r>
+        <w:rPr>
+          <w:color w:val="161616"/>
+          <w:sz w:val="21"/>
+          <w:szCs w:val="21"/>
+          <w:rtl w:val="0"/>
+        </w:rPr>
+        <w:t xml:space="preserve">Called +1 (301) 919 - 7097 and left voicemail</w:t>
+      </w:r>
+    </w:p>
+    <w:p>
+      <w:pPr>
+        <w:shd w:fill="ffffff" w:val="clear"/>
+        <w:spacing w:line="291.4285714285714" w:lineRule="auto"/>
+        <w:rPr>
+          <w:color w:val="161616"/>
+          <w:sz w:val="21"/>
+          <w:szCs w:val="21"/>
+        </w:rPr>
+      </w:pPr>
+      <w:r>
+        <w:rPr>
+          <w:color w:val="161616"/>
+          <w:sz w:val="21"/>
+          <w:szCs w:val="21"/>
+          <w:rtl w:val="0"/>
+        </w:rPr>
+        <w:t xml:space="preserve">Duration 00:27</w:t>
+      </w:r>
+    </w:p>
+    <w:p>
+      <w:pPr>
+        <w:shd w:fill="ffffff" w:val="clear"/>
+        <w:spacing w:line="291.4285714285714" w:lineRule="auto"/>
+        <w:rPr>
+          <w:color w:val="161616"/>
+          <w:sz w:val="21"/>
+          <w:szCs w:val="21"/>
+        </w:rPr>
+      </w:pPr>
+      <w:r>
+        <w:rPr>
+          <w:color w:val="161616"/>
+          <w:sz w:val="21"/>
+          <w:szCs w:val="21"/>
+          <w:rtl w:val="0"/>
+        </w:rPr>
+        <w:t xml:space="preserve">Note: I called and left a voicemail to the customer’s machine.</w:t>
+      </w:r>
+    </w:p>
+    <w:p>
+      <w:pPr>
+        <w:shd w:fill="ffffff" w:val="clear"/>
+        <w:spacing w:line="291.4285714285714" w:lineRule="auto"/>
+        <w:rPr>
+          <w:color w:val="161616"/>
+          <w:sz w:val="21"/>
+          <w:szCs w:val="21"/>
+        </w:rPr>
+      </w:pPr>
+      <w:r>
+        <w:rPr>
+          <w:color w:val="161616"/>
+          <w:sz w:val="21"/>
+          <w:szCs w:val="21"/>
+          <w:rtl w:val="0"/>
+        </w:rPr>
+        <w:t xml:space="preserve">Engaged Lead Follow Up</w:t>
       </w:r>
     </w:p>
     <w:p>
@@ -1780,87 +2080,227 @@
           <w:szCs w:val="21"/>
           <w:rtl w:val="0"/>
         </w:rPr>
-        <w:t xml:space="preserve">Oct 7 2026 11:18 AM</w:t>
-      </w:r>
-    </w:p>
-    <w:p>
-      <w:pPr>
-        <w:shd w:fill="ffffff" w:val="clear"/>
-        <w:spacing w:line="274.2857142857143" w:lineRule="auto"/>
-        <w:rPr>
-          <w:color w:val="444f5c"/>
-          <w:sz w:val="21"/>
-          <w:szCs w:val="21"/>
-        </w:rPr>
-      </w:pPr>
-      <w:r>
-        <w:rPr>
-          <w:color w:val="444f5c"/>
-          <w:sz w:val="21"/>
-          <w:szCs w:val="21"/>
-          <w:rtl w:val="0"/>
-        </w:rPr>
-        <w:t xml:space="preserve">Subject: Discover your next Honda at Joyce Koons!</w:t>
-      </w:r>
-    </w:p>
-    <w:p>
-      <w:pPr>
-        <w:shd w:fill="ffffff" w:val="clear"/>
-        <w:spacing w:line="291.4285714285714" w:lineRule="auto"/>
-        <w:rPr>
-          <w:color w:val="161616"/>
-          <w:sz w:val="21"/>
-          <w:szCs w:val="21"/>
-        </w:rPr>
-      </w:pPr>
-      <w:r>
-        <w:rPr>
-          <w:color w:val="161616"/>
-          <w:sz w:val="21"/>
-          <w:szCs w:val="21"/>
-          <w:rtl w:val="0"/>
-        </w:rPr>
-        <w:t xml:space="preserve">&gt; Shop today at Joyce Koons Honda and save. These offers won't last long. We do not rent, sell or exchange email addresses. We encourage you not to unsubscribe so that we can keep you informed about promotions, new vehicles, service tips and service specials, but if you choose to, you can opt out here. If you prefer not to receive further emails from us,Click here to Unsubscribe</w:t>
-      </w:r>
-    </w:p>
-    <w:p>
-      <w:pPr>
-        <w:shd w:fill="f4f5f6" w:val="clear"/>
-        <w:spacing w:line="291.4285714285714" w:lineRule="auto"/>
-        <w:rPr>
-          <w:color w:val="444f5c"/>
-          <w:sz w:val="21"/>
-          <w:szCs w:val="21"/>
-        </w:rPr>
-      </w:pPr>
-      <w:r>
-        <w:rPr>
-          <w:color w:val="444f5c"/>
-          <w:sz w:val="21"/>
-          <w:szCs w:val="21"/>
-          <w:rtl w:val="0"/>
-        </w:rPr>
-        <w:t xml:space="preserve">Preview</w:t>
-      </w:r>
-    </w:p>
-    <w:p>
-      <w:pPr>
-        <w:shd w:fill="ffffff" w:val="clear"/>
-        <w:spacing w:line="291.4285714285714" w:lineRule="auto"/>
-        <w:rPr>
-          <w:color w:val="161616"/>
-          <w:sz w:val="21"/>
-          <w:szCs w:val="21"/>
-        </w:rPr>
-      </w:pPr>
-      <w:r>
-        <w:rPr>
-          <w:color w:val="161616"/>
-          <w:sz w:val="21"/>
-          <w:szCs w:val="21"/>
-          <w:rtl w:val="0"/>
-        </w:rPr>
-        <w:t xml:space="preserve">Engaged Lead Follow Up</w:t>
+        <w:t xml:space="preserve">Oct 9 2026 10:18 AM</w:t>
+      </w:r>
+    </w:p>
+    <w:p>
+      <w:pPr>
+        <w:shd w:fill="ffffff" w:val="clear"/>
+        <w:spacing w:line="291.4285714285714" w:lineRule="auto"/>
+        <w:rPr>
+          <w:color w:val="444f5c"/>
+          <w:sz w:val="21"/>
+          <w:szCs w:val="21"/>
+        </w:rPr>
+      </w:pPr>
+      <w:r>
+        <w:rPr>
+          <w:color w:val="444f5c"/>
+          <w:sz w:val="21"/>
+          <w:szCs w:val="21"/>
+          <w:rtl w:val="0"/>
+        </w:rPr>
+        <w:t xml:space="preserve">Lead is in the Engaged Stage, follow up with lead or reschedule this follow up task.</w:t>
+      </w:r>
+    </w:p>
+    <w:p>
+      <w:pPr>
+        <w:shd w:fill="ffffff" w:val="clear"/>
+        <w:spacing w:line="291.4285714285714" w:lineRule="auto"/>
+        <w:rPr>
+          <w:color w:val="444f5c"/>
+          <w:sz w:val="21"/>
+          <w:szCs w:val="21"/>
+        </w:rPr>
+      </w:pPr>
+      <w:r>
+        <w:rPr>
+          <w:color w:val="444f5c"/>
+          <w:sz w:val="21"/>
+          <w:szCs w:val="21"/>
+          <w:rtl w:val="0"/>
+        </w:rPr>
+        <w:t xml:space="preserve">High</w:t>
+      </w:r>
+    </w:p>
+    <w:p>
+      <w:pPr>
+        <w:shd w:fill="ffffff" w:val="clear"/>
+        <w:spacing w:line="291.4285714285714" w:lineRule="auto"/>
+        <w:rPr>
+          <w:color w:val="161616"/>
+          <w:sz w:val="21"/>
+          <w:szCs w:val="21"/>
+        </w:rPr>
+      </w:pPr>
+      <w:r>
+        <w:rPr>
+          <w:color w:val="161616"/>
+          <w:sz w:val="21"/>
+          <w:szCs w:val="21"/>
+          <w:rtl w:val="0"/>
+        </w:rPr>
+        <w:t xml:space="preserve">Last Friday</w:t>
+      </w:r>
+    </w:p>
+    <w:p>
+      <w:pPr>
+        <w:shd w:fill="ffffff" w:val="clear"/>
+        <w:spacing w:line="291.4285714285714" w:lineRule="auto"/>
+        <w:rPr>
+          <w:color w:val="161616"/>
+          <w:sz w:val="21"/>
+          <w:szCs w:val="21"/>
+        </w:rPr>
+      </w:pPr>
+      <w:r>
+        <w:rPr>
+          <w:color w:val="161616"/>
+          <w:sz w:val="21"/>
+          <w:szCs w:val="21"/>
+          <w:rtl w:val="0"/>
+        </w:rPr>
+        <w:t xml:space="preserve">Done</w:t>
+      </w:r>
+    </w:p>
+    <w:p>
+      <w:pPr>
+        <w:shd w:fill="ffffff" w:val="clear"/>
+        <w:spacing w:line="291.4285714285714" w:lineRule="auto"/>
+        <w:rPr>
+          <w:color w:val="969aa3"/>
+          <w:sz w:val="21"/>
+          <w:szCs w:val="21"/>
+        </w:rPr>
+      </w:pPr>
+      <w:r>
+        <w:rPr>
+          <w:color w:val="969aa3"/>
+          <w:sz w:val="21"/>
+          <w:szCs w:val="21"/>
+          <w:rtl w:val="0"/>
+        </w:rPr>
+        <w:t xml:space="preserve">Assigned To:</w:t>
+      </w:r>
+    </w:p>
+    <w:p>
+      <w:pPr>
+        <w:shd w:fill="ffffff" w:val="clear"/>
+        <w:spacing w:line="291.4285714285714" w:lineRule="auto"/>
+        <w:rPr>
+          <w:color w:val="444f5c"/>
+          <w:sz w:val="21"/>
+          <w:szCs w:val="21"/>
+        </w:rPr>
+      </w:pPr>
+      <w:r>
+        <w:rPr>
+          <w:color w:val="444f5c"/>
+          <w:sz w:val="21"/>
+          <w:szCs w:val="21"/>
+          <w:rtl w:val="0"/>
+        </w:rPr>
+        <w:t xml:space="preserve">Mark Armstrong</w:t>
+      </w:r>
+    </w:p>
+    <w:p>
+      <w:pPr>
+        <w:shd w:fill="ffffff" w:val="clear"/>
+        <w:spacing w:line="291.4285714285714" w:lineRule="auto"/>
+        <w:rPr>
+          <w:color w:val="161616"/>
+          <w:sz w:val="21"/>
+          <w:szCs w:val="21"/>
+        </w:rPr>
+      </w:pPr>
+      <w:r>
+        <w:rPr>
+          <w:color w:val="161616"/>
+          <w:sz w:val="21"/>
+          <w:szCs w:val="21"/>
+          <w:rtl w:val="0"/>
+        </w:rPr>
+        <w:t xml:space="preserve">Text Sent</w:t>
+      </w:r>
+    </w:p>
+    <w:p>
+      <w:pPr>
+        <w:shd w:fill="ffffff" w:val="clear"/>
+        <w:spacing w:line="291.4285714285714" w:lineRule="auto"/>
+        <w:rPr>
+          <w:color w:val="444f5c"/>
+          <w:sz w:val="21"/>
+          <w:szCs w:val="21"/>
+        </w:rPr>
+      </w:pPr>
+      <w:r>
+        <w:rPr>
+          <w:color w:val="444f5c"/>
+          <w:sz w:val="21"/>
+          <w:szCs w:val="21"/>
+          <w:rtl w:val="0"/>
+        </w:rPr>
+        <w:t xml:space="preserve">Mark Armstrong</w:t>
+      </w:r>
+    </w:p>
+    <w:p>
+      <w:pPr>
+        <w:shd w:fill="ffffff" w:val="clear"/>
+        <w:spacing w:line="291.4285714285714" w:lineRule="auto"/>
+        <w:rPr>
+          <w:color w:val="444f5c"/>
+          <w:sz w:val="21"/>
+          <w:szCs w:val="21"/>
+        </w:rPr>
+      </w:pPr>
+      <w:r>
+        <w:rPr>
+          <w:color w:val="444f5c"/>
+          <w:sz w:val="21"/>
+          <w:szCs w:val="21"/>
+          <w:rtl w:val="0"/>
+        </w:rPr>
+        <w:t xml:space="preserve">Oct 8 2026 12:10 PM</w:t>
+      </w:r>
+    </w:p>
+    <w:p>
+      <w:pPr>
+        <w:shd w:fill="ffffff" w:val="clear"/>
+        <w:spacing w:line="291.4285714285714" w:lineRule="auto"/>
+        <w:rPr>
+          <w:color w:val="161616"/>
+          <w:sz w:val="21"/>
+          <w:szCs w:val="21"/>
+        </w:rPr>
+      </w:pPr>
+      <w:r>
+        <w:rPr>
+          <w:color w:val="161616"/>
+          <w:sz w:val="21"/>
+          <w:szCs w:val="21"/>
+          <w:rtl w:val="0"/>
+        </w:rPr>
+        <w:t xml:space="preserve">were you able to talk to your husband about the vehicle?</w:t>
+      </w:r>
+    </w:p>
+    <w:p>
+      <w:pPr>
+        <w:shd w:fill="ffffff" w:val="clear"/>
+        <w:spacing w:line="291.4285714285714" w:lineRule="auto"/>
+        <w:rPr>
+          <w:color w:val="161616"/>
+          <w:sz w:val="21"/>
+          <w:szCs w:val="21"/>
+        </w:rPr>
+      </w:pPr>
+      <w:r>
+        <w:rPr>
+          <w:color w:val="161616"/>
+          <w:sz w:val="21"/>
+          <w:szCs w:val="21"/>
+          <w:rtl w:val="0"/>
+        </w:rPr>
+        <w:t xml:space="preserve">Conversica Message</w:t>
       </w:r>
     </w:p>
     <w:p>
@@ -1900,2122 +2340,231 @@
           <w:szCs w:val="21"/>
           <w:rtl w:val="0"/>
         </w:rPr>
-        <w:t xml:space="preserve">Oct 7 2026 10:18 AM</w:t>
-      </w:r>
-    </w:p>
-    <w:p>
-      <w:pPr>
-        <w:shd w:fill="ffffff" w:val="clear"/>
-        <w:spacing w:line="291.4285714285714" w:lineRule="auto"/>
-        <w:rPr>
-          <w:color w:val="444f5c"/>
-          <w:sz w:val="21"/>
-          <w:szCs w:val="21"/>
-        </w:rPr>
-      </w:pPr>
-      <w:r>
-        <w:rPr>
-          <w:color w:val="444f5c"/>
-          <w:sz w:val="21"/>
-          <w:szCs w:val="21"/>
-          <w:rtl w:val="0"/>
-        </w:rPr>
-        <w:t xml:space="preserve">Lead is in the Engaged Stage, follow up with lead or reschedule this follow up task.</w:t>
-      </w:r>
-    </w:p>
-    <w:p>
-      <w:pPr>
-        <w:shd w:fill="ffffff" w:val="clear"/>
-        <w:spacing w:line="291.4285714285714" w:lineRule="auto"/>
-        <w:rPr>
-          <w:color w:val="444f5c"/>
-          <w:sz w:val="21"/>
-          <w:szCs w:val="21"/>
-        </w:rPr>
-      </w:pPr>
-      <w:r>
-        <w:rPr>
-          <w:color w:val="444f5c"/>
-          <w:sz w:val="21"/>
-          <w:szCs w:val="21"/>
-          <w:rtl w:val="0"/>
-        </w:rPr>
-        <w:t xml:space="preserve">High</w:t>
-      </w:r>
-    </w:p>
-    <w:p>
-      <w:pPr>
-        <w:shd w:fill="ffffff" w:val="clear"/>
-        <w:spacing w:line="291.4285714285714" w:lineRule="auto"/>
-        <w:rPr>
-          <w:color w:val="161616"/>
-          <w:sz w:val="21"/>
-          <w:szCs w:val="21"/>
-        </w:rPr>
-      </w:pPr>
-      <w:r>
-        <w:rPr>
-          <w:color w:val="161616"/>
-          <w:sz w:val="21"/>
-          <w:szCs w:val="21"/>
-          <w:rtl w:val="0"/>
-        </w:rPr>
-        <w:t xml:space="preserve">Yesterday</w:t>
-      </w:r>
-    </w:p>
-    <w:p>
-      <w:pPr>
-        <w:shd w:fill="ffffff" w:val="clear"/>
-        <w:spacing w:line="291.4285714285714" w:lineRule="auto"/>
-        <w:rPr>
-          <w:color w:val="161616"/>
-          <w:sz w:val="21"/>
-          <w:szCs w:val="21"/>
-        </w:rPr>
-      </w:pPr>
-      <w:r>
-        <w:rPr>
-          <w:color w:val="161616"/>
-          <w:sz w:val="21"/>
-          <w:szCs w:val="21"/>
-          <w:rtl w:val="0"/>
-        </w:rPr>
-        <w:t xml:space="preserve">Done</w:t>
-      </w:r>
-    </w:p>
-    <w:p>
-      <w:pPr>
-        <w:shd w:fill="ffffff" w:val="clear"/>
-        <w:spacing w:line="291.4285714285714" w:lineRule="auto"/>
-        <w:rPr>
-          <w:color w:val="969aa3"/>
-          <w:sz w:val="21"/>
-          <w:szCs w:val="21"/>
-        </w:rPr>
-      </w:pPr>
-      <w:r>
-        <w:rPr>
-          <w:color w:val="969aa3"/>
-          <w:sz w:val="21"/>
-          <w:szCs w:val="21"/>
-          <w:rtl w:val="0"/>
-        </w:rPr>
-        <w:t xml:space="preserve">Assigned To:</w:t>
-      </w:r>
-    </w:p>
-    <w:p>
-      <w:pPr>
-        <w:shd w:fill="ffffff" w:val="clear"/>
-        <w:spacing w:line="291.4285714285714" w:lineRule="auto"/>
-        <w:rPr>
-          <w:color w:val="444f5c"/>
-          <w:sz w:val="21"/>
-          <w:szCs w:val="21"/>
-        </w:rPr>
-      </w:pPr>
-      <w:r>
-        <w:rPr>
-          <w:color w:val="444f5c"/>
-          <w:sz w:val="21"/>
-          <w:szCs w:val="21"/>
-          <w:rtl w:val="0"/>
-        </w:rPr>
-        <w:t xml:space="preserve">Mark Armstrong</w:t>
-      </w:r>
-    </w:p>
-    <w:p>
-      <w:pPr>
-        <w:shd w:fill="ffffff" w:val="clear"/>
-        <w:spacing w:line="291.4285714285714" w:lineRule="auto"/>
-        <w:rPr>
-          <w:color w:val="161616"/>
-          <w:sz w:val="21"/>
-          <w:szCs w:val="21"/>
-        </w:rPr>
-      </w:pPr>
-      <w:r>
-        <w:rPr>
-          <w:color w:val="161616"/>
-          <w:sz w:val="21"/>
-          <w:szCs w:val="21"/>
-          <w:rtl w:val="0"/>
-        </w:rPr>
-        <w:t xml:space="preserve">Note</w:t>
-      </w:r>
-    </w:p>
-    <w:p>
-      <w:pPr>
-        <w:shd w:fill="ffffff" w:val="clear"/>
-        <w:spacing w:line="291.4285714285714" w:lineRule="auto"/>
-        <w:rPr>
-          <w:color w:val="444f5c"/>
-          <w:sz w:val="21"/>
-          <w:szCs w:val="21"/>
-        </w:rPr>
-      </w:pPr>
-      <w:r>
-        <w:rPr>
-          <w:color w:val="444f5c"/>
-          <w:sz w:val="21"/>
-          <w:szCs w:val="21"/>
-          <w:rtl w:val="0"/>
-        </w:rPr>
-        <w:t xml:space="preserve">Mark Armstrong</w:t>
-      </w:r>
-    </w:p>
-    <w:p>
-      <w:pPr>
-        <w:shd w:fill="ffffff" w:val="clear"/>
-        <w:spacing w:line="291.4285714285714" w:lineRule="auto"/>
-        <w:rPr>
-          <w:color w:val="444f5c"/>
-          <w:sz w:val="21"/>
-          <w:szCs w:val="21"/>
-        </w:rPr>
-      </w:pPr>
-      <w:r>
-        <w:rPr>
-          <w:color w:val="444f5c"/>
-          <w:sz w:val="21"/>
-          <w:szCs w:val="21"/>
-          <w:rtl w:val="0"/>
-        </w:rPr>
-        <w:t xml:space="preserve">Oct 6 2026 5:45 PM</w:t>
-      </w:r>
-    </w:p>
-    <w:p>
-      <w:pPr>
-        <w:shd w:fill="ffffff" w:val="clear"/>
-        <w:spacing w:line="291.4285714285714" w:lineRule="auto"/>
-        <w:rPr>
-          <w:color w:val="161616"/>
-          <w:sz w:val="21"/>
-          <w:szCs w:val="21"/>
-        </w:rPr>
-      </w:pPr>
-      <w:r>
-        <w:rPr>
-          <w:color w:val="161616"/>
-          <w:sz w:val="21"/>
-          <w:szCs w:val="21"/>
-          <w:rtl w:val="0"/>
-        </w:rPr>
-        <w:t xml:space="preserve">going to talk to husband</w:t>
-      </w:r>
-    </w:p>
-    <w:p>
-      <w:pPr>
-        <w:shd w:fill="ffffff" w:val="clear"/>
-        <w:spacing w:line="291.4285714285714" w:lineRule="auto"/>
-        <w:rPr>
-          <w:color w:val="161616"/>
-          <w:sz w:val="21"/>
-          <w:szCs w:val="21"/>
-        </w:rPr>
-      </w:pPr>
-      <w:r>
-        <w:rPr>
-          <w:color w:val="161616"/>
-          <w:sz w:val="21"/>
-          <w:szCs w:val="21"/>
-          <w:rtl w:val="0"/>
-        </w:rPr>
-        <w:t xml:space="preserve">Text Sent</w:t>
-      </w:r>
-    </w:p>
-    <w:p>
-      <w:pPr>
-        <w:shd w:fill="ffffff" w:val="clear"/>
-        <w:spacing w:line="291.4285714285714" w:lineRule="auto"/>
-        <w:rPr>
-          <w:color w:val="444f5c"/>
-          <w:sz w:val="21"/>
-          <w:szCs w:val="21"/>
-        </w:rPr>
-      </w:pPr>
-      <w:r>
-        <w:rPr>
-          <w:color w:val="444f5c"/>
-          <w:sz w:val="21"/>
-          <w:szCs w:val="21"/>
-          <w:rtl w:val="0"/>
-        </w:rPr>
-        <w:t xml:space="preserve">Mark Armstrong</w:t>
-      </w:r>
-    </w:p>
-    <w:p>
-      <w:pPr>
-        <w:shd w:fill="ffffff" w:val="clear"/>
-        <w:spacing w:line="291.4285714285714" w:lineRule="auto"/>
-        <w:rPr>
-          <w:color w:val="444f5c"/>
-          <w:sz w:val="21"/>
-          <w:szCs w:val="21"/>
-        </w:rPr>
-      </w:pPr>
-      <w:r>
-        <w:rPr>
-          <w:color w:val="444f5c"/>
-          <w:sz w:val="21"/>
-          <w:szCs w:val="21"/>
-          <w:rtl w:val="0"/>
-        </w:rPr>
-        <w:t xml:space="preserve">Oct 6 2026 5:39 PM</w:t>
-      </w:r>
-    </w:p>
-    <w:p>
-      <w:pPr>
-        <w:shd w:fill="ffffff" w:val="clear"/>
-        <w:spacing w:line="291.4285714285714" w:lineRule="auto"/>
-        <w:rPr>
-          <w:color w:val="161616"/>
-          <w:sz w:val="21"/>
-          <w:szCs w:val="21"/>
-        </w:rPr>
-      </w:pPr>
-      <w:r>
-        <w:rPr>
-          <w:color w:val="161616"/>
-          <w:sz w:val="21"/>
-          <w:szCs w:val="21"/>
-          <w:rtl w:val="0"/>
-        </w:rPr>
-        <w:t xml:space="preserve">https://www.joycekoonshonda.com/vehicle/New/2026/Honda/Pilot/5FNYG1H68TB062717/</w:t>
-      </w:r>
-    </w:p>
-    <w:p>
-      <w:pPr>
-        <w:shd w:fill="ffffff" w:val="clear"/>
-        <w:spacing w:line="291.4285714285714" w:lineRule="auto"/>
-        <w:rPr>
-          <w:color w:val="161616"/>
-          <w:sz w:val="21"/>
-          <w:szCs w:val="21"/>
-        </w:rPr>
-      </w:pPr>
-      <w:r>
-        <w:rPr>
-          <w:color w:val="161616"/>
-          <w:sz w:val="21"/>
-          <w:szCs w:val="21"/>
-          <w:rtl w:val="0"/>
-        </w:rPr>
-        <w:t xml:space="preserve">Outbound Call</w:t>
-      </w:r>
-    </w:p>
-    <w:p>
-      <w:pPr>
-        <w:shd w:fill="ffffff" w:val="clear"/>
-        <w:spacing w:line="291.4285714285714" w:lineRule="auto"/>
-        <w:rPr>
-          <w:color w:val="444f5c"/>
-          <w:sz w:val="21"/>
-          <w:szCs w:val="21"/>
-        </w:rPr>
-      </w:pPr>
-      <w:r>
-        <w:rPr>
-          <w:color w:val="444f5c"/>
-          <w:sz w:val="21"/>
-          <w:szCs w:val="21"/>
-          <w:rtl w:val="0"/>
-        </w:rPr>
-        <w:t xml:space="preserve">Mark Armstrong</w:t>
-      </w:r>
-    </w:p>
-    <w:p>
-      <w:pPr>
-        <w:shd w:fill="ffffff" w:val="clear"/>
-        <w:spacing w:line="291.4285714285714" w:lineRule="auto"/>
-        <w:rPr>
-          <w:color w:val="444f5c"/>
-          <w:sz w:val="21"/>
-          <w:szCs w:val="21"/>
-        </w:rPr>
-      </w:pPr>
-      <w:r>
-        <w:rPr>
-          <w:color w:val="444f5c"/>
-          <w:sz w:val="21"/>
-          <w:szCs w:val="21"/>
-          <w:rtl w:val="0"/>
-        </w:rPr>
-        <w:t xml:space="preserve">Oct 6 2026 5:31 PM</w:t>
-      </w:r>
-    </w:p>
-    <w:p>
-      <w:pPr>
-        <w:shd w:fill="ffffff" w:val="clear"/>
-        <w:spacing w:line="291.4285714285714" w:lineRule="auto"/>
-        <w:rPr>
-          <w:color w:val="161616"/>
-          <w:sz w:val="21"/>
-          <w:szCs w:val="21"/>
-        </w:rPr>
-      </w:pPr>
-      <w:r>
-        <w:rPr>
-          <w:color w:val="161616"/>
-          <w:sz w:val="21"/>
-          <w:szCs w:val="21"/>
-          <w:rtl w:val="0"/>
-        </w:rPr>
-        <w:t xml:space="preserve">Called +1 (301) 919 - 7097 and contacted</w:t>
-      </w:r>
-    </w:p>
-    <w:p>
-      <w:pPr>
-        <w:shd w:fill="ffffff" w:val="clear"/>
-        <w:spacing w:line="291.4285714285714" w:lineRule="auto"/>
-        <w:rPr>
-          <w:color w:val="161616"/>
-          <w:sz w:val="21"/>
-          <w:szCs w:val="21"/>
-        </w:rPr>
-      </w:pPr>
-      <w:r>
-        <w:rPr>
-          <w:color w:val="161616"/>
-          <w:sz w:val="21"/>
-          <w:szCs w:val="21"/>
-          <w:rtl w:val="0"/>
-        </w:rPr>
-        <w:t xml:space="preserve">Duration 12:53</w:t>
-      </w:r>
-    </w:p>
-    <w:p>
-      <w:pPr>
-        <w:shd w:fill="ffffff" w:val="clear"/>
-        <w:spacing w:line="291.4285714285714" w:lineRule="auto"/>
-        <w:rPr>
-          <w:color w:val="161616"/>
-          <w:sz w:val="21"/>
-          <w:szCs w:val="21"/>
-        </w:rPr>
-      </w:pPr>
-      <w:r>
-        <w:rPr>
-          <w:color w:val="161616"/>
-          <w:sz w:val="21"/>
-          <w:szCs w:val="21"/>
-          <w:rtl w:val="0"/>
-        </w:rPr>
-        <w:t xml:space="preserve">Missed Call</w:t>
-      </w:r>
-    </w:p>
-    <w:p>
-      <w:pPr>
-        <w:shd w:fill="ffffff" w:val="clear"/>
-        <w:spacing w:line="291.4285714285714" w:lineRule="auto"/>
-        <w:rPr>
-          <w:color w:val="444f5c"/>
-          <w:sz w:val="21"/>
-          <w:szCs w:val="21"/>
-        </w:rPr>
-      </w:pPr>
-      <w:r>
-        <w:rPr>
-          <w:color w:val="444f5c"/>
-          <w:sz w:val="21"/>
-          <w:szCs w:val="21"/>
-          <w:rtl w:val="0"/>
-        </w:rPr>
-        <w:t xml:space="preserve">Mark Armstrong</w:t>
-      </w:r>
-    </w:p>
-    <w:p>
-      <w:pPr>
-        <w:shd w:fill="ffffff" w:val="clear"/>
-        <w:spacing w:line="291.4285714285714" w:lineRule="auto"/>
-        <w:rPr>
-          <w:color w:val="444f5c"/>
-          <w:sz w:val="21"/>
-          <w:szCs w:val="21"/>
-        </w:rPr>
-      </w:pPr>
-      <w:r>
-        <w:rPr>
-          <w:color w:val="444f5c"/>
-          <w:sz w:val="21"/>
-          <w:szCs w:val="21"/>
-          <w:rtl w:val="0"/>
-        </w:rPr>
-        <w:t xml:space="preserve">Oct 6 2026 5:16 PM</w:t>
-      </w:r>
-    </w:p>
-    <w:p>
-      <w:pPr>
-        <w:shd w:fill="ffffff" w:val="clear"/>
-        <w:spacing w:line="291.4285714285714" w:lineRule="auto"/>
-        <w:rPr>
-          <w:color w:val="161616"/>
-          <w:sz w:val="21"/>
-          <w:szCs w:val="21"/>
-        </w:rPr>
-      </w:pPr>
-      <w:r>
-        <w:rPr>
-          <w:color w:val="161616"/>
-          <w:sz w:val="21"/>
-          <w:szCs w:val="21"/>
-          <w:rtl w:val="0"/>
-        </w:rPr>
-        <w:t xml:space="preserve">Missed a call from +1 (301) 919 - 7097</w:t>
-      </w:r>
-    </w:p>
-    <w:p>
-      <w:pPr>
-        <w:shd w:fill="f4f5f6" w:val="clear"/>
-        <w:spacing w:line="291.4285714285714" w:lineRule="auto"/>
-        <w:rPr>
-          <w:color w:val="444f5c"/>
-          <w:sz w:val="21"/>
-          <w:szCs w:val="21"/>
-        </w:rPr>
-      </w:pPr>
-      <w:r>
-        <w:rPr>
-          <w:color w:val="444f5c"/>
-          <w:sz w:val="21"/>
-          <w:szCs w:val="21"/>
-          <w:rtl w:val="0"/>
-        </w:rPr>
-        <w:t xml:space="preserve">Call Back</w:t>
-      </w:r>
-    </w:p>
-    <w:p>
-      <w:pPr>
-        <w:shd w:fill="ffffff" w:val="clear"/>
-        <w:spacing w:line="291.4285714285714" w:lineRule="auto"/>
-        <w:rPr>
-          <w:color w:val="161616"/>
-          <w:sz w:val="21"/>
-          <w:szCs w:val="21"/>
-        </w:rPr>
-      </w:pPr>
-      <w:r>
-        <w:rPr>
-          <w:color w:val="161616"/>
-          <w:sz w:val="21"/>
-          <w:szCs w:val="21"/>
-          <w:rtl w:val="0"/>
-        </w:rPr>
-        <w:t xml:space="preserve">Text Sent</w:t>
-      </w:r>
-    </w:p>
-    <w:p>
-      <w:pPr>
-        <w:shd w:fill="ffffff" w:val="clear"/>
-        <w:spacing w:line="291.4285714285714" w:lineRule="auto"/>
-        <w:rPr>
-          <w:color w:val="444f5c"/>
-          <w:sz w:val="21"/>
-          <w:szCs w:val="21"/>
-        </w:rPr>
-      </w:pPr>
-      <w:r>
-        <w:rPr>
-          <w:color w:val="444f5c"/>
-          <w:sz w:val="21"/>
-          <w:szCs w:val="21"/>
-          <w:rtl w:val="0"/>
-        </w:rPr>
-        <w:t xml:space="preserve">Mark Armstrong</w:t>
-      </w:r>
-    </w:p>
-    <w:p>
-      <w:pPr>
-        <w:shd w:fill="ffffff" w:val="clear"/>
-        <w:spacing w:line="291.4285714285714" w:lineRule="auto"/>
-        <w:rPr>
-          <w:color w:val="444f5c"/>
-          <w:sz w:val="21"/>
-          <w:szCs w:val="21"/>
-        </w:rPr>
-      </w:pPr>
-      <w:r>
-        <w:rPr>
-          <w:color w:val="444f5c"/>
-          <w:sz w:val="21"/>
-          <w:szCs w:val="21"/>
-          <w:rtl w:val="0"/>
-        </w:rPr>
-        <w:t xml:space="preserve">Oct 6 2026 5:15 PM</w:t>
-      </w:r>
-    </w:p>
-    <w:p>
-      <w:pPr>
-        <w:shd w:fill="ffffff" w:val="clear"/>
-        <w:spacing w:line="291.4285714285714" w:lineRule="auto"/>
-        <w:rPr>
-          <w:color w:val="161616"/>
-          <w:sz w:val="21"/>
-          <w:szCs w:val="21"/>
-        </w:rPr>
-      </w:pPr>
-      <w:r>
-        <w:rPr>
-          <w:color w:val="161616"/>
-          <w:sz w:val="21"/>
-          <w:szCs w:val="21"/>
-          <w:rtl w:val="0"/>
-        </w:rPr>
-        <w:t xml:space="preserve">How much are you looking to spend</w:t>
-      </w:r>
-    </w:p>
-    <w:p>
-      <w:pPr>
-        <w:shd w:fill="ffffff" w:val="clear"/>
-        <w:spacing w:line="291.4285714285714" w:lineRule="auto"/>
-        <w:rPr>
-          <w:color w:val="161616"/>
-          <w:sz w:val="21"/>
-          <w:szCs w:val="21"/>
-        </w:rPr>
-      </w:pPr>
-      <w:r>
-        <w:rPr>
-          <w:color w:val="161616"/>
-          <w:sz w:val="21"/>
-          <w:szCs w:val="21"/>
-          <w:rtl w:val="0"/>
-        </w:rPr>
-        <w:t xml:space="preserve">Text Received</w:t>
-      </w:r>
-    </w:p>
-    <w:p>
-      <w:pPr>
-        <w:shd w:fill="ffffff" w:val="clear"/>
-        <w:spacing w:line="291.4285714285714" w:lineRule="auto"/>
-        <w:rPr>
-          <w:color w:val="444f5c"/>
-          <w:sz w:val="21"/>
-          <w:szCs w:val="21"/>
-        </w:rPr>
-      </w:pPr>
-      <w:r>
-        <w:rPr>
-          <w:color w:val="444f5c"/>
-          <w:sz w:val="21"/>
-          <w:szCs w:val="21"/>
-          <w:rtl w:val="0"/>
-        </w:rPr>
-        <w:t xml:space="preserve">Mark Armstrong</w:t>
-      </w:r>
-    </w:p>
-    <w:p>
-      <w:pPr>
-        <w:shd w:fill="ffffff" w:val="clear"/>
-        <w:spacing w:line="291.4285714285714" w:lineRule="auto"/>
-        <w:rPr>
-          <w:color w:val="444f5c"/>
-          <w:sz w:val="21"/>
-          <w:szCs w:val="21"/>
-        </w:rPr>
-      </w:pPr>
-      <w:r>
-        <w:rPr>
-          <w:color w:val="444f5c"/>
-          <w:sz w:val="21"/>
-          <w:szCs w:val="21"/>
-          <w:rtl w:val="0"/>
-        </w:rPr>
-        <w:t xml:space="preserve">Oct 6 2026 5:14 PM</w:t>
-      </w:r>
-    </w:p>
-    <w:p>
-      <w:pPr>
-        <w:shd w:fill="ffffff" w:val="clear"/>
-        <w:spacing w:line="291.4285714285714" w:lineRule="auto"/>
-        <w:rPr>
-          <w:color w:val="161616"/>
-          <w:sz w:val="21"/>
-          <w:szCs w:val="21"/>
-        </w:rPr>
-      </w:pPr>
-      <w:r>
-        <w:rPr>
-          <w:color w:val="161616"/>
-          <w:sz w:val="21"/>
-          <w:szCs w:val="21"/>
-          <w:rtl w:val="0"/>
-        </w:rPr>
-        <w:t xml:space="preserve">no</w:t>
-      </w:r>
-    </w:p>
-    <w:p>
-      <w:pPr>
-        <w:shd w:fill="f4f5f6" w:val="clear"/>
-        <w:spacing w:line="291.4285714285714" w:lineRule="auto"/>
-        <w:rPr>
-          <w:color w:val="444f5c"/>
-          <w:sz w:val="21"/>
-          <w:szCs w:val="21"/>
-        </w:rPr>
-      </w:pPr>
-      <w:r>
-        <w:rPr>
-          <w:color w:val="444f5c"/>
-          <w:sz w:val="21"/>
-          <w:szCs w:val="21"/>
-          <w:rtl w:val="0"/>
-        </w:rPr>
-        <w:t xml:space="preserve">Reply</w:t>
-      </w:r>
-    </w:p>
-    <w:p>
-      <w:pPr>
-        <w:shd w:fill="ffffff" w:val="clear"/>
-        <w:spacing w:line="291.4285714285714" w:lineRule="auto"/>
-        <w:rPr>
-          <w:color w:val="161616"/>
-          <w:sz w:val="21"/>
-          <w:szCs w:val="21"/>
-        </w:rPr>
-      </w:pPr>
-      <w:r>
-        <w:rPr>
-          <w:color w:val="161616"/>
-          <w:sz w:val="21"/>
-          <w:szCs w:val="21"/>
-          <w:rtl w:val="0"/>
-        </w:rPr>
-        <w:t xml:space="preserve">Text Sent</w:t>
-      </w:r>
-    </w:p>
-    <w:p>
-      <w:pPr>
-        <w:shd w:fill="ffffff" w:val="clear"/>
-        <w:spacing w:line="291.4285714285714" w:lineRule="auto"/>
-        <w:rPr>
-          <w:color w:val="444f5c"/>
-          <w:sz w:val="21"/>
-          <w:szCs w:val="21"/>
-        </w:rPr>
-      </w:pPr>
-      <w:r>
-        <w:rPr>
-          <w:color w:val="444f5c"/>
-          <w:sz w:val="21"/>
-          <w:szCs w:val="21"/>
-          <w:rtl w:val="0"/>
-        </w:rPr>
-        <w:t xml:space="preserve">Mark Armstrong</w:t>
-      </w:r>
-    </w:p>
-    <w:p>
-      <w:pPr>
-        <w:shd w:fill="ffffff" w:val="clear"/>
-        <w:spacing w:line="291.4285714285714" w:lineRule="auto"/>
-        <w:rPr>
-          <w:color w:val="444f5c"/>
-          <w:sz w:val="21"/>
-          <w:szCs w:val="21"/>
-        </w:rPr>
-      </w:pPr>
-      <w:r>
-        <w:rPr>
-          <w:color w:val="444f5c"/>
-          <w:sz w:val="21"/>
-          <w:szCs w:val="21"/>
-          <w:rtl w:val="0"/>
-        </w:rPr>
-        <w:t xml:space="preserve">Oct 6 2026 5:00 PM</w:t>
-      </w:r>
-    </w:p>
-    <w:p>
-      <w:pPr>
-        <w:shd w:fill="ffffff" w:val="clear"/>
-        <w:spacing w:line="291.4285714285714" w:lineRule="auto"/>
-        <w:rPr>
-          <w:color w:val="161616"/>
-          <w:sz w:val="21"/>
-          <w:szCs w:val="21"/>
-        </w:rPr>
-      </w:pPr>
-      <w:r>
-        <w:rPr>
-          <w:color w:val="161616"/>
-          <w:sz w:val="21"/>
-          <w:szCs w:val="21"/>
-          <w:rtl w:val="0"/>
-        </w:rPr>
-        <w:t xml:space="preserve">are you going to be trading in a vehicle?</w:t>
-      </w:r>
-    </w:p>
-    <w:p>
-      <w:pPr>
-        <w:shd w:fill="ffffff" w:val="clear"/>
-        <w:spacing w:line="291.4285714285714" w:lineRule="auto"/>
-        <w:rPr>
-          <w:color w:val="161616"/>
-          <w:sz w:val="21"/>
-          <w:szCs w:val="21"/>
-        </w:rPr>
-      </w:pPr>
-      <w:r>
-        <w:rPr>
-          <w:color w:val="161616"/>
-          <w:sz w:val="21"/>
-          <w:szCs w:val="21"/>
-          <w:rtl w:val="0"/>
-        </w:rPr>
-        <w:t xml:space="preserve">Text Sent</w:t>
-      </w:r>
-    </w:p>
-    <w:p>
-      <w:pPr>
-        <w:shd w:fill="ffffff" w:val="clear"/>
-        <w:spacing w:line="291.4285714285714" w:lineRule="auto"/>
-        <w:rPr>
-          <w:color w:val="444f5c"/>
-          <w:sz w:val="21"/>
-          <w:szCs w:val="21"/>
-        </w:rPr>
-      </w:pPr>
-      <w:r>
-        <w:rPr>
-          <w:color w:val="444f5c"/>
-          <w:sz w:val="21"/>
-          <w:szCs w:val="21"/>
-          <w:rtl w:val="0"/>
-        </w:rPr>
-        <w:t xml:space="preserve">Mark Armstrong</w:t>
-      </w:r>
-    </w:p>
-    <w:p>
-      <w:pPr>
-        <w:shd w:fill="ffffff" w:val="clear"/>
-        <w:spacing w:line="291.4285714285714" w:lineRule="auto"/>
-        <w:rPr>
-          <w:color w:val="444f5c"/>
-          <w:sz w:val="21"/>
-          <w:szCs w:val="21"/>
-        </w:rPr>
-      </w:pPr>
-      <w:r>
-        <w:rPr>
-          <w:color w:val="444f5c"/>
-          <w:sz w:val="21"/>
-          <w:szCs w:val="21"/>
-          <w:rtl w:val="0"/>
-        </w:rPr>
-        <w:t xml:space="preserve">Oct 6 2026 4:23 PM</w:t>
-      </w:r>
-    </w:p>
-    <w:p>
-      <w:pPr>
-        <w:shd w:fill="ffffff" w:val="clear"/>
-        <w:spacing w:line="291.4285714285714" w:lineRule="auto"/>
-        <w:rPr>
-          <w:color w:val="161616"/>
-          <w:sz w:val="21"/>
-          <w:szCs w:val="21"/>
-        </w:rPr>
-      </w:pPr>
-      <w:r>
-        <w:rPr>
-          <w:color w:val="161616"/>
-          <w:sz w:val="21"/>
-          <w:szCs w:val="21"/>
-          <w:rtl w:val="0"/>
-        </w:rPr>
-        <w:t xml:space="preserve">What is your price point?</w:t>
-      </w:r>
-    </w:p>
-    <w:p>
-      <w:pPr>
-        <w:shd w:fill="ffffff" w:val="clear"/>
-        <w:spacing w:line="291.4285714285714" w:lineRule="auto"/>
-        <w:rPr>
-          <w:color w:val="161616"/>
-          <w:sz w:val="21"/>
-          <w:szCs w:val="21"/>
-        </w:rPr>
-      </w:pPr>
-      <w:r>
-        <w:rPr>
-          <w:color w:val="161616"/>
-          <w:sz w:val="21"/>
-          <w:szCs w:val="21"/>
-          <w:rtl w:val="0"/>
-        </w:rPr>
-        <w:t xml:space="preserve">Text Sent</w:t>
-      </w:r>
-    </w:p>
-    <w:p>
-      <w:pPr>
-        <w:shd w:fill="ffffff" w:val="clear"/>
-        <w:spacing w:line="291.4285714285714" w:lineRule="auto"/>
-        <w:rPr>
-          <w:color w:val="444f5c"/>
-          <w:sz w:val="21"/>
-          <w:szCs w:val="21"/>
-        </w:rPr>
-      </w:pPr>
-      <w:r>
-        <w:rPr>
-          <w:color w:val="444f5c"/>
-          <w:sz w:val="21"/>
-          <w:szCs w:val="21"/>
-          <w:rtl w:val="0"/>
-        </w:rPr>
-        <w:t xml:space="preserve">Mark Armstrong</w:t>
-      </w:r>
-    </w:p>
-    <w:p>
-      <w:pPr>
-        <w:shd w:fill="ffffff" w:val="clear"/>
-        <w:spacing w:line="291.4285714285714" w:lineRule="auto"/>
-        <w:rPr>
-          <w:color w:val="444f5c"/>
-          <w:sz w:val="21"/>
-          <w:szCs w:val="21"/>
-        </w:rPr>
-      </w:pPr>
-      <w:r>
-        <w:rPr>
-          <w:color w:val="444f5c"/>
-          <w:sz w:val="21"/>
-          <w:szCs w:val="21"/>
-          <w:rtl w:val="0"/>
-        </w:rPr>
-        <w:t xml:space="preserve">Oct 6 2026 4:22 PM</w:t>
-      </w:r>
-    </w:p>
-    <w:p>
-      <w:pPr>
-        <w:shd w:fill="ffffff" w:val="clear"/>
-        <w:spacing w:line="291.4285714285714" w:lineRule="auto"/>
-        <w:rPr>
-          <w:color w:val="161616"/>
-          <w:sz w:val="21"/>
-          <w:szCs w:val="21"/>
-        </w:rPr>
-      </w:pPr>
-      <w:r>
-        <w:rPr>
-          <w:color w:val="161616"/>
-          <w:sz w:val="21"/>
-          <w:szCs w:val="21"/>
-          <w:rtl w:val="0"/>
-        </w:rPr>
-        <w:t xml:space="preserve">I have a white Sport trim that's OTD for $47,018</w:t>
-      </w:r>
-    </w:p>
-    <w:p>
-      <w:pPr>
-        <w:shd w:fill="ffffff" w:val="clear"/>
-        <w:spacing w:line="291.4285714285714" w:lineRule="auto"/>
-        <w:rPr>
-          <w:color w:val="161616"/>
-          <w:sz w:val="21"/>
-          <w:szCs w:val="21"/>
-        </w:rPr>
-      </w:pPr>
-      <w:r>
-        <w:rPr>
-          <w:color w:val="161616"/>
-          <w:sz w:val="21"/>
-          <w:szCs w:val="21"/>
-          <w:rtl w:val="0"/>
-        </w:rPr>
-        <w:t xml:space="preserve">Text Received</w:t>
-      </w:r>
-    </w:p>
-    <w:p>
-      <w:pPr>
-        <w:shd w:fill="ffffff" w:val="clear"/>
-        <w:spacing w:line="291.4285714285714" w:lineRule="auto"/>
-        <w:rPr>
-          <w:color w:val="444f5c"/>
-          <w:sz w:val="21"/>
-          <w:szCs w:val="21"/>
-        </w:rPr>
-      </w:pPr>
-      <w:r>
-        <w:rPr>
-          <w:color w:val="444f5c"/>
-          <w:sz w:val="21"/>
-          <w:szCs w:val="21"/>
-          <w:rtl w:val="0"/>
-        </w:rPr>
-        <w:t xml:space="preserve">Mark Armstrong</w:t>
-      </w:r>
-    </w:p>
-    <w:p>
-      <w:pPr>
-        <w:shd w:fill="ffffff" w:val="clear"/>
-        <w:spacing w:line="291.4285714285714" w:lineRule="auto"/>
-        <w:rPr>
-          <w:color w:val="444f5c"/>
-          <w:sz w:val="21"/>
-          <w:szCs w:val="21"/>
-        </w:rPr>
-      </w:pPr>
-      <w:r>
-        <w:rPr>
-          <w:color w:val="444f5c"/>
-          <w:sz w:val="21"/>
-          <w:szCs w:val="21"/>
-          <w:rtl w:val="0"/>
-        </w:rPr>
-        <w:t xml:space="preserve">Oct 6 2026 4:17 PM</w:t>
-      </w:r>
-    </w:p>
-    <w:p>
-      <w:pPr>
-        <w:shd w:fill="ffffff" w:val="clear"/>
-        <w:spacing w:line="291.4285714285714" w:lineRule="auto"/>
-        <w:rPr>
-          <w:color w:val="161616"/>
-          <w:sz w:val="21"/>
-          <w:szCs w:val="21"/>
-        </w:rPr>
-      </w:pPr>
-      <w:r>
-        <w:rPr>
-          <w:color w:val="161616"/>
-          <w:sz w:val="21"/>
-          <w:szCs w:val="21"/>
-          <w:rtl w:val="0"/>
-        </w:rPr>
-        <w:t xml:space="preserve">no</w:t>
-      </w:r>
-    </w:p>
-    <w:p>
-      <w:pPr>
-        <w:shd w:fill="f4f5f6" w:val="clear"/>
-        <w:spacing w:line="291.4285714285714" w:lineRule="auto"/>
-        <w:rPr>
-          <w:color w:val="444f5c"/>
-          <w:sz w:val="21"/>
-          <w:szCs w:val="21"/>
-        </w:rPr>
-      </w:pPr>
-      <w:r>
-        <w:rPr>
-          <w:color w:val="444f5c"/>
-          <w:sz w:val="21"/>
-          <w:szCs w:val="21"/>
-          <w:rtl w:val="0"/>
-        </w:rPr>
-        <w:t xml:space="preserve">Reply</w:t>
-      </w:r>
-    </w:p>
-    <w:p>
-      <w:pPr>
-        <w:shd w:fill="ffffff" w:val="clear"/>
-        <w:spacing w:line="291.4285714285714" w:lineRule="auto"/>
-        <w:rPr>
-          <w:color w:val="161616"/>
-          <w:sz w:val="21"/>
-          <w:szCs w:val="21"/>
-        </w:rPr>
-      </w:pPr>
-      <w:r>
-        <w:rPr>
-          <w:color w:val="161616"/>
-          <w:sz w:val="21"/>
-          <w:szCs w:val="21"/>
-          <w:rtl w:val="0"/>
-        </w:rPr>
-        <w:t xml:space="preserve">Text Sent</w:t>
-      </w:r>
-    </w:p>
-    <w:p>
-      <w:pPr>
-        <w:shd w:fill="ffffff" w:val="clear"/>
-        <w:spacing w:line="291.4285714285714" w:lineRule="auto"/>
-        <w:rPr>
-          <w:color w:val="444f5c"/>
-          <w:sz w:val="21"/>
-          <w:szCs w:val="21"/>
-        </w:rPr>
-      </w:pPr>
-      <w:r>
-        <w:rPr>
-          <w:color w:val="444f5c"/>
-          <w:sz w:val="21"/>
-          <w:szCs w:val="21"/>
-          <w:rtl w:val="0"/>
-        </w:rPr>
-        <w:t xml:space="preserve">Mark Armstrong</w:t>
-      </w:r>
-    </w:p>
-    <w:p>
-      <w:pPr>
-        <w:shd w:fill="ffffff" w:val="clear"/>
-        <w:spacing w:line="291.4285714285714" w:lineRule="auto"/>
-        <w:rPr>
-          <w:color w:val="444f5c"/>
-          <w:sz w:val="21"/>
-          <w:szCs w:val="21"/>
-        </w:rPr>
-      </w:pPr>
-      <w:r>
-        <w:rPr>
-          <w:color w:val="444f5c"/>
-          <w:sz w:val="21"/>
-          <w:szCs w:val="21"/>
-          <w:rtl w:val="0"/>
-        </w:rPr>
-        <w:t xml:space="preserve">Oct 6 2026 4:16 PM</w:t>
-      </w:r>
-    </w:p>
-    <w:p>
-      <w:pPr>
-        <w:shd w:fill="ffffff" w:val="clear"/>
-        <w:spacing w:line="291.4285714285714" w:lineRule="auto"/>
-        <w:rPr>
-          <w:color w:val="161616"/>
-          <w:sz w:val="21"/>
-          <w:szCs w:val="21"/>
-        </w:rPr>
-      </w:pPr>
-      <w:r>
-        <w:rPr>
-          <w:color w:val="161616"/>
-          <w:sz w:val="21"/>
-          <w:szCs w:val="21"/>
-          <w:rtl w:val="0"/>
-        </w:rPr>
-        <w:t xml:space="preserve">the OTD price is $56,608.70</w:t>
-      </w:r>
-    </w:p>
-    <w:p>
-      <w:pPr>
-        <w:shd w:fill="ffffff" w:val="clear"/>
-        <w:spacing w:line="291.4285714285714" w:lineRule="auto"/>
-        <w:rPr>
-          <w:color w:val="161616"/>
-          <w:sz w:val="21"/>
-          <w:szCs w:val="21"/>
-        </w:rPr>
-      </w:pPr>
-      <w:r>
-        <w:rPr>
-          <w:color w:val="161616"/>
-          <w:sz w:val="21"/>
-          <w:szCs w:val="21"/>
-          <w:rtl w:val="0"/>
-        </w:rPr>
-        <w:t xml:space="preserve">Text Received</w:t>
-      </w:r>
-    </w:p>
-    <w:p>
-      <w:pPr>
-        <w:shd w:fill="ffffff" w:val="clear"/>
-        <w:spacing w:line="291.4285714285714" w:lineRule="auto"/>
-        <w:rPr>
-          <w:color w:val="444f5c"/>
-          <w:sz w:val="21"/>
-          <w:szCs w:val="21"/>
-        </w:rPr>
-      </w:pPr>
-      <w:r>
-        <w:rPr>
-          <w:color w:val="444f5c"/>
-          <w:sz w:val="21"/>
-          <w:szCs w:val="21"/>
-          <w:rtl w:val="0"/>
-        </w:rPr>
-        <w:t xml:space="preserve">Mark Armstrong</w:t>
-      </w:r>
-    </w:p>
-    <w:p>
-      <w:pPr>
-        <w:shd w:fill="ffffff" w:val="clear"/>
-        <w:spacing w:line="291.4285714285714" w:lineRule="auto"/>
-        <w:rPr>
-          <w:color w:val="444f5c"/>
-          <w:sz w:val="21"/>
-          <w:szCs w:val="21"/>
-        </w:rPr>
-      </w:pPr>
-      <w:r>
-        <w:rPr>
-          <w:color w:val="444f5c"/>
-          <w:sz w:val="21"/>
-          <w:szCs w:val="21"/>
-          <w:rtl w:val="0"/>
-        </w:rPr>
-        <w:t xml:space="preserve">Oct 6 2026 4:15 PM</w:t>
-      </w:r>
-    </w:p>
-    <w:p>
-      <w:pPr>
-        <w:shd w:fill="ffffff" w:val="clear"/>
-        <w:spacing w:line="291.4285714285714" w:lineRule="auto"/>
-        <w:rPr>
-          <w:color w:val="161616"/>
-          <w:sz w:val="21"/>
-          <w:szCs w:val="21"/>
-        </w:rPr>
-      </w:pPr>
-      <w:r>
-        <w:rPr>
-          <w:color w:val="161616"/>
-          <w:sz w:val="21"/>
-          <w:szCs w:val="21"/>
-          <w:rtl w:val="0"/>
-        </w:rPr>
-        <w:t xml:space="preserve">yes</w:t>
-      </w:r>
-    </w:p>
-    <w:p>
-      <w:pPr>
-        <w:shd w:fill="f4f5f6" w:val="clear"/>
-        <w:spacing w:line="291.4285714285714" w:lineRule="auto"/>
-        <w:rPr>
-          <w:color w:val="444f5c"/>
-          <w:sz w:val="21"/>
-          <w:szCs w:val="21"/>
-        </w:rPr>
-      </w:pPr>
-      <w:r>
-        <w:rPr>
-          <w:color w:val="444f5c"/>
-          <w:sz w:val="21"/>
-          <w:szCs w:val="21"/>
-          <w:rtl w:val="0"/>
-        </w:rPr>
-        <w:t xml:space="preserve">Reply</w:t>
-      </w:r>
-    </w:p>
-    <w:p>
-      <w:pPr>
-        <w:shd w:fill="ffffff" w:val="clear"/>
-        <w:spacing w:line="291.4285714285714" w:lineRule="auto"/>
-        <w:rPr>
-          <w:color w:val="161616"/>
-          <w:sz w:val="21"/>
-          <w:szCs w:val="21"/>
-        </w:rPr>
-      </w:pPr>
-      <w:r>
-        <w:rPr>
-          <w:color w:val="161616"/>
-          <w:sz w:val="21"/>
-          <w:szCs w:val="21"/>
-          <w:rtl w:val="0"/>
-        </w:rPr>
-        <w:t xml:space="preserve">Text Sent</w:t>
-      </w:r>
-    </w:p>
-    <w:p>
-      <w:pPr>
-        <w:shd w:fill="ffffff" w:val="clear"/>
-        <w:spacing w:line="291.4285714285714" w:lineRule="auto"/>
-        <w:rPr>
-          <w:color w:val="444f5c"/>
-          <w:sz w:val="21"/>
-          <w:szCs w:val="21"/>
-        </w:rPr>
-      </w:pPr>
-      <w:r>
-        <w:rPr>
-          <w:color w:val="444f5c"/>
-          <w:sz w:val="21"/>
-          <w:szCs w:val="21"/>
-          <w:rtl w:val="0"/>
-        </w:rPr>
-        <w:t xml:space="preserve">Mark Armstrong</w:t>
-      </w:r>
-    </w:p>
-    <w:p>
-      <w:pPr>
-        <w:shd w:fill="ffffff" w:val="clear"/>
-        <w:spacing w:line="291.4285714285714" w:lineRule="auto"/>
-        <w:rPr>
-          <w:color w:val="444f5c"/>
-          <w:sz w:val="21"/>
-          <w:szCs w:val="21"/>
-        </w:rPr>
-      </w:pPr>
-      <w:r>
-        <w:rPr>
-          <w:color w:val="444f5c"/>
-          <w:sz w:val="21"/>
-          <w:szCs w:val="21"/>
-          <w:rtl w:val="0"/>
-        </w:rPr>
-        <w:t xml:space="preserve">Oct 6 2026 3:41 PM</w:t>
-      </w:r>
-    </w:p>
-    <w:p>
-      <w:pPr>
-        <w:shd w:fill="ffffff" w:val="clear"/>
-        <w:spacing w:line="291.4285714285714" w:lineRule="auto"/>
-        <w:rPr>
-          <w:color w:val="161616"/>
-          <w:sz w:val="21"/>
-          <w:szCs w:val="21"/>
-        </w:rPr>
-      </w:pPr>
-      <w:r>
-        <w:rPr>
-          <w:color w:val="161616"/>
-          <w:sz w:val="21"/>
-          <w:szCs w:val="21"/>
-          <w:rtl w:val="0"/>
-        </w:rPr>
-        <w:t xml:space="preserve">Are you still interested in the White 2026 Black Edition?</w:t>
-      </w:r>
-    </w:p>
-    <w:p>
-      <w:pPr>
-        <w:shd w:fill="ffffff" w:val="clear"/>
-        <w:spacing w:line="291.4285714285714" w:lineRule="auto"/>
-        <w:rPr>
-          <w:color w:val="161616"/>
-          <w:sz w:val="21"/>
-          <w:szCs w:val="21"/>
-        </w:rPr>
-      </w:pPr>
-      <w:r>
-        <w:rPr>
-          <w:color w:val="161616"/>
-          <w:sz w:val="21"/>
-          <w:szCs w:val="21"/>
-          <w:rtl w:val="0"/>
-        </w:rPr>
-        <w:t xml:space="preserve">set up manager call</w:t>
-      </w:r>
-    </w:p>
-    <w:p>
-      <w:pPr>
-        <w:shd w:fill="ffffff" w:val="clear"/>
-        <w:spacing w:line="291.4285714285714" w:lineRule="auto"/>
-        <w:rPr>
-          <w:color w:val="444f5c"/>
-          <w:sz w:val="21"/>
-          <w:szCs w:val="21"/>
-        </w:rPr>
-      </w:pPr>
-      <w:r>
-        <w:rPr>
-          <w:color w:val="444f5c"/>
-          <w:sz w:val="21"/>
-          <w:szCs w:val="21"/>
-          <w:rtl w:val="0"/>
-        </w:rPr>
-        <w:t xml:space="preserve">Mark Armstrong</w:t>
-      </w:r>
-    </w:p>
-    <w:p>
-      <w:pPr>
-        <w:shd w:fill="ffffff" w:val="clear"/>
-        <w:spacing w:line="291.4285714285714" w:lineRule="auto"/>
-        <w:rPr>
-          <w:color w:val="444f5c"/>
-          <w:sz w:val="21"/>
-          <w:szCs w:val="21"/>
-        </w:rPr>
-      </w:pPr>
-      <w:r>
-        <w:rPr>
-          <w:color w:val="444f5c"/>
-          <w:sz w:val="21"/>
-          <w:szCs w:val="21"/>
-          <w:rtl w:val="0"/>
-        </w:rPr>
-        <w:t xml:space="preserve">Oct 6 2026 3:39 PM</w:t>
-      </w:r>
-    </w:p>
-    <w:p>
-      <w:pPr>
-        <w:shd w:fill="ffffff" w:val="clear"/>
-        <w:spacing w:line="291.4285714285714" w:lineRule="auto"/>
-        <w:rPr>
-          <w:color w:val="444f5c"/>
-          <w:sz w:val="21"/>
-          <w:szCs w:val="21"/>
-        </w:rPr>
-      </w:pPr>
-      <w:r>
-        <w:rPr>
-          <w:color w:val="444f5c"/>
-          <w:sz w:val="21"/>
-          <w:szCs w:val="21"/>
-          <w:rtl w:val="0"/>
-        </w:rPr>
-        <w:t xml:space="preserve">Medium</w:t>
-      </w:r>
-    </w:p>
-    <w:p>
-      <w:pPr>
-        <w:shd w:fill="ffffff" w:val="clear"/>
-        <w:spacing w:line="291.4285714285714" w:lineRule="auto"/>
-        <w:rPr>
-          <w:color w:val="161616"/>
-          <w:sz w:val="21"/>
-          <w:szCs w:val="21"/>
-        </w:rPr>
-      </w:pPr>
-      <w:r>
-        <w:rPr>
-          <w:color w:val="161616"/>
-          <w:sz w:val="21"/>
-          <w:szCs w:val="21"/>
-          <w:rtl w:val="0"/>
-        </w:rPr>
-        <w:t xml:space="preserve">Last Tuesday</w:t>
-      </w:r>
-    </w:p>
-    <w:p>
-      <w:pPr>
-        <w:shd w:fill="ffffff" w:val="clear"/>
-        <w:spacing w:line="291.4285714285714" w:lineRule="auto"/>
-        <w:rPr>
-          <w:color w:val="161616"/>
-          <w:sz w:val="21"/>
-          <w:szCs w:val="21"/>
-        </w:rPr>
-      </w:pPr>
-      <w:r>
-        <w:rPr>
-          <w:color w:val="161616"/>
-          <w:sz w:val="21"/>
-          <w:szCs w:val="21"/>
-          <w:rtl w:val="0"/>
-        </w:rPr>
-        <w:t xml:space="preserve">Manually Closed</w:t>
-      </w:r>
-    </w:p>
-    <w:p>
-      <w:pPr>
-        <w:shd w:fill="ffffff" w:val="clear"/>
-        <w:spacing w:line="291.4285714285714" w:lineRule="auto"/>
-        <w:rPr>
-          <w:color w:val="969aa3"/>
-          <w:sz w:val="21"/>
-          <w:szCs w:val="21"/>
-        </w:rPr>
-      </w:pPr>
-      <w:r>
-        <w:rPr>
-          <w:color w:val="969aa3"/>
-          <w:sz w:val="21"/>
-          <w:szCs w:val="21"/>
-          <w:rtl w:val="0"/>
-        </w:rPr>
-        <w:t xml:space="preserve">Assigned To:</w:t>
-      </w:r>
-    </w:p>
-    <w:p>
-      <w:pPr>
-        <w:shd w:fill="ffffff" w:val="clear"/>
-        <w:spacing w:line="291.4285714285714" w:lineRule="auto"/>
-        <w:rPr>
-          <w:color w:val="444f5c"/>
-          <w:sz w:val="21"/>
-          <w:szCs w:val="21"/>
-        </w:rPr>
-      </w:pPr>
-      <w:r>
-        <w:rPr>
-          <w:color w:val="444f5c"/>
-          <w:sz w:val="21"/>
-          <w:szCs w:val="21"/>
-          <w:rtl w:val="0"/>
-        </w:rPr>
-        <w:t xml:space="preserve">Mark Armstrong</w:t>
-      </w:r>
-    </w:p>
-    <w:p>
-      <w:pPr>
-        <w:shd w:fill="ffffff" w:val="clear"/>
-        <w:spacing w:line="291.4285714285714" w:lineRule="auto"/>
-        <w:rPr>
-          <w:color w:val="161616"/>
-          <w:sz w:val="21"/>
-          <w:szCs w:val="21"/>
-        </w:rPr>
-      </w:pPr>
-      <w:r>
-        <w:rPr>
-          <w:color w:val="161616"/>
-          <w:sz w:val="21"/>
-          <w:szCs w:val="21"/>
-          <w:rtl w:val="0"/>
-        </w:rPr>
-        <w:t xml:space="preserve">Note</w:t>
-      </w:r>
-    </w:p>
-    <w:p>
-      <w:pPr>
-        <w:shd w:fill="ffffff" w:val="clear"/>
-        <w:spacing w:line="291.4285714285714" w:lineRule="auto"/>
-        <w:rPr>
-          <w:color w:val="444f5c"/>
-          <w:sz w:val="21"/>
-          <w:szCs w:val="21"/>
-        </w:rPr>
-      </w:pPr>
-      <w:r>
-        <w:rPr>
-          <w:color w:val="444f5c"/>
-          <w:sz w:val="21"/>
-          <w:szCs w:val="21"/>
-          <w:rtl w:val="0"/>
-        </w:rPr>
-        <w:t xml:space="preserve">Mark Armstrong</w:t>
-      </w:r>
-    </w:p>
-    <w:p>
-      <w:pPr>
-        <w:shd w:fill="ffffff" w:val="clear"/>
-        <w:spacing w:line="291.4285714285714" w:lineRule="auto"/>
-        <w:rPr>
-          <w:color w:val="444f5c"/>
-          <w:sz w:val="21"/>
-          <w:szCs w:val="21"/>
-        </w:rPr>
-      </w:pPr>
-      <w:r>
-        <w:rPr>
-          <w:color w:val="444f5c"/>
-          <w:sz w:val="21"/>
-          <w:szCs w:val="21"/>
-          <w:rtl w:val="0"/>
-        </w:rPr>
-        <w:t xml:space="preserve">Oct 6 2026 3:35 PM</w:t>
-      </w:r>
-    </w:p>
-    <w:p>
-      <w:pPr>
-        <w:shd w:fill="ffffff" w:val="clear"/>
-        <w:spacing w:line="291.4285714285714" w:lineRule="auto"/>
-        <w:rPr>
-          <w:color w:val="161616"/>
-          <w:sz w:val="21"/>
-          <w:szCs w:val="21"/>
-          <w:shd w:fill="ebf4ff" w:val="clear"/>
-        </w:rPr>
-      </w:pPr>
-      <w:r>
-        <w:rPr>
-          <w:color w:val="161616"/>
-          <w:sz w:val="21"/>
-          <w:szCs w:val="21"/>
-          <w:rtl w:val="0"/>
-        </w:rPr>
-        <w:t xml:space="preserve">Wants a 2026 Honda Pilot (any trim but EX-L) - MD resident, gets off work and wants a financial manager to call her at 7:30 pm. </w:t>
-      </w:r>
-      <w:r>
-        <w:rPr>
-          <w:color w:val="161616"/>
-          <w:sz w:val="21"/>
-          <w:szCs w:val="21"/>
-          <w:shd w:fill="ebf4ff" w:val="clear"/>
-          <w:rtl w:val="0"/>
-        </w:rPr>
-        <w:t xml:space="preserve">@Tim Welton</w:t>
-      </w:r>
-    </w:p>
-    <w:p>
-      <w:pPr>
-        <w:shd w:fill="ffffff" w:val="clear"/>
-        <w:spacing w:line="291.4285714285714" w:lineRule="auto"/>
-        <w:rPr>
-          <w:color w:val="161616"/>
-          <w:sz w:val="21"/>
-          <w:szCs w:val="21"/>
-        </w:rPr>
-      </w:pPr>
-      <w:r>
-        <w:rPr>
-          <w:color w:val="161616"/>
-          <w:sz w:val="21"/>
-          <w:szCs w:val="21"/>
-          <w:rtl w:val="0"/>
-        </w:rPr>
-        <w:t xml:space="preserve">Inbound Call</w:t>
-      </w:r>
-    </w:p>
-    <w:p>
-      <w:pPr>
-        <w:shd w:fill="ffffff" w:val="clear"/>
-        <w:spacing w:line="291.4285714285714" w:lineRule="auto"/>
-        <w:rPr>
-          <w:color w:val="444f5c"/>
-          <w:sz w:val="21"/>
-          <w:szCs w:val="21"/>
-        </w:rPr>
-      </w:pPr>
-      <w:r>
-        <w:rPr>
-          <w:color w:val="444f5c"/>
-          <w:sz w:val="21"/>
-          <w:szCs w:val="21"/>
-          <w:rtl w:val="0"/>
-        </w:rPr>
-        <w:t xml:space="preserve">Mark Armstrong</w:t>
-      </w:r>
-    </w:p>
-    <w:p>
-      <w:pPr>
-        <w:shd w:fill="ffffff" w:val="clear"/>
-        <w:spacing w:line="291.4285714285714" w:lineRule="auto"/>
-        <w:rPr>
-          <w:color w:val="444f5c"/>
-          <w:sz w:val="21"/>
-          <w:szCs w:val="21"/>
-        </w:rPr>
-      </w:pPr>
-      <w:r>
-        <w:rPr>
-          <w:color w:val="444f5c"/>
-          <w:sz w:val="21"/>
-          <w:szCs w:val="21"/>
-          <w:rtl w:val="0"/>
-        </w:rPr>
-        <w:t xml:space="preserve">Oct 6 2026 3:28 PM</w:t>
-      </w:r>
-    </w:p>
-    <w:p>
-      <w:pPr>
-        <w:shd w:fill="ffffff" w:val="clear"/>
-        <w:spacing w:line="291.4285714285714" w:lineRule="auto"/>
-        <w:rPr>
-          <w:color w:val="161616"/>
-          <w:sz w:val="21"/>
-          <w:szCs w:val="21"/>
-        </w:rPr>
-      </w:pPr>
-      <w:r>
-        <w:rPr>
-          <w:color w:val="161616"/>
-          <w:sz w:val="21"/>
-          <w:szCs w:val="21"/>
-          <w:rtl w:val="0"/>
-        </w:rPr>
-        <w:t xml:space="preserve">Received a call from +1 (301) 919 - 7097</w:t>
-      </w:r>
-    </w:p>
-    <w:p>
-      <w:pPr>
-        <w:shd w:fill="ffffff" w:val="clear"/>
-        <w:spacing w:line="291.4285714285714" w:lineRule="auto"/>
-        <w:rPr>
-          <w:color w:val="161616"/>
-          <w:sz w:val="21"/>
-          <w:szCs w:val="21"/>
-        </w:rPr>
-      </w:pPr>
-      <w:r>
-        <w:rPr>
-          <w:color w:val="161616"/>
-          <w:sz w:val="21"/>
-          <w:szCs w:val="21"/>
-          <w:rtl w:val="0"/>
-        </w:rPr>
-        <w:t xml:space="preserve">Duration 04:42</w:t>
-      </w:r>
-    </w:p>
-    <w:p>
-      <w:pPr>
-        <w:shd w:fill="f4f5f6" w:val="clear"/>
-        <w:spacing w:line="291.4285714285714" w:lineRule="auto"/>
-        <w:rPr>
-          <w:color w:val="444f5c"/>
-          <w:sz w:val="21"/>
-          <w:szCs w:val="21"/>
-        </w:rPr>
-      </w:pPr>
-      <w:r>
-        <w:rPr>
-          <w:color w:val="444f5c"/>
-          <w:sz w:val="21"/>
-          <w:szCs w:val="21"/>
-          <w:rtl w:val="0"/>
-        </w:rPr>
-        <w:t xml:space="preserve">Call Back</w:t>
-      </w:r>
-    </w:p>
-    <w:p>
-      <w:pPr>
-        <w:shd w:fill="ffffff" w:val="clear"/>
-        <w:spacing w:line="291.4285714285714" w:lineRule="auto"/>
-        <w:rPr>
-          <w:color w:val="161616"/>
-          <w:sz w:val="21"/>
-          <w:szCs w:val="21"/>
-        </w:rPr>
-      </w:pPr>
-      <w:r>
-        <w:rPr>
-          <w:color w:val="161616"/>
-          <w:sz w:val="21"/>
-          <w:szCs w:val="21"/>
-          <w:rtl w:val="0"/>
-        </w:rPr>
-        <w:t xml:space="preserve">Note</w:t>
-      </w:r>
-    </w:p>
-    <w:p>
-      <w:pPr>
-        <w:shd w:fill="ffffff" w:val="clear"/>
-        <w:spacing w:line="291.4285714285714" w:lineRule="auto"/>
-        <w:rPr>
-          <w:color w:val="444f5c"/>
-          <w:sz w:val="21"/>
-          <w:szCs w:val="21"/>
-        </w:rPr>
-      </w:pPr>
-      <w:r>
-        <w:rPr>
-          <w:color w:val="444f5c"/>
-          <w:sz w:val="21"/>
-          <w:szCs w:val="21"/>
-          <w:rtl w:val="0"/>
-        </w:rPr>
-        <w:t xml:space="preserve">Mark Armstrong</w:t>
-      </w:r>
-    </w:p>
-    <w:p>
-      <w:pPr>
-        <w:shd w:fill="ffffff" w:val="clear"/>
-        <w:spacing w:line="291.4285714285714" w:lineRule="auto"/>
-        <w:rPr>
-          <w:color w:val="444f5c"/>
-          <w:sz w:val="21"/>
-          <w:szCs w:val="21"/>
-        </w:rPr>
-      </w:pPr>
-      <w:r>
-        <w:rPr>
-          <w:color w:val="444f5c"/>
-          <w:sz w:val="21"/>
-          <w:szCs w:val="21"/>
-          <w:rtl w:val="0"/>
-        </w:rPr>
-        <w:t xml:space="preserve">Oct 6 2026 1:58 PM</w:t>
-      </w:r>
-    </w:p>
-    <w:p>
-      <w:pPr>
-        <w:shd w:fill="ffffff" w:val="clear"/>
-        <w:spacing w:line="291.4285714285714" w:lineRule="auto"/>
-        <w:rPr>
-          <w:color w:val="161616"/>
-          <w:sz w:val="21"/>
-          <w:szCs w:val="21"/>
-        </w:rPr>
-      </w:pPr>
-      <w:r>
-        <w:rPr>
-          <w:color w:val="161616"/>
-          <w:sz w:val="21"/>
-          <w:szCs w:val="21"/>
-          <w:rtl w:val="0"/>
-        </w:rPr>
-        <w:t xml:space="preserve">The customer did not pick up the call.</w:t>
-      </w:r>
-    </w:p>
-    <w:p>
-      <w:pPr>
-        <w:shd w:fill="ffffff" w:val="clear"/>
-        <w:spacing w:line="291.4285714285714" w:lineRule="auto"/>
-        <w:rPr>
-          <w:color w:val="161616"/>
-          <w:sz w:val="21"/>
-          <w:szCs w:val="21"/>
-        </w:rPr>
-      </w:pPr>
-      <w:r>
-        <w:rPr>
-          <w:color w:val="161616"/>
-          <w:sz w:val="21"/>
-          <w:szCs w:val="21"/>
-          <w:rtl w:val="0"/>
-        </w:rPr>
-        <w:t xml:space="preserve">Call Attempt</w:t>
-      </w:r>
-    </w:p>
-    <w:p>
-      <w:pPr>
-        <w:shd w:fill="ffffff" w:val="clear"/>
-        <w:spacing w:line="291.4285714285714" w:lineRule="auto"/>
-        <w:rPr>
-          <w:color w:val="444f5c"/>
-          <w:sz w:val="21"/>
-          <w:szCs w:val="21"/>
-        </w:rPr>
-      </w:pPr>
-      <w:r>
-        <w:rPr>
-          <w:color w:val="444f5c"/>
-          <w:sz w:val="21"/>
-          <w:szCs w:val="21"/>
-          <w:rtl w:val="0"/>
-        </w:rPr>
-        <w:t xml:space="preserve">Mark Armstrong</w:t>
-      </w:r>
-    </w:p>
-    <w:p>
-      <w:pPr>
-        <w:shd w:fill="ffffff" w:val="clear"/>
-        <w:spacing w:line="291.4285714285714" w:lineRule="auto"/>
-        <w:rPr>
-          <w:color w:val="444f5c"/>
-          <w:sz w:val="21"/>
-          <w:szCs w:val="21"/>
-        </w:rPr>
-      </w:pPr>
-      <w:r>
-        <w:rPr>
-          <w:color w:val="444f5c"/>
-          <w:sz w:val="21"/>
-          <w:szCs w:val="21"/>
-          <w:rtl w:val="0"/>
-        </w:rPr>
-        <w:t xml:space="preserve">Oct 6 2026 1:57 PM</w:t>
-      </w:r>
-    </w:p>
-    <w:p>
-      <w:pPr>
-        <w:shd w:fill="ffffff" w:val="clear"/>
-        <w:spacing w:line="291.4285714285714" w:lineRule="auto"/>
-        <w:rPr>
-          <w:color w:val="161616"/>
-          <w:sz w:val="21"/>
-          <w:szCs w:val="21"/>
-        </w:rPr>
-      </w:pPr>
-      <w:r>
-        <w:rPr>
-          <w:color w:val="161616"/>
-          <w:sz w:val="21"/>
-          <w:szCs w:val="21"/>
-          <w:rtl w:val="0"/>
-        </w:rPr>
-        <w:t xml:space="preserve">Called +1 (301) 919 - 7097</w:t>
-      </w:r>
-    </w:p>
-    <w:p>
-      <w:pPr>
-        <w:shd w:fill="ffffff" w:val="clear"/>
-        <w:spacing w:line="291.4285714285714" w:lineRule="auto"/>
-        <w:rPr>
-          <w:color w:val="161616"/>
-          <w:sz w:val="21"/>
-          <w:szCs w:val="21"/>
-        </w:rPr>
-      </w:pPr>
-      <w:r>
-        <w:rPr>
-          <w:color w:val="161616"/>
-          <w:sz w:val="21"/>
-          <w:szCs w:val="21"/>
-          <w:rtl w:val="0"/>
-        </w:rPr>
-        <w:t xml:space="preserve">Duration 00:00</w:t>
-      </w:r>
-    </w:p>
-    <w:p>
-      <w:pPr>
-        <w:shd w:fill="ffffff" w:val="clear"/>
-        <w:spacing w:line="291.4285714285714" w:lineRule="auto"/>
-        <w:rPr>
-          <w:color w:val="161616"/>
-          <w:sz w:val="21"/>
-          <w:szCs w:val="21"/>
-        </w:rPr>
-      </w:pPr>
-      <w:r>
-        <w:rPr>
-          <w:color w:val="161616"/>
-          <w:sz w:val="21"/>
-          <w:szCs w:val="21"/>
-          <w:rtl w:val="0"/>
-        </w:rPr>
-        <w:t xml:space="preserve">Note: The customer did not pick up the call.</w:t>
-      </w:r>
-    </w:p>
-    <w:p>
-      <w:pPr>
-        <w:shd w:fill="ffffff" w:val="clear"/>
-        <w:spacing w:line="291.4285714285714" w:lineRule="auto"/>
-        <w:rPr>
-          <w:color w:val="161616"/>
-          <w:sz w:val="21"/>
-          <w:szCs w:val="21"/>
-        </w:rPr>
-      </w:pPr>
-      <w:r>
-        <w:rPr>
-          <w:color w:val="161616"/>
-          <w:sz w:val="21"/>
-          <w:szCs w:val="21"/>
-          <w:rtl w:val="0"/>
-        </w:rPr>
-        <w:t xml:space="preserve">Conversica Message</w:t>
-      </w:r>
-    </w:p>
-    <w:p>
-      <w:pPr>
-        <w:shd w:fill="ffffff" w:val="clear"/>
-        <w:spacing w:line="291.4285714285714" w:lineRule="auto"/>
-        <w:rPr>
-          <w:color w:val="444f5c"/>
-          <w:sz w:val="21"/>
-          <w:szCs w:val="21"/>
-        </w:rPr>
-      </w:pPr>
-      <w:r>
-        <w:rPr>
-          <w:color w:val="444f5c"/>
-          <w:sz w:val="21"/>
-          <w:szCs w:val="21"/>
-          <w:rtl w:val="0"/>
-        </w:rPr>
-        <w:t xml:space="preserve">System</w:t>
-      </w:r>
-    </w:p>
-    <w:p>
-      <w:pPr>
-        <w:shd w:fill="ffffff" w:val="clear"/>
-        <w:spacing w:line="291.4285714285714" w:lineRule="auto"/>
-        <w:rPr>
-          <w:color w:val="444f5c"/>
-          <w:sz w:val="21"/>
-          <w:szCs w:val="21"/>
-        </w:rPr>
-      </w:pPr>
-      <w:r>
-        <w:rPr>
-          <w:color w:val="444f5c"/>
-          <w:sz w:val="21"/>
-          <w:szCs w:val="21"/>
-          <w:rtl w:val="0"/>
-        </w:rPr>
-        <w:t xml:space="preserve">Oct 6 2026 11:05 AM</w:t>
-      </w:r>
-    </w:p>
-    <w:p>
-      <w:pPr>
-        <w:shd w:fill="ffffff" w:val="clear"/>
-        <w:spacing w:line="291.4285714285714" w:lineRule="auto"/>
-        <w:rPr>
-          <w:color w:val="161616"/>
-          <w:sz w:val="21"/>
-          <w:szCs w:val="21"/>
-        </w:rPr>
-      </w:pPr>
-      <w:r>
-        <w:rPr>
-          <w:color w:val="161616"/>
-          <w:sz w:val="21"/>
-          <w:szCs w:val="21"/>
-          <w:rtl w:val="0"/>
-        </w:rPr>
-        <w:t xml:space="preserve">Good morning,</w:t>
-      </w:r>
-    </w:p>
-    <w:p>
-      <w:pPr>
-        <w:shd w:fill="ffffff" w:val="clear"/>
-        <w:spacing w:line="291.4285714285714" w:lineRule="auto"/>
-        <w:rPr>
-          <w:color w:val="161616"/>
-          <w:sz w:val="21"/>
-          <w:szCs w:val="21"/>
-        </w:rPr>
-      </w:pPr>
-      <w:r>
-        <w:rPr>
-          <w:rtl w:val="0"/>
-        </w:rPr>
-      </w:r>
-    </w:p>
-    <w:p>
-      <w:pPr>
-        <w:shd w:fill="ffffff" w:val="clear"/>
-        <w:spacing w:line="291.4285714285714" w:lineRule="auto"/>
-        <w:rPr>
-          <w:color w:val="161616"/>
-          <w:sz w:val="21"/>
-          <w:szCs w:val="21"/>
-        </w:rPr>
-      </w:pPr>
-      <w:r>
-        <w:rPr>
-          <w:rtl w:val="0"/>
-        </w:rPr>
-      </w:r>
-    </w:p>
-    <w:p>
-      <w:pPr>
-        <w:shd w:fill="ffffff" w:val="clear"/>
-        <w:spacing w:line="291.4285714285714" w:lineRule="auto"/>
-        <w:rPr>
-          <w:color w:val="161616"/>
-          <w:sz w:val="21"/>
-          <w:szCs w:val="21"/>
-        </w:rPr>
-      </w:pPr>
-      <w:r>
-        <w:rPr>
-          <w:rtl w:val="0"/>
-        </w:rPr>
-      </w:r>
-    </w:p>
-    <w:p>
-      <w:pPr>
-        <w:shd w:fill="ffffff" w:val="clear"/>
-        <w:spacing w:line="291.4285714285714" w:lineRule="auto"/>
-        <w:rPr>
-          <w:color w:val="161616"/>
-          <w:sz w:val="21"/>
-          <w:szCs w:val="21"/>
-        </w:rPr>
-      </w:pPr>
-      <w:r>
-        <w:rPr>
-          <w:color w:val="161616"/>
-          <w:sz w:val="21"/>
-          <w:szCs w:val="21"/>
-          <w:rtl w:val="0"/>
-        </w:rPr>
-        <w:t xml:space="preserve">I just wanted to check in with you again about the online request you submitted recently.</w:t>
-      </w:r>
-    </w:p>
-    <w:p>
-      <w:pPr>
-        <w:shd w:fill="ffffff" w:val="clear"/>
-        <w:spacing w:line="291.4285714285714" w:lineRule="auto"/>
-        <w:rPr>
-          <w:color w:val="161616"/>
-          <w:sz w:val="21"/>
-          <w:szCs w:val="21"/>
-        </w:rPr>
-      </w:pPr>
-      <w:r>
-        <w:rPr>
-          <w:rtl w:val="0"/>
-        </w:rPr>
-      </w:r>
-    </w:p>
-    <w:p>
-      <w:pPr>
-        <w:shd w:fill="ffffff" w:val="clear"/>
-        <w:spacing w:line="291.4285714285714" w:lineRule="auto"/>
-        <w:rPr>
-          <w:color w:val="161616"/>
-          <w:sz w:val="21"/>
-          <w:szCs w:val="21"/>
-        </w:rPr>
-      </w:pPr>
-      <w:r>
-        <w:rPr>
-          <w:rtl w:val="0"/>
-        </w:rPr>
-      </w:r>
-    </w:p>
-    <w:p>
-      <w:pPr>
-        <w:shd w:fill="ffffff" w:val="clear"/>
-        <w:spacing w:line="291.4285714285714" w:lineRule="auto"/>
-        <w:rPr>
-          <w:color w:val="161616"/>
-          <w:sz w:val="21"/>
-          <w:szCs w:val="21"/>
-        </w:rPr>
-      </w:pPr>
-      <w:r>
-        <w:rPr>
-          <w:rtl w:val="0"/>
-        </w:rPr>
-      </w:r>
-    </w:p>
-    <w:p>
-      <w:pPr>
-        <w:shd w:fill="ffffff" w:val="clear"/>
-        <w:spacing w:line="291.4285714285714" w:lineRule="auto"/>
-        <w:rPr>
-          <w:color w:val="161616"/>
-          <w:sz w:val="21"/>
-          <w:szCs w:val="21"/>
-        </w:rPr>
-      </w:pPr>
-      <w:r>
-        <w:rPr>
-          <w:color w:val="161616"/>
-          <w:sz w:val="21"/>
-          <w:szCs w:val="21"/>
-          <w:rtl w:val="0"/>
-        </w:rPr>
-        <w:t xml:space="preserve">There are a few ways we can reach out to you: text message, phone call, and email. What is the most convenient way?</w:t>
-      </w:r>
-    </w:p>
-    <w:p>
-      <w:pPr>
-        <w:shd w:fill="ffffff" w:val="clear"/>
-        <w:spacing w:line="291.4285714285714" w:lineRule="auto"/>
-        <w:rPr>
-          <w:color w:val="161616"/>
-          <w:sz w:val="21"/>
-          <w:szCs w:val="21"/>
-        </w:rPr>
-      </w:pPr>
-      <w:r>
-        <w:rPr>
-          <w:rtl w:val="0"/>
-        </w:rPr>
-      </w:r>
-    </w:p>
-    <w:p>
-      <w:pPr>
-        <w:shd w:fill="ffffff" w:val="clear"/>
-        <w:spacing w:line="291.4285714285714" w:lineRule="auto"/>
-        <w:rPr>
-          <w:color w:val="161616"/>
-          <w:sz w:val="21"/>
-          <w:szCs w:val="21"/>
-        </w:rPr>
-      </w:pPr>
-      <w:r>
-        <w:rPr>
-          <w:rtl w:val="0"/>
-        </w:rPr>
-      </w:r>
-    </w:p>
-    <w:p>
-      <w:pPr>
-        <w:shd w:fill="ffffff" w:val="clear"/>
-        <w:spacing w:line="291.4285714285714" w:lineRule="auto"/>
-        <w:rPr>
-          <w:color w:val="161616"/>
-          <w:sz w:val="21"/>
-          <w:szCs w:val="21"/>
-        </w:rPr>
-      </w:pPr>
-      <w:r>
-        <w:rPr>
-          <w:rtl w:val="0"/>
-        </w:rPr>
-      </w:r>
-    </w:p>
-    <w:p>
-      <w:pPr>
-        <w:shd w:fill="ffffff" w:val="clear"/>
-        <w:spacing w:line="291.4285714285714" w:lineRule="auto"/>
-        <w:rPr>
-          <w:color w:val="161616"/>
-          <w:sz w:val="21"/>
-          <w:szCs w:val="21"/>
-        </w:rPr>
-      </w:pPr>
-      <w:r>
-        <w:rPr>
-          <w:color w:val="161616"/>
-          <w:sz w:val="21"/>
-          <w:szCs w:val="21"/>
-          <w:rtl w:val="0"/>
-        </w:rPr>
-        <w:t xml:space="preserve">Thank you and I hope you have a wonderful morning,</w:t>
+        <w:t xml:space="preserve">Oct 8 2026 11:49 AM</w:t>
+      </w:r>
+    </w:p>
+    <w:p>
+      <w:pPr>
+        <w:shd w:fill="ffffff" w:val="clear"/>
+        <w:spacing w:line="291.4285714285714" w:lineRule="auto"/>
+        <w:rPr>
+          <w:color w:val="161616"/>
+          <w:sz w:val="21"/>
+          <w:szCs w:val="21"/>
+        </w:rPr>
+      </w:pPr>
+      <w:r>
+        <w:rPr>
+          <w:color w:val="161616"/>
+          <w:sz w:val="21"/>
+          <w:szCs w:val="21"/>
+          <w:rtl w:val="0"/>
+        </w:rPr>
+        <w:t xml:space="preserve">Good morning Molly,</w:t>
+      </w:r>
+    </w:p>
+    <w:p>
+      <w:pPr>
+        <w:shd w:fill="ffffff" w:val="clear"/>
+        <w:spacing w:line="291.4285714285714" w:lineRule="auto"/>
+        <w:rPr>
+          <w:color w:val="161616"/>
+          <w:sz w:val="21"/>
+          <w:szCs w:val="21"/>
+        </w:rPr>
+      </w:pPr>
+      <w:r>
+        <w:rPr>
+          <w:rtl w:val="0"/>
+        </w:rPr>
+      </w:r>
+    </w:p>
+    <w:p>
+      <w:pPr>
+        <w:shd w:fill="ffffff" w:val="clear"/>
+        <w:spacing w:line="291.4285714285714" w:lineRule="auto"/>
+        <w:rPr>
+          <w:color w:val="161616"/>
+          <w:sz w:val="21"/>
+          <w:szCs w:val="21"/>
+        </w:rPr>
+      </w:pPr>
+      <w:r>
+        <w:rPr>
+          <w:rtl w:val="0"/>
+        </w:rPr>
+      </w:r>
+    </w:p>
+    <w:p>
+      <w:pPr>
+        <w:shd w:fill="ffffff" w:val="clear"/>
+        <w:spacing w:line="291.4285714285714" w:lineRule="auto"/>
+        <w:rPr>
+          <w:color w:val="161616"/>
+          <w:sz w:val="21"/>
+          <w:szCs w:val="21"/>
+        </w:rPr>
+      </w:pPr>
+      <w:r>
+        <w:rPr>
+          <w:rtl w:val="0"/>
+        </w:rPr>
+      </w:r>
+    </w:p>
+    <w:p>
+      <w:pPr>
+        <w:shd w:fill="ffffff" w:val="clear"/>
+        <w:spacing w:line="291.4285714285714" w:lineRule="auto"/>
+        <w:rPr>
+          <w:color w:val="161616"/>
+          <w:sz w:val="21"/>
+          <w:szCs w:val="21"/>
+        </w:rPr>
+      </w:pPr>
+      <w:r>
+        <w:rPr>
+          <w:color w:val="161616"/>
+          <w:sz w:val="21"/>
+          <w:szCs w:val="21"/>
+          <w:rtl w:val="0"/>
+        </w:rPr>
+        <w:t xml:space="preserve">I've sent a couple messages, but I haven't gotten anything back from you so far.</w:t>
+      </w:r>
+    </w:p>
+    <w:p>
+      <w:pPr>
+        <w:shd w:fill="ffffff" w:val="clear"/>
+        <w:spacing w:line="291.4285714285714" w:lineRule="auto"/>
+        <w:rPr>
+          <w:color w:val="161616"/>
+          <w:sz w:val="21"/>
+          <w:szCs w:val="21"/>
+        </w:rPr>
+      </w:pPr>
+      <w:r>
+        <w:rPr>
+          <w:rtl w:val="0"/>
+        </w:rPr>
+      </w:r>
+    </w:p>
+    <w:p>
+      <w:pPr>
+        <w:shd w:fill="ffffff" w:val="clear"/>
+        <w:spacing w:line="291.4285714285714" w:lineRule="auto"/>
+        <w:rPr>
+          <w:color w:val="161616"/>
+          <w:sz w:val="21"/>
+          <w:szCs w:val="21"/>
+        </w:rPr>
+      </w:pPr>
+      <w:r>
+        <w:rPr>
+          <w:rtl w:val="0"/>
+        </w:rPr>
+      </w:r>
+    </w:p>
+    <w:p>
+      <w:pPr>
+        <w:shd w:fill="ffffff" w:val="clear"/>
+        <w:spacing w:line="291.4285714285714" w:lineRule="auto"/>
+        <w:rPr>
+          <w:color w:val="161616"/>
+          <w:sz w:val="21"/>
+          <w:szCs w:val="21"/>
+        </w:rPr>
+      </w:pPr>
+      <w:r>
+        <w:rPr>
+          <w:rtl w:val="0"/>
+        </w:rPr>
+      </w:r>
+    </w:p>
+    <w:p>
+      <w:pPr>
+        <w:shd w:fill="ffffff" w:val="clear"/>
+        <w:spacing w:line="291.4285714285714" w:lineRule="auto"/>
+        <w:rPr>
+          <w:color w:val="161616"/>
+          <w:sz w:val="21"/>
+          <w:szCs w:val="21"/>
+        </w:rPr>
+      </w:pPr>
+      <w:r>
+        <w:rPr>
+          <w:color w:val="161616"/>
+          <w:sz w:val="21"/>
+          <w:szCs w:val="21"/>
+          <w:rtl w:val="0"/>
+        </w:rPr>
+        <w:t xml:space="preserve">I'm hoping to find out what is the best way to reach you. We can call, email, and text. What would you like the most?</w:t>
+      </w:r>
+    </w:p>
+    <w:p>
+      <w:pPr>
+        <w:shd w:fill="ffffff" w:val="clear"/>
+        <w:spacing w:line="291.4285714285714" w:lineRule="auto"/>
+        <w:rPr>
+          <w:color w:val="161616"/>
+          <w:sz w:val="21"/>
+          <w:szCs w:val="21"/>
+        </w:rPr>
+      </w:pPr>
+      <w:r>
+        <w:rPr>
+          <w:rtl w:val="0"/>
+        </w:rPr>
+      </w:r>
+    </w:p>
+    <w:p>
+      <w:pPr>
+        <w:shd w:fill="ffffff" w:val="clear"/>
+        <w:spacing w:line="291.4285714285714" w:lineRule="auto"/>
+        <w:rPr>
+          <w:color w:val="161616"/>
+          <w:sz w:val="21"/>
+          <w:szCs w:val="21"/>
+        </w:rPr>
+      </w:pPr>
+      <w:r>
+        <w:rPr>
+          <w:rtl w:val="0"/>
+        </w:rPr>
+      </w:r>
+    </w:p>
+    <w:p>
+      <w:pPr>
+        <w:shd w:fill="ffffff" w:val="clear"/>
+        <w:spacing w:line="291.4285714285714" w:lineRule="auto"/>
+        <w:rPr>
+          <w:color w:val="161616"/>
+          <w:sz w:val="21"/>
+          <w:szCs w:val="21"/>
+        </w:rPr>
+      </w:pPr>
+      <w:r>
+        <w:rPr>
+          <w:rtl w:val="0"/>
+        </w:rPr>
+      </w:r>
+    </w:p>
+    <w:p>
+      <w:pPr>
+        <w:shd w:fill="ffffff" w:val="clear"/>
+        <w:spacing w:line="291.4285714285714" w:lineRule="auto"/>
+        <w:rPr>
+          <w:color w:val="161616"/>
+          <w:sz w:val="21"/>
+          <w:szCs w:val="21"/>
+        </w:rPr>
+      </w:pPr>
+      <w:r>
+        <w:rPr>
+          <w:color w:val="161616"/>
+          <w:sz w:val="21"/>
+          <w:szCs w:val="21"/>
+          <w:rtl w:val="0"/>
+        </w:rPr>
+        <w:t xml:space="preserve">Have a good morning,</w:t>
       </w:r>
     </w:p>
     <w:p>
@@ -4516,6 +3065,326 @@
           <w:szCs w:val="21"/>
           <w:rtl w:val="0"/>
         </w:rPr>
+        <w:t xml:space="preserve">Email Sent</w:t>
+      </w:r>
+    </w:p>
+    <w:p>
+      <w:pPr>
+        <w:shd w:fill="ffffff" w:val="clear"/>
+        <w:spacing w:line="291.4285714285714" w:lineRule="auto"/>
+        <w:rPr>
+          <w:color w:val="444f5c"/>
+          <w:sz w:val="21"/>
+          <w:szCs w:val="21"/>
+        </w:rPr>
+      </w:pPr>
+      <w:r>
+        <w:rPr>
+          <w:color w:val="444f5c"/>
+          <w:sz w:val="21"/>
+          <w:szCs w:val="21"/>
+          <w:rtl w:val="0"/>
+        </w:rPr>
+        <w:t xml:space="preserve">Mark Armstrong</w:t>
+      </w:r>
+    </w:p>
+    <w:p>
+      <w:pPr>
+        <w:shd w:fill="ffffff" w:val="clear"/>
+        <w:spacing w:line="291.4285714285714" w:lineRule="auto"/>
+        <w:rPr>
+          <w:color w:val="444f5c"/>
+          <w:sz w:val="21"/>
+          <w:szCs w:val="21"/>
+        </w:rPr>
+      </w:pPr>
+      <w:r>
+        <w:rPr>
+          <w:color w:val="444f5c"/>
+          <w:sz w:val="21"/>
+          <w:szCs w:val="21"/>
+          <w:rtl w:val="0"/>
+        </w:rPr>
+        <w:t xml:space="preserve">Oct 7 2026 11:20 AM</w:t>
+      </w:r>
+    </w:p>
+    <w:p>
+      <w:pPr>
+        <w:shd w:fill="ffffff" w:val="clear"/>
+        <w:spacing w:line="3060" w:lineRule="auto"/>
+        <w:rPr>
+          <w:color w:val="444f5c"/>
+          <w:sz w:val="2"/>
+          <w:szCs w:val="2"/>
+        </w:rPr>
+      </w:pPr>
+      <w:r>
+        <w:rPr>
+          <w:color w:val="444f5c"/>
+          <w:sz w:val="2"/>
+          <w:szCs w:val="2"/>
+          <w:rtl w:val="0"/>
+        </w:rPr>
+        <w:t xml:space="preserve">hangchauv@yahoo.com</w:t>
+      </w:r>
+    </w:p>
+    <w:p>
+      <w:pPr>
+        <w:shd w:fill="ffffff" w:val="clear"/>
+        <w:spacing w:line="274.2857142857143" w:lineRule="auto"/>
+        <w:rPr>
+          <w:color w:val="444f5c"/>
+          <w:sz w:val="21"/>
+          <w:szCs w:val="21"/>
+        </w:rPr>
+      </w:pPr>
+      <w:r>
+        <w:rPr>
+          <w:color w:val="444f5c"/>
+          <w:sz w:val="21"/>
+          <w:szCs w:val="21"/>
+          <w:rtl w:val="0"/>
+        </w:rPr>
+        <w:t xml:space="preserve">Subject: Discover your next Honda at Joyce Koons!</w:t>
+      </w:r>
+    </w:p>
+    <w:p>
+      <w:pPr>
+        <w:shd w:fill="ffffff" w:val="clear"/>
+        <w:spacing w:line="291.4285714285714" w:lineRule="auto"/>
+        <w:rPr>
+          <w:color w:val="161616"/>
+          <w:sz w:val="21"/>
+          <w:szCs w:val="21"/>
+        </w:rPr>
+      </w:pPr>
+      <w:r>
+        <w:rPr>
+          <w:color w:val="161616"/>
+          <w:sz w:val="21"/>
+          <w:szCs w:val="21"/>
+          <w:rtl w:val="0"/>
+        </w:rPr>
+        <w:t xml:space="preserve">&gt; Shop today at Joyce Koons Honda and save. These offers won't last long. We do not rent, sell or exchange email addresses. We encourage you not to unsubscribe so that we can keep you informed about promotions, new vehicles, service tips and service specials, but if you choose to, you can opt out here. If you prefer not to receive further emails from us,Click here to Unsubscribe</w:t>
+      </w:r>
+    </w:p>
+    <w:p>
+      <w:pPr>
+        <w:shd w:fill="f4f5f6" w:val="clear"/>
+        <w:spacing w:line="291.4285714285714" w:lineRule="auto"/>
+        <w:rPr>
+          <w:color w:val="444f5c"/>
+          <w:sz w:val="21"/>
+          <w:szCs w:val="21"/>
+        </w:rPr>
+      </w:pPr>
+      <w:r>
+        <w:rPr>
+          <w:color w:val="444f5c"/>
+          <w:sz w:val="21"/>
+          <w:szCs w:val="21"/>
+          <w:rtl w:val="0"/>
+        </w:rPr>
+        <w:t xml:space="preserve">Reply All</w:t>
+      </w:r>
+    </w:p>
+    <w:p>
+      <w:pPr>
+        <w:shd w:fill="f4f5f6" w:val="clear"/>
+        <w:spacing w:line="291.4285714285714" w:lineRule="auto"/>
+        <w:rPr>
+          <w:color w:val="444f5c"/>
+          <w:sz w:val="21"/>
+          <w:szCs w:val="21"/>
+        </w:rPr>
+      </w:pPr>
+      <w:r>
+        <w:rPr>
+          <w:color w:val="444f5c"/>
+          <w:sz w:val="21"/>
+          <w:szCs w:val="21"/>
+          <w:rtl w:val="0"/>
+        </w:rPr>
+        <w:t xml:space="preserve">Preview</w:t>
+      </w:r>
+    </w:p>
+    <w:p>
+      <w:pPr>
+        <w:shd w:fill="ffffff" w:val="clear"/>
+        <w:spacing w:line="280" w:lineRule="auto"/>
+        <w:rPr>
+          <w:color w:val="444f5c"/>
+          <w:sz w:val="18"/>
+          <w:szCs w:val="18"/>
+        </w:rPr>
+      </w:pPr>
+      <w:r>
+        <w:rPr>
+          <w:color w:val="444f5c"/>
+          <w:sz w:val="18"/>
+          <w:szCs w:val="18"/>
+          <w:rtl w:val="0"/>
+        </w:rPr>
+        <w:t xml:space="preserve">0 Open 0 Clicks</w:t>
+      </w:r>
+    </w:p>
+    <w:p>
+      <w:pPr>
+        <w:shd w:fill="ffffff" w:val="clear"/>
+        <w:spacing w:line="291.4285714285714" w:lineRule="auto"/>
+        <w:rPr>
+          <w:color w:val="161616"/>
+          <w:sz w:val="21"/>
+          <w:szCs w:val="21"/>
+        </w:rPr>
+      </w:pPr>
+      <w:r>
+        <w:rPr>
+          <w:color w:val="161616"/>
+          <w:sz w:val="21"/>
+          <w:szCs w:val="21"/>
+          <w:rtl w:val="0"/>
+        </w:rPr>
+        <w:t xml:space="preserve">Sent Campaign Email</w:t>
+      </w:r>
+    </w:p>
+    <w:p>
+      <w:pPr>
+        <w:shd w:fill="ffffff" w:val="clear"/>
+        <w:spacing w:line="291.4285714285714" w:lineRule="auto"/>
+        <w:rPr>
+          <w:color w:val="161616"/>
+          <w:sz w:val="21"/>
+          <w:szCs w:val="21"/>
+        </w:rPr>
+      </w:pPr>
+      <w:r>
+        <w:rPr>
+          <w:color w:val="161616"/>
+          <w:sz w:val="21"/>
+          <w:szCs w:val="21"/>
+          <w:rtl w:val="0"/>
+        </w:rPr>
+        <w:t xml:space="preserve">(Automatic)</w:t>
+      </w:r>
+    </w:p>
+    <w:p>
+      <w:pPr>
+        <w:shd w:fill="ffffff" w:val="clear"/>
+        <w:spacing w:line="291.4285714285714" w:lineRule="auto"/>
+        <w:rPr>
+          <w:color w:val="444f5c"/>
+          <w:sz w:val="21"/>
+          <w:szCs w:val="21"/>
+        </w:rPr>
+      </w:pPr>
+      <w:r>
+        <w:rPr>
+          <w:color w:val="444f5c"/>
+          <w:sz w:val="21"/>
+          <w:szCs w:val="21"/>
+          <w:rtl w:val="0"/>
+        </w:rPr>
+        <w:t xml:space="preserve">System</w:t>
+      </w:r>
+    </w:p>
+    <w:p>
+      <w:pPr>
+        <w:shd w:fill="ffffff" w:val="clear"/>
+        <w:spacing w:line="291.4285714285714" w:lineRule="auto"/>
+        <w:rPr>
+          <w:color w:val="444f5c"/>
+          <w:sz w:val="21"/>
+          <w:szCs w:val="21"/>
+        </w:rPr>
+      </w:pPr>
+      <w:r>
+        <w:rPr>
+          <w:color w:val="444f5c"/>
+          <w:sz w:val="21"/>
+          <w:szCs w:val="21"/>
+          <w:rtl w:val="0"/>
+        </w:rPr>
+        <w:t xml:space="preserve">Oct 7 2026 11:18 AM</w:t>
+      </w:r>
+    </w:p>
+    <w:p>
+      <w:pPr>
+        <w:shd w:fill="ffffff" w:val="clear"/>
+        <w:spacing w:line="274.2857142857143" w:lineRule="auto"/>
+        <w:rPr>
+          <w:color w:val="444f5c"/>
+          <w:sz w:val="21"/>
+          <w:szCs w:val="21"/>
+        </w:rPr>
+      </w:pPr>
+      <w:r>
+        <w:rPr>
+          <w:color w:val="444f5c"/>
+          <w:sz w:val="21"/>
+          <w:szCs w:val="21"/>
+          <w:rtl w:val="0"/>
+        </w:rPr>
+        <w:t xml:space="preserve">Subject: Discover your next Honda at Joyce Koons!</w:t>
+      </w:r>
+    </w:p>
+    <w:p>
+      <w:pPr>
+        <w:shd w:fill="ffffff" w:val="clear"/>
+        <w:spacing w:line="291.4285714285714" w:lineRule="auto"/>
+        <w:rPr>
+          <w:color w:val="161616"/>
+          <w:sz w:val="21"/>
+          <w:szCs w:val="21"/>
+        </w:rPr>
+      </w:pPr>
+      <w:r>
+        <w:rPr>
+          <w:color w:val="161616"/>
+          <w:sz w:val="21"/>
+          <w:szCs w:val="21"/>
+          <w:rtl w:val="0"/>
+        </w:rPr>
+        <w:t xml:space="preserve">&gt; Shop today at Joyce Koons Honda and save. These offers won't last long. We do not rent, sell or exchange email addresses. We encourage you not to unsubscribe so that we can keep you informed about promotions, new vehicles, service tips and service specials, but if you choose to, you can opt out here. If you prefer not to receive further emails from us,Click here to Unsubscribe</w:t>
+      </w:r>
+    </w:p>
+    <w:p>
+      <w:pPr>
+        <w:shd w:fill="f4f5f6" w:val="clear"/>
+        <w:spacing w:line="291.4285714285714" w:lineRule="auto"/>
+        <w:rPr>
+          <w:color w:val="444f5c"/>
+          <w:sz w:val="21"/>
+          <w:szCs w:val="21"/>
+        </w:rPr>
+      </w:pPr>
+      <w:r>
+        <w:rPr>
+          <w:color w:val="444f5c"/>
+          <w:sz w:val="21"/>
+          <w:szCs w:val="21"/>
+          <w:rtl w:val="0"/>
+        </w:rPr>
+        <w:t xml:space="preserve">Preview</w:t>
+      </w:r>
+    </w:p>
+    <w:p>
+      <w:pPr>
+        <w:shd w:fill="ffffff" w:val="clear"/>
+        <w:spacing w:line="291.4285714285714" w:lineRule="auto"/>
+        <w:rPr>
+          <w:color w:val="161616"/>
+          <w:sz w:val="21"/>
+          <w:szCs w:val="21"/>
+        </w:rPr>
+      </w:pPr>
+      <w:r>
+        <w:rPr>
+          <w:color w:val="161616"/>
+          <w:sz w:val="21"/>
+          <w:szCs w:val="21"/>
+          <w:rtl w:val="0"/>
+        </w:rPr>
         <w:t xml:space="preserve">Engaged Lead Follow Up</w:t>
       </w:r>
     </w:p>
@@ -4556,7 +3425,7 @@
           <w:szCs w:val="21"/>
           <w:rtl w:val="0"/>
         </w:rPr>
-        <w:t xml:space="preserve">Oct 6 2026 10:18 AM</w:t>
+        <w:t xml:space="preserve">Oct 7 2026 10:18 AM</w:t>
       </w:r>
     </w:p>
     <w:p>
@@ -4616,6 +3485,1306 @@
           <w:szCs w:val="21"/>
           <w:rtl w:val="0"/>
         </w:rPr>
+        <w:t xml:space="preserve">Last Wednesday</w:t>
+      </w:r>
+    </w:p>
+    <w:p>
+      <w:pPr>
+        <w:shd w:fill="ffffff" w:val="clear"/>
+        <w:spacing w:line="291.4285714285714" w:lineRule="auto"/>
+        <w:rPr>
+          <w:color w:val="161616"/>
+          <w:sz w:val="21"/>
+          <w:szCs w:val="21"/>
+        </w:rPr>
+      </w:pPr>
+      <w:r>
+        <w:rPr>
+          <w:color w:val="161616"/>
+          <w:sz w:val="21"/>
+          <w:szCs w:val="21"/>
+          <w:rtl w:val="0"/>
+        </w:rPr>
+        <w:t xml:space="preserve">Done</w:t>
+      </w:r>
+    </w:p>
+    <w:p>
+      <w:pPr>
+        <w:shd w:fill="ffffff" w:val="clear"/>
+        <w:spacing w:line="291.4285714285714" w:lineRule="auto"/>
+        <w:rPr>
+          <w:color w:val="969aa3"/>
+          <w:sz w:val="21"/>
+          <w:szCs w:val="21"/>
+        </w:rPr>
+      </w:pPr>
+      <w:r>
+        <w:rPr>
+          <w:color w:val="969aa3"/>
+          <w:sz w:val="21"/>
+          <w:szCs w:val="21"/>
+          <w:rtl w:val="0"/>
+        </w:rPr>
+        <w:t xml:space="preserve">Assigned To:</w:t>
+      </w:r>
+    </w:p>
+    <w:p>
+      <w:pPr>
+        <w:shd w:fill="ffffff" w:val="clear"/>
+        <w:spacing w:line="291.4285714285714" w:lineRule="auto"/>
+        <w:rPr>
+          <w:color w:val="444f5c"/>
+          <w:sz w:val="21"/>
+          <w:szCs w:val="21"/>
+        </w:rPr>
+      </w:pPr>
+      <w:r>
+        <w:rPr>
+          <w:color w:val="444f5c"/>
+          <w:sz w:val="21"/>
+          <w:szCs w:val="21"/>
+          <w:rtl w:val="0"/>
+        </w:rPr>
+        <w:t xml:space="preserve">Mark Armstrong</w:t>
+      </w:r>
+    </w:p>
+    <w:p>
+      <w:pPr>
+        <w:shd w:fill="ffffff" w:val="clear"/>
+        <w:spacing w:line="291.4285714285714" w:lineRule="auto"/>
+        <w:rPr>
+          <w:color w:val="161616"/>
+          <w:sz w:val="21"/>
+          <w:szCs w:val="21"/>
+        </w:rPr>
+      </w:pPr>
+      <w:r>
+        <w:rPr>
+          <w:color w:val="161616"/>
+          <w:sz w:val="21"/>
+          <w:szCs w:val="21"/>
+          <w:rtl w:val="0"/>
+        </w:rPr>
+        <w:t xml:space="preserve">Note</w:t>
+      </w:r>
+    </w:p>
+    <w:p>
+      <w:pPr>
+        <w:shd w:fill="ffffff" w:val="clear"/>
+        <w:spacing w:line="291.4285714285714" w:lineRule="auto"/>
+        <w:rPr>
+          <w:color w:val="444f5c"/>
+          <w:sz w:val="21"/>
+          <w:szCs w:val="21"/>
+        </w:rPr>
+      </w:pPr>
+      <w:r>
+        <w:rPr>
+          <w:color w:val="444f5c"/>
+          <w:sz w:val="21"/>
+          <w:szCs w:val="21"/>
+          <w:rtl w:val="0"/>
+        </w:rPr>
+        <w:t xml:space="preserve">Mark Armstrong</w:t>
+      </w:r>
+    </w:p>
+    <w:p>
+      <w:pPr>
+        <w:shd w:fill="ffffff" w:val="clear"/>
+        <w:spacing w:line="291.4285714285714" w:lineRule="auto"/>
+        <w:rPr>
+          <w:color w:val="444f5c"/>
+          <w:sz w:val="21"/>
+          <w:szCs w:val="21"/>
+        </w:rPr>
+      </w:pPr>
+      <w:r>
+        <w:rPr>
+          <w:color w:val="444f5c"/>
+          <w:sz w:val="21"/>
+          <w:szCs w:val="21"/>
+          <w:rtl w:val="0"/>
+        </w:rPr>
+        <w:t xml:space="preserve">Oct 6 2026 5:45 PM</w:t>
+      </w:r>
+    </w:p>
+    <w:p>
+      <w:pPr>
+        <w:shd w:fill="ffffff" w:val="clear"/>
+        <w:spacing w:line="291.4285714285714" w:lineRule="auto"/>
+        <w:rPr>
+          <w:color w:val="161616"/>
+          <w:sz w:val="21"/>
+          <w:szCs w:val="21"/>
+        </w:rPr>
+      </w:pPr>
+      <w:r>
+        <w:rPr>
+          <w:color w:val="161616"/>
+          <w:sz w:val="21"/>
+          <w:szCs w:val="21"/>
+          <w:rtl w:val="0"/>
+        </w:rPr>
+        <w:t xml:space="preserve">going to talk to husband</w:t>
+      </w:r>
+    </w:p>
+    <w:p>
+      <w:pPr>
+        <w:shd w:fill="ffffff" w:val="clear"/>
+        <w:spacing w:line="291.4285714285714" w:lineRule="auto"/>
+        <w:rPr>
+          <w:color w:val="161616"/>
+          <w:sz w:val="21"/>
+          <w:szCs w:val="21"/>
+        </w:rPr>
+      </w:pPr>
+      <w:r>
+        <w:rPr>
+          <w:color w:val="161616"/>
+          <w:sz w:val="21"/>
+          <w:szCs w:val="21"/>
+          <w:rtl w:val="0"/>
+        </w:rPr>
+        <w:t xml:space="preserve">Text Sent</w:t>
+      </w:r>
+    </w:p>
+    <w:p>
+      <w:pPr>
+        <w:shd w:fill="ffffff" w:val="clear"/>
+        <w:spacing w:line="291.4285714285714" w:lineRule="auto"/>
+        <w:rPr>
+          <w:color w:val="444f5c"/>
+          <w:sz w:val="21"/>
+          <w:szCs w:val="21"/>
+        </w:rPr>
+      </w:pPr>
+      <w:r>
+        <w:rPr>
+          <w:color w:val="444f5c"/>
+          <w:sz w:val="21"/>
+          <w:szCs w:val="21"/>
+          <w:rtl w:val="0"/>
+        </w:rPr>
+        <w:t xml:space="preserve">Mark Armstrong</w:t>
+      </w:r>
+    </w:p>
+    <w:p>
+      <w:pPr>
+        <w:shd w:fill="ffffff" w:val="clear"/>
+        <w:spacing w:line="291.4285714285714" w:lineRule="auto"/>
+        <w:rPr>
+          <w:color w:val="444f5c"/>
+          <w:sz w:val="21"/>
+          <w:szCs w:val="21"/>
+        </w:rPr>
+      </w:pPr>
+      <w:r>
+        <w:rPr>
+          <w:color w:val="444f5c"/>
+          <w:sz w:val="21"/>
+          <w:szCs w:val="21"/>
+          <w:rtl w:val="0"/>
+        </w:rPr>
+        <w:t xml:space="preserve">Oct 6 2026 5:39 PM</w:t>
+      </w:r>
+    </w:p>
+    <w:p>
+      <w:pPr>
+        <w:shd w:fill="ffffff" w:val="clear"/>
+        <w:spacing w:line="291.4285714285714" w:lineRule="auto"/>
+        <w:rPr>
+          <w:color w:val="161616"/>
+          <w:sz w:val="21"/>
+          <w:szCs w:val="21"/>
+        </w:rPr>
+      </w:pPr>
+      <w:r>
+        <w:rPr>
+          <w:color w:val="161616"/>
+          <w:sz w:val="21"/>
+          <w:szCs w:val="21"/>
+          <w:rtl w:val="0"/>
+        </w:rPr>
+        <w:t xml:space="preserve">https://www.joycekoonshonda.com/vehicle/New/2026/Honda/Pilot/5FNYG1H68TB062717/</w:t>
+      </w:r>
+    </w:p>
+    <w:p>
+      <w:pPr>
+        <w:shd w:fill="ffffff" w:val="clear"/>
+        <w:spacing w:line="291.4285714285714" w:lineRule="auto"/>
+        <w:rPr>
+          <w:color w:val="161616"/>
+          <w:sz w:val="21"/>
+          <w:szCs w:val="21"/>
+        </w:rPr>
+      </w:pPr>
+      <w:r>
+        <w:rPr>
+          <w:color w:val="161616"/>
+          <w:sz w:val="21"/>
+          <w:szCs w:val="21"/>
+          <w:rtl w:val="0"/>
+        </w:rPr>
+        <w:t xml:space="preserve">Outbound Call</w:t>
+      </w:r>
+    </w:p>
+    <w:p>
+      <w:pPr>
+        <w:shd w:fill="ffffff" w:val="clear"/>
+        <w:spacing w:line="291.4285714285714" w:lineRule="auto"/>
+        <w:rPr>
+          <w:color w:val="444f5c"/>
+          <w:sz w:val="21"/>
+          <w:szCs w:val="21"/>
+        </w:rPr>
+      </w:pPr>
+      <w:r>
+        <w:rPr>
+          <w:color w:val="444f5c"/>
+          <w:sz w:val="21"/>
+          <w:szCs w:val="21"/>
+          <w:rtl w:val="0"/>
+        </w:rPr>
+        <w:t xml:space="preserve">Mark Armstrong</w:t>
+      </w:r>
+    </w:p>
+    <w:p>
+      <w:pPr>
+        <w:shd w:fill="ffffff" w:val="clear"/>
+        <w:spacing w:line="291.4285714285714" w:lineRule="auto"/>
+        <w:rPr>
+          <w:color w:val="444f5c"/>
+          <w:sz w:val="21"/>
+          <w:szCs w:val="21"/>
+        </w:rPr>
+      </w:pPr>
+      <w:r>
+        <w:rPr>
+          <w:color w:val="444f5c"/>
+          <w:sz w:val="21"/>
+          <w:szCs w:val="21"/>
+          <w:rtl w:val="0"/>
+        </w:rPr>
+        <w:t xml:space="preserve">Oct 6 2026 5:31 PM</w:t>
+      </w:r>
+    </w:p>
+    <w:p>
+      <w:pPr>
+        <w:shd w:fill="ffffff" w:val="clear"/>
+        <w:spacing w:line="291.4285714285714" w:lineRule="auto"/>
+        <w:rPr>
+          <w:color w:val="161616"/>
+          <w:sz w:val="21"/>
+          <w:szCs w:val="21"/>
+        </w:rPr>
+      </w:pPr>
+      <w:r>
+        <w:rPr>
+          <w:color w:val="161616"/>
+          <w:sz w:val="21"/>
+          <w:szCs w:val="21"/>
+          <w:rtl w:val="0"/>
+        </w:rPr>
+        <w:t xml:space="preserve">Called +1 (301) 919 - 7097 and contacted</w:t>
+      </w:r>
+    </w:p>
+    <w:p>
+      <w:pPr>
+        <w:shd w:fill="ffffff" w:val="clear"/>
+        <w:spacing w:line="291.4285714285714" w:lineRule="auto"/>
+        <w:rPr>
+          <w:color w:val="161616"/>
+          <w:sz w:val="21"/>
+          <w:szCs w:val="21"/>
+        </w:rPr>
+      </w:pPr>
+      <w:r>
+        <w:rPr>
+          <w:color w:val="161616"/>
+          <w:sz w:val="21"/>
+          <w:szCs w:val="21"/>
+          <w:rtl w:val="0"/>
+        </w:rPr>
+        <w:t xml:space="preserve">Duration 12:53</w:t>
+      </w:r>
+    </w:p>
+    <w:p>
+      <w:pPr>
+        <w:shd w:fill="ffffff" w:val="clear"/>
+        <w:spacing w:line="291.4285714285714" w:lineRule="auto"/>
+        <w:rPr>
+          <w:color w:val="161616"/>
+          <w:sz w:val="21"/>
+          <w:szCs w:val="21"/>
+        </w:rPr>
+      </w:pPr>
+      <w:r>
+        <w:rPr>
+          <w:color w:val="161616"/>
+          <w:sz w:val="21"/>
+          <w:szCs w:val="21"/>
+          <w:rtl w:val="0"/>
+        </w:rPr>
+        <w:t xml:space="preserve">Missed Call</w:t>
+      </w:r>
+    </w:p>
+    <w:p>
+      <w:pPr>
+        <w:shd w:fill="ffffff" w:val="clear"/>
+        <w:spacing w:line="291.4285714285714" w:lineRule="auto"/>
+        <w:rPr>
+          <w:color w:val="444f5c"/>
+          <w:sz w:val="21"/>
+          <w:szCs w:val="21"/>
+        </w:rPr>
+      </w:pPr>
+      <w:r>
+        <w:rPr>
+          <w:color w:val="444f5c"/>
+          <w:sz w:val="21"/>
+          <w:szCs w:val="21"/>
+          <w:rtl w:val="0"/>
+        </w:rPr>
+        <w:t xml:space="preserve">Mark Armstrong</w:t>
+      </w:r>
+    </w:p>
+    <w:p>
+      <w:pPr>
+        <w:shd w:fill="ffffff" w:val="clear"/>
+        <w:spacing w:line="291.4285714285714" w:lineRule="auto"/>
+        <w:rPr>
+          <w:color w:val="444f5c"/>
+          <w:sz w:val="21"/>
+          <w:szCs w:val="21"/>
+        </w:rPr>
+      </w:pPr>
+      <w:r>
+        <w:rPr>
+          <w:color w:val="444f5c"/>
+          <w:sz w:val="21"/>
+          <w:szCs w:val="21"/>
+          <w:rtl w:val="0"/>
+        </w:rPr>
+        <w:t xml:space="preserve">Oct 6 2026 5:16 PM</w:t>
+      </w:r>
+    </w:p>
+    <w:p>
+      <w:pPr>
+        <w:shd w:fill="ffffff" w:val="clear"/>
+        <w:spacing w:line="291.4285714285714" w:lineRule="auto"/>
+        <w:rPr>
+          <w:color w:val="161616"/>
+          <w:sz w:val="21"/>
+          <w:szCs w:val="21"/>
+        </w:rPr>
+      </w:pPr>
+      <w:r>
+        <w:rPr>
+          <w:color w:val="161616"/>
+          <w:sz w:val="21"/>
+          <w:szCs w:val="21"/>
+          <w:rtl w:val="0"/>
+        </w:rPr>
+        <w:t xml:space="preserve">Missed a call from +1 (301) 919 - 7097</w:t>
+      </w:r>
+    </w:p>
+    <w:p>
+      <w:pPr>
+        <w:shd w:fill="f4f5f6" w:val="clear"/>
+        <w:spacing w:line="291.4285714285714" w:lineRule="auto"/>
+        <w:rPr>
+          <w:color w:val="444f5c"/>
+          <w:sz w:val="21"/>
+          <w:szCs w:val="21"/>
+        </w:rPr>
+      </w:pPr>
+      <w:r>
+        <w:rPr>
+          <w:color w:val="444f5c"/>
+          <w:sz w:val="21"/>
+          <w:szCs w:val="21"/>
+          <w:rtl w:val="0"/>
+        </w:rPr>
+        <w:t xml:space="preserve">Call Back</w:t>
+      </w:r>
+    </w:p>
+    <w:p>
+      <w:pPr>
+        <w:shd w:fill="ffffff" w:val="clear"/>
+        <w:spacing w:line="291.4285714285714" w:lineRule="auto"/>
+        <w:rPr>
+          <w:color w:val="161616"/>
+          <w:sz w:val="21"/>
+          <w:szCs w:val="21"/>
+        </w:rPr>
+      </w:pPr>
+      <w:r>
+        <w:rPr>
+          <w:color w:val="161616"/>
+          <w:sz w:val="21"/>
+          <w:szCs w:val="21"/>
+          <w:rtl w:val="0"/>
+        </w:rPr>
+        <w:t xml:space="preserve">Text Sent</w:t>
+      </w:r>
+    </w:p>
+    <w:p>
+      <w:pPr>
+        <w:shd w:fill="ffffff" w:val="clear"/>
+        <w:spacing w:line="291.4285714285714" w:lineRule="auto"/>
+        <w:rPr>
+          <w:color w:val="444f5c"/>
+          <w:sz w:val="21"/>
+          <w:szCs w:val="21"/>
+        </w:rPr>
+      </w:pPr>
+      <w:r>
+        <w:rPr>
+          <w:color w:val="444f5c"/>
+          <w:sz w:val="21"/>
+          <w:szCs w:val="21"/>
+          <w:rtl w:val="0"/>
+        </w:rPr>
+        <w:t xml:space="preserve">Mark Armstrong</w:t>
+      </w:r>
+    </w:p>
+    <w:p>
+      <w:pPr>
+        <w:shd w:fill="ffffff" w:val="clear"/>
+        <w:spacing w:line="291.4285714285714" w:lineRule="auto"/>
+        <w:rPr>
+          <w:color w:val="444f5c"/>
+          <w:sz w:val="21"/>
+          <w:szCs w:val="21"/>
+        </w:rPr>
+      </w:pPr>
+      <w:r>
+        <w:rPr>
+          <w:color w:val="444f5c"/>
+          <w:sz w:val="21"/>
+          <w:szCs w:val="21"/>
+          <w:rtl w:val="0"/>
+        </w:rPr>
+        <w:t xml:space="preserve">Oct 6 2026 5:15 PM</w:t>
+      </w:r>
+    </w:p>
+    <w:p>
+      <w:pPr>
+        <w:shd w:fill="ffffff" w:val="clear"/>
+        <w:spacing w:line="291.4285714285714" w:lineRule="auto"/>
+        <w:rPr>
+          <w:color w:val="161616"/>
+          <w:sz w:val="21"/>
+          <w:szCs w:val="21"/>
+        </w:rPr>
+      </w:pPr>
+      <w:r>
+        <w:rPr>
+          <w:color w:val="161616"/>
+          <w:sz w:val="21"/>
+          <w:szCs w:val="21"/>
+          <w:rtl w:val="0"/>
+        </w:rPr>
+        <w:t xml:space="preserve">How much are you looking to spend</w:t>
+      </w:r>
+    </w:p>
+    <w:p>
+      <w:pPr>
+        <w:shd w:fill="ffffff" w:val="clear"/>
+        <w:spacing w:line="291.4285714285714" w:lineRule="auto"/>
+        <w:rPr>
+          <w:color w:val="161616"/>
+          <w:sz w:val="21"/>
+          <w:szCs w:val="21"/>
+        </w:rPr>
+      </w:pPr>
+      <w:r>
+        <w:rPr>
+          <w:color w:val="161616"/>
+          <w:sz w:val="21"/>
+          <w:szCs w:val="21"/>
+          <w:rtl w:val="0"/>
+        </w:rPr>
+        <w:t xml:space="preserve">Text Received</w:t>
+      </w:r>
+    </w:p>
+    <w:p>
+      <w:pPr>
+        <w:shd w:fill="ffffff" w:val="clear"/>
+        <w:spacing w:line="291.4285714285714" w:lineRule="auto"/>
+        <w:rPr>
+          <w:color w:val="444f5c"/>
+          <w:sz w:val="21"/>
+          <w:szCs w:val="21"/>
+        </w:rPr>
+      </w:pPr>
+      <w:r>
+        <w:rPr>
+          <w:color w:val="444f5c"/>
+          <w:sz w:val="21"/>
+          <w:szCs w:val="21"/>
+          <w:rtl w:val="0"/>
+        </w:rPr>
+        <w:t xml:space="preserve">Mark Armstrong</w:t>
+      </w:r>
+    </w:p>
+    <w:p>
+      <w:pPr>
+        <w:shd w:fill="ffffff" w:val="clear"/>
+        <w:spacing w:line="291.4285714285714" w:lineRule="auto"/>
+        <w:rPr>
+          <w:color w:val="444f5c"/>
+          <w:sz w:val="21"/>
+          <w:szCs w:val="21"/>
+        </w:rPr>
+      </w:pPr>
+      <w:r>
+        <w:rPr>
+          <w:color w:val="444f5c"/>
+          <w:sz w:val="21"/>
+          <w:szCs w:val="21"/>
+          <w:rtl w:val="0"/>
+        </w:rPr>
+        <w:t xml:space="preserve">Oct 6 2026 5:14 PM</w:t>
+      </w:r>
+    </w:p>
+    <w:p>
+      <w:pPr>
+        <w:shd w:fill="ffffff" w:val="clear"/>
+        <w:spacing w:line="291.4285714285714" w:lineRule="auto"/>
+        <w:rPr>
+          <w:color w:val="161616"/>
+          <w:sz w:val="21"/>
+          <w:szCs w:val="21"/>
+        </w:rPr>
+      </w:pPr>
+      <w:r>
+        <w:rPr>
+          <w:color w:val="161616"/>
+          <w:sz w:val="21"/>
+          <w:szCs w:val="21"/>
+          <w:rtl w:val="0"/>
+        </w:rPr>
+        <w:t xml:space="preserve">no</w:t>
+      </w:r>
+    </w:p>
+    <w:p>
+      <w:pPr>
+        <w:shd w:fill="f4f5f6" w:val="clear"/>
+        <w:spacing w:line="291.4285714285714" w:lineRule="auto"/>
+        <w:rPr>
+          <w:color w:val="444f5c"/>
+          <w:sz w:val="21"/>
+          <w:szCs w:val="21"/>
+        </w:rPr>
+      </w:pPr>
+      <w:r>
+        <w:rPr>
+          <w:color w:val="444f5c"/>
+          <w:sz w:val="21"/>
+          <w:szCs w:val="21"/>
+          <w:rtl w:val="0"/>
+        </w:rPr>
+        <w:t xml:space="preserve">Reply</w:t>
+      </w:r>
+    </w:p>
+    <w:p>
+      <w:pPr>
+        <w:shd w:fill="ffffff" w:val="clear"/>
+        <w:spacing w:line="291.4285714285714" w:lineRule="auto"/>
+        <w:rPr>
+          <w:color w:val="161616"/>
+          <w:sz w:val="21"/>
+          <w:szCs w:val="21"/>
+        </w:rPr>
+      </w:pPr>
+      <w:r>
+        <w:rPr>
+          <w:color w:val="161616"/>
+          <w:sz w:val="21"/>
+          <w:szCs w:val="21"/>
+          <w:rtl w:val="0"/>
+        </w:rPr>
+        <w:t xml:space="preserve">Text Sent</w:t>
+      </w:r>
+    </w:p>
+    <w:p>
+      <w:pPr>
+        <w:shd w:fill="ffffff" w:val="clear"/>
+        <w:spacing w:line="291.4285714285714" w:lineRule="auto"/>
+        <w:rPr>
+          <w:color w:val="444f5c"/>
+          <w:sz w:val="21"/>
+          <w:szCs w:val="21"/>
+        </w:rPr>
+      </w:pPr>
+      <w:r>
+        <w:rPr>
+          <w:color w:val="444f5c"/>
+          <w:sz w:val="21"/>
+          <w:szCs w:val="21"/>
+          <w:rtl w:val="0"/>
+        </w:rPr>
+        <w:t xml:space="preserve">Mark Armstrong</w:t>
+      </w:r>
+    </w:p>
+    <w:p>
+      <w:pPr>
+        <w:shd w:fill="ffffff" w:val="clear"/>
+        <w:spacing w:line="291.4285714285714" w:lineRule="auto"/>
+        <w:rPr>
+          <w:color w:val="444f5c"/>
+          <w:sz w:val="21"/>
+          <w:szCs w:val="21"/>
+        </w:rPr>
+      </w:pPr>
+      <w:r>
+        <w:rPr>
+          <w:color w:val="444f5c"/>
+          <w:sz w:val="21"/>
+          <w:szCs w:val="21"/>
+          <w:rtl w:val="0"/>
+        </w:rPr>
+        <w:t xml:space="preserve">Oct 6 2026 5:00 PM</w:t>
+      </w:r>
+    </w:p>
+    <w:p>
+      <w:pPr>
+        <w:shd w:fill="ffffff" w:val="clear"/>
+        <w:spacing w:line="291.4285714285714" w:lineRule="auto"/>
+        <w:rPr>
+          <w:color w:val="161616"/>
+          <w:sz w:val="21"/>
+          <w:szCs w:val="21"/>
+        </w:rPr>
+      </w:pPr>
+      <w:r>
+        <w:rPr>
+          <w:color w:val="161616"/>
+          <w:sz w:val="21"/>
+          <w:szCs w:val="21"/>
+          <w:rtl w:val="0"/>
+        </w:rPr>
+        <w:t xml:space="preserve">are you going to be trading in a vehicle?</w:t>
+      </w:r>
+    </w:p>
+    <w:p>
+      <w:pPr>
+        <w:shd w:fill="ffffff" w:val="clear"/>
+        <w:spacing w:line="291.4285714285714" w:lineRule="auto"/>
+        <w:rPr>
+          <w:color w:val="161616"/>
+          <w:sz w:val="21"/>
+          <w:szCs w:val="21"/>
+        </w:rPr>
+      </w:pPr>
+      <w:r>
+        <w:rPr>
+          <w:color w:val="161616"/>
+          <w:sz w:val="21"/>
+          <w:szCs w:val="21"/>
+          <w:rtl w:val="0"/>
+        </w:rPr>
+        <w:t xml:space="preserve">Text Sent</w:t>
+      </w:r>
+    </w:p>
+    <w:p>
+      <w:pPr>
+        <w:shd w:fill="ffffff" w:val="clear"/>
+        <w:spacing w:line="291.4285714285714" w:lineRule="auto"/>
+        <w:rPr>
+          <w:color w:val="444f5c"/>
+          <w:sz w:val="21"/>
+          <w:szCs w:val="21"/>
+        </w:rPr>
+      </w:pPr>
+      <w:r>
+        <w:rPr>
+          <w:color w:val="444f5c"/>
+          <w:sz w:val="21"/>
+          <w:szCs w:val="21"/>
+          <w:rtl w:val="0"/>
+        </w:rPr>
+        <w:t xml:space="preserve">Mark Armstrong</w:t>
+      </w:r>
+    </w:p>
+    <w:p>
+      <w:pPr>
+        <w:shd w:fill="ffffff" w:val="clear"/>
+        <w:spacing w:line="291.4285714285714" w:lineRule="auto"/>
+        <w:rPr>
+          <w:color w:val="444f5c"/>
+          <w:sz w:val="21"/>
+          <w:szCs w:val="21"/>
+        </w:rPr>
+      </w:pPr>
+      <w:r>
+        <w:rPr>
+          <w:color w:val="444f5c"/>
+          <w:sz w:val="21"/>
+          <w:szCs w:val="21"/>
+          <w:rtl w:val="0"/>
+        </w:rPr>
+        <w:t xml:space="preserve">Oct 6 2026 4:23 PM</w:t>
+      </w:r>
+    </w:p>
+    <w:p>
+      <w:pPr>
+        <w:shd w:fill="ffffff" w:val="clear"/>
+        <w:spacing w:line="291.4285714285714" w:lineRule="auto"/>
+        <w:rPr>
+          <w:color w:val="161616"/>
+          <w:sz w:val="21"/>
+          <w:szCs w:val="21"/>
+        </w:rPr>
+      </w:pPr>
+      <w:r>
+        <w:rPr>
+          <w:color w:val="161616"/>
+          <w:sz w:val="21"/>
+          <w:szCs w:val="21"/>
+          <w:rtl w:val="0"/>
+        </w:rPr>
+        <w:t xml:space="preserve">What is your price point?</w:t>
+      </w:r>
+    </w:p>
+    <w:p>
+      <w:pPr>
+        <w:shd w:fill="ffffff" w:val="clear"/>
+        <w:spacing w:line="291.4285714285714" w:lineRule="auto"/>
+        <w:rPr>
+          <w:color w:val="161616"/>
+          <w:sz w:val="21"/>
+          <w:szCs w:val="21"/>
+        </w:rPr>
+      </w:pPr>
+      <w:r>
+        <w:rPr>
+          <w:color w:val="161616"/>
+          <w:sz w:val="21"/>
+          <w:szCs w:val="21"/>
+          <w:rtl w:val="0"/>
+        </w:rPr>
+        <w:t xml:space="preserve">Text Sent</w:t>
+      </w:r>
+    </w:p>
+    <w:p>
+      <w:pPr>
+        <w:shd w:fill="ffffff" w:val="clear"/>
+        <w:spacing w:line="291.4285714285714" w:lineRule="auto"/>
+        <w:rPr>
+          <w:color w:val="444f5c"/>
+          <w:sz w:val="21"/>
+          <w:szCs w:val="21"/>
+        </w:rPr>
+      </w:pPr>
+      <w:r>
+        <w:rPr>
+          <w:color w:val="444f5c"/>
+          <w:sz w:val="21"/>
+          <w:szCs w:val="21"/>
+          <w:rtl w:val="0"/>
+        </w:rPr>
+        <w:t xml:space="preserve">Mark Armstrong</w:t>
+      </w:r>
+    </w:p>
+    <w:p>
+      <w:pPr>
+        <w:shd w:fill="ffffff" w:val="clear"/>
+        <w:spacing w:line="291.4285714285714" w:lineRule="auto"/>
+        <w:rPr>
+          <w:color w:val="444f5c"/>
+          <w:sz w:val="21"/>
+          <w:szCs w:val="21"/>
+        </w:rPr>
+      </w:pPr>
+      <w:r>
+        <w:rPr>
+          <w:color w:val="444f5c"/>
+          <w:sz w:val="21"/>
+          <w:szCs w:val="21"/>
+          <w:rtl w:val="0"/>
+        </w:rPr>
+        <w:t xml:space="preserve">Oct 6 2026 4:22 PM</w:t>
+      </w:r>
+    </w:p>
+    <w:p>
+      <w:pPr>
+        <w:shd w:fill="ffffff" w:val="clear"/>
+        <w:spacing w:line="291.4285714285714" w:lineRule="auto"/>
+        <w:rPr>
+          <w:color w:val="161616"/>
+          <w:sz w:val="21"/>
+          <w:szCs w:val="21"/>
+        </w:rPr>
+      </w:pPr>
+      <w:r>
+        <w:rPr>
+          <w:color w:val="161616"/>
+          <w:sz w:val="21"/>
+          <w:szCs w:val="21"/>
+          <w:rtl w:val="0"/>
+        </w:rPr>
+        <w:t xml:space="preserve">I have a white Sport trim that's OTD for $47,018</w:t>
+      </w:r>
+    </w:p>
+    <w:p>
+      <w:pPr>
+        <w:shd w:fill="ffffff" w:val="clear"/>
+        <w:spacing w:line="291.4285714285714" w:lineRule="auto"/>
+        <w:rPr>
+          <w:color w:val="161616"/>
+          <w:sz w:val="21"/>
+          <w:szCs w:val="21"/>
+        </w:rPr>
+      </w:pPr>
+      <w:r>
+        <w:rPr>
+          <w:color w:val="161616"/>
+          <w:sz w:val="21"/>
+          <w:szCs w:val="21"/>
+          <w:rtl w:val="0"/>
+        </w:rPr>
+        <w:t xml:space="preserve">Text Received</w:t>
+      </w:r>
+    </w:p>
+    <w:p>
+      <w:pPr>
+        <w:shd w:fill="ffffff" w:val="clear"/>
+        <w:spacing w:line="291.4285714285714" w:lineRule="auto"/>
+        <w:rPr>
+          <w:color w:val="444f5c"/>
+          <w:sz w:val="21"/>
+          <w:szCs w:val="21"/>
+        </w:rPr>
+      </w:pPr>
+      <w:r>
+        <w:rPr>
+          <w:color w:val="444f5c"/>
+          <w:sz w:val="21"/>
+          <w:szCs w:val="21"/>
+          <w:rtl w:val="0"/>
+        </w:rPr>
+        <w:t xml:space="preserve">Mark Armstrong</w:t>
+      </w:r>
+    </w:p>
+    <w:p>
+      <w:pPr>
+        <w:shd w:fill="ffffff" w:val="clear"/>
+        <w:spacing w:line="291.4285714285714" w:lineRule="auto"/>
+        <w:rPr>
+          <w:color w:val="444f5c"/>
+          <w:sz w:val="21"/>
+          <w:szCs w:val="21"/>
+        </w:rPr>
+      </w:pPr>
+      <w:r>
+        <w:rPr>
+          <w:color w:val="444f5c"/>
+          <w:sz w:val="21"/>
+          <w:szCs w:val="21"/>
+          <w:rtl w:val="0"/>
+        </w:rPr>
+        <w:t xml:space="preserve">Oct 6 2026 4:17 PM</w:t>
+      </w:r>
+    </w:p>
+    <w:p>
+      <w:pPr>
+        <w:shd w:fill="ffffff" w:val="clear"/>
+        <w:spacing w:line="291.4285714285714" w:lineRule="auto"/>
+        <w:rPr>
+          <w:color w:val="161616"/>
+          <w:sz w:val="21"/>
+          <w:szCs w:val="21"/>
+        </w:rPr>
+      </w:pPr>
+      <w:r>
+        <w:rPr>
+          <w:color w:val="161616"/>
+          <w:sz w:val="21"/>
+          <w:szCs w:val="21"/>
+          <w:rtl w:val="0"/>
+        </w:rPr>
+        <w:t xml:space="preserve">no</w:t>
+      </w:r>
+    </w:p>
+    <w:p>
+      <w:pPr>
+        <w:shd w:fill="f4f5f6" w:val="clear"/>
+        <w:spacing w:line="291.4285714285714" w:lineRule="auto"/>
+        <w:rPr>
+          <w:color w:val="444f5c"/>
+          <w:sz w:val="21"/>
+          <w:szCs w:val="21"/>
+        </w:rPr>
+      </w:pPr>
+      <w:r>
+        <w:rPr>
+          <w:color w:val="444f5c"/>
+          <w:sz w:val="21"/>
+          <w:szCs w:val="21"/>
+          <w:rtl w:val="0"/>
+        </w:rPr>
+        <w:t xml:space="preserve">Reply</w:t>
+      </w:r>
+    </w:p>
+    <w:p>
+      <w:pPr>
+        <w:shd w:fill="ffffff" w:val="clear"/>
+        <w:spacing w:line="291.4285714285714" w:lineRule="auto"/>
+        <w:rPr>
+          <w:color w:val="161616"/>
+          <w:sz w:val="21"/>
+          <w:szCs w:val="21"/>
+        </w:rPr>
+      </w:pPr>
+      <w:r>
+        <w:rPr>
+          <w:color w:val="161616"/>
+          <w:sz w:val="21"/>
+          <w:szCs w:val="21"/>
+          <w:rtl w:val="0"/>
+        </w:rPr>
+        <w:t xml:space="preserve">Text Sent</w:t>
+      </w:r>
+    </w:p>
+    <w:p>
+      <w:pPr>
+        <w:shd w:fill="ffffff" w:val="clear"/>
+        <w:spacing w:line="291.4285714285714" w:lineRule="auto"/>
+        <w:rPr>
+          <w:color w:val="444f5c"/>
+          <w:sz w:val="21"/>
+          <w:szCs w:val="21"/>
+        </w:rPr>
+      </w:pPr>
+      <w:r>
+        <w:rPr>
+          <w:color w:val="444f5c"/>
+          <w:sz w:val="21"/>
+          <w:szCs w:val="21"/>
+          <w:rtl w:val="0"/>
+        </w:rPr>
+        <w:t xml:space="preserve">Mark Armstrong</w:t>
+      </w:r>
+    </w:p>
+    <w:p>
+      <w:pPr>
+        <w:shd w:fill="ffffff" w:val="clear"/>
+        <w:spacing w:line="291.4285714285714" w:lineRule="auto"/>
+        <w:rPr>
+          <w:color w:val="444f5c"/>
+          <w:sz w:val="21"/>
+          <w:szCs w:val="21"/>
+        </w:rPr>
+      </w:pPr>
+      <w:r>
+        <w:rPr>
+          <w:color w:val="444f5c"/>
+          <w:sz w:val="21"/>
+          <w:szCs w:val="21"/>
+          <w:rtl w:val="0"/>
+        </w:rPr>
+        <w:t xml:space="preserve">Oct 6 2026 4:16 PM</w:t>
+      </w:r>
+    </w:p>
+    <w:p>
+      <w:pPr>
+        <w:shd w:fill="ffffff" w:val="clear"/>
+        <w:spacing w:line="291.4285714285714" w:lineRule="auto"/>
+        <w:rPr>
+          <w:color w:val="161616"/>
+          <w:sz w:val="21"/>
+          <w:szCs w:val="21"/>
+        </w:rPr>
+      </w:pPr>
+      <w:r>
+        <w:rPr>
+          <w:color w:val="161616"/>
+          <w:sz w:val="21"/>
+          <w:szCs w:val="21"/>
+          <w:rtl w:val="0"/>
+        </w:rPr>
+        <w:t xml:space="preserve">the OTD price is $56,608.70</w:t>
+      </w:r>
+    </w:p>
+    <w:p>
+      <w:pPr>
+        <w:shd w:fill="ffffff" w:val="clear"/>
+        <w:spacing w:line="291.4285714285714" w:lineRule="auto"/>
+        <w:rPr>
+          <w:color w:val="161616"/>
+          <w:sz w:val="21"/>
+          <w:szCs w:val="21"/>
+        </w:rPr>
+      </w:pPr>
+      <w:r>
+        <w:rPr>
+          <w:color w:val="161616"/>
+          <w:sz w:val="21"/>
+          <w:szCs w:val="21"/>
+          <w:rtl w:val="0"/>
+        </w:rPr>
+        <w:t xml:space="preserve">Text Received</w:t>
+      </w:r>
+    </w:p>
+    <w:p>
+      <w:pPr>
+        <w:shd w:fill="ffffff" w:val="clear"/>
+        <w:spacing w:line="291.4285714285714" w:lineRule="auto"/>
+        <w:rPr>
+          <w:color w:val="444f5c"/>
+          <w:sz w:val="21"/>
+          <w:szCs w:val="21"/>
+        </w:rPr>
+      </w:pPr>
+      <w:r>
+        <w:rPr>
+          <w:color w:val="444f5c"/>
+          <w:sz w:val="21"/>
+          <w:szCs w:val="21"/>
+          <w:rtl w:val="0"/>
+        </w:rPr>
+        <w:t xml:space="preserve">Mark Armstrong</w:t>
+      </w:r>
+    </w:p>
+    <w:p>
+      <w:pPr>
+        <w:shd w:fill="ffffff" w:val="clear"/>
+        <w:spacing w:line="291.4285714285714" w:lineRule="auto"/>
+        <w:rPr>
+          <w:color w:val="444f5c"/>
+          <w:sz w:val="21"/>
+          <w:szCs w:val="21"/>
+        </w:rPr>
+      </w:pPr>
+      <w:r>
+        <w:rPr>
+          <w:color w:val="444f5c"/>
+          <w:sz w:val="21"/>
+          <w:szCs w:val="21"/>
+          <w:rtl w:val="0"/>
+        </w:rPr>
+        <w:t xml:space="preserve">Oct 6 2026 4:15 PM</w:t>
+      </w:r>
+    </w:p>
+    <w:p>
+      <w:pPr>
+        <w:shd w:fill="ffffff" w:val="clear"/>
+        <w:spacing w:line="291.4285714285714" w:lineRule="auto"/>
+        <w:rPr>
+          <w:color w:val="161616"/>
+          <w:sz w:val="21"/>
+          <w:szCs w:val="21"/>
+        </w:rPr>
+      </w:pPr>
+      <w:r>
+        <w:rPr>
+          <w:color w:val="161616"/>
+          <w:sz w:val="21"/>
+          <w:szCs w:val="21"/>
+          <w:rtl w:val="0"/>
+        </w:rPr>
+        <w:t xml:space="preserve">yes</w:t>
+      </w:r>
+    </w:p>
+    <w:p>
+      <w:pPr>
+        <w:shd w:fill="f4f5f6" w:val="clear"/>
+        <w:spacing w:line="291.4285714285714" w:lineRule="auto"/>
+        <w:rPr>
+          <w:color w:val="444f5c"/>
+          <w:sz w:val="21"/>
+          <w:szCs w:val="21"/>
+        </w:rPr>
+      </w:pPr>
+      <w:r>
+        <w:rPr>
+          <w:color w:val="444f5c"/>
+          <w:sz w:val="21"/>
+          <w:szCs w:val="21"/>
+          <w:rtl w:val="0"/>
+        </w:rPr>
+        <w:t xml:space="preserve">Reply</w:t>
+      </w:r>
+    </w:p>
+    <w:p>
+      <w:pPr>
+        <w:shd w:fill="ffffff" w:val="clear"/>
+        <w:spacing w:line="291.4285714285714" w:lineRule="auto"/>
+        <w:rPr>
+          <w:color w:val="161616"/>
+          <w:sz w:val="21"/>
+          <w:szCs w:val="21"/>
+        </w:rPr>
+      </w:pPr>
+      <w:r>
+        <w:rPr>
+          <w:color w:val="161616"/>
+          <w:sz w:val="21"/>
+          <w:szCs w:val="21"/>
+          <w:rtl w:val="0"/>
+        </w:rPr>
+        <w:t xml:space="preserve">Text Sent</w:t>
+      </w:r>
+    </w:p>
+    <w:p>
+      <w:pPr>
+        <w:shd w:fill="ffffff" w:val="clear"/>
+        <w:spacing w:line="291.4285714285714" w:lineRule="auto"/>
+        <w:rPr>
+          <w:color w:val="444f5c"/>
+          <w:sz w:val="21"/>
+          <w:szCs w:val="21"/>
+        </w:rPr>
+      </w:pPr>
+      <w:r>
+        <w:rPr>
+          <w:color w:val="444f5c"/>
+          <w:sz w:val="21"/>
+          <w:szCs w:val="21"/>
+          <w:rtl w:val="0"/>
+        </w:rPr>
+        <w:t xml:space="preserve">Mark Armstrong</w:t>
+      </w:r>
+    </w:p>
+    <w:p>
+      <w:pPr>
+        <w:shd w:fill="ffffff" w:val="clear"/>
+        <w:spacing w:line="291.4285714285714" w:lineRule="auto"/>
+        <w:rPr>
+          <w:color w:val="444f5c"/>
+          <w:sz w:val="21"/>
+          <w:szCs w:val="21"/>
+        </w:rPr>
+      </w:pPr>
+      <w:r>
+        <w:rPr>
+          <w:color w:val="444f5c"/>
+          <w:sz w:val="21"/>
+          <w:szCs w:val="21"/>
+          <w:rtl w:val="0"/>
+        </w:rPr>
+        <w:t xml:space="preserve">Oct 6 2026 3:41 PM</w:t>
+      </w:r>
+    </w:p>
+    <w:p>
+      <w:pPr>
+        <w:shd w:fill="ffffff" w:val="clear"/>
+        <w:spacing w:line="291.4285714285714" w:lineRule="auto"/>
+        <w:rPr>
+          <w:color w:val="161616"/>
+          <w:sz w:val="21"/>
+          <w:szCs w:val="21"/>
+        </w:rPr>
+      </w:pPr>
+      <w:r>
+        <w:rPr>
+          <w:color w:val="161616"/>
+          <w:sz w:val="21"/>
+          <w:szCs w:val="21"/>
+          <w:rtl w:val="0"/>
+        </w:rPr>
+        <w:t xml:space="preserve">Are you still interested in the White 2026 Black Edition?</w:t>
+      </w:r>
+    </w:p>
+    <w:p>
+      <w:pPr>
+        <w:shd w:fill="ffffff" w:val="clear"/>
+        <w:spacing w:line="291.4285714285714" w:lineRule="auto"/>
+        <w:rPr>
+          <w:color w:val="161616"/>
+          <w:sz w:val="21"/>
+          <w:szCs w:val="21"/>
+        </w:rPr>
+      </w:pPr>
+      <w:r>
+        <w:rPr>
+          <w:color w:val="161616"/>
+          <w:sz w:val="21"/>
+          <w:szCs w:val="21"/>
+          <w:rtl w:val="0"/>
+        </w:rPr>
+        <w:t xml:space="preserve">set up manager call</w:t>
+      </w:r>
+    </w:p>
+    <w:p>
+      <w:pPr>
+        <w:shd w:fill="ffffff" w:val="clear"/>
+        <w:spacing w:line="291.4285714285714" w:lineRule="auto"/>
+        <w:rPr>
+          <w:color w:val="444f5c"/>
+          <w:sz w:val="21"/>
+          <w:szCs w:val="21"/>
+        </w:rPr>
+      </w:pPr>
+      <w:r>
+        <w:rPr>
+          <w:color w:val="444f5c"/>
+          <w:sz w:val="21"/>
+          <w:szCs w:val="21"/>
+          <w:rtl w:val="0"/>
+        </w:rPr>
+        <w:t xml:space="preserve">Mark Armstrong</w:t>
+      </w:r>
+    </w:p>
+    <w:p>
+      <w:pPr>
+        <w:shd w:fill="ffffff" w:val="clear"/>
+        <w:spacing w:line="291.4285714285714" w:lineRule="auto"/>
+        <w:rPr>
+          <w:color w:val="444f5c"/>
+          <w:sz w:val="21"/>
+          <w:szCs w:val="21"/>
+        </w:rPr>
+      </w:pPr>
+      <w:r>
+        <w:rPr>
+          <w:color w:val="444f5c"/>
+          <w:sz w:val="21"/>
+          <w:szCs w:val="21"/>
+          <w:rtl w:val="0"/>
+        </w:rPr>
+        <w:t xml:space="preserve">Oct 6 2026 3:39 PM</w:t>
+      </w:r>
+    </w:p>
+    <w:p>
+      <w:pPr>
+        <w:shd w:fill="ffffff" w:val="clear"/>
+        <w:spacing w:line="291.4285714285714" w:lineRule="auto"/>
+        <w:rPr>
+          <w:color w:val="444f5c"/>
+          <w:sz w:val="21"/>
+          <w:szCs w:val="21"/>
+        </w:rPr>
+      </w:pPr>
+      <w:r>
+        <w:rPr>
+          <w:color w:val="444f5c"/>
+          <w:sz w:val="21"/>
+          <w:szCs w:val="21"/>
+          <w:rtl w:val="0"/>
+        </w:rPr>
+        <w:t xml:space="preserve">Medium</w:t>
+      </w:r>
+    </w:p>
+    <w:p>
+      <w:pPr>
+        <w:shd w:fill="ffffff" w:val="clear"/>
+        <w:spacing w:line="291.4285714285714" w:lineRule="auto"/>
+        <w:rPr>
+          <w:color w:val="161616"/>
+          <w:sz w:val="21"/>
+          <w:szCs w:val="21"/>
+        </w:rPr>
+      </w:pPr>
+      <w:r>
+        <w:rPr>
+          <w:color w:val="161616"/>
+          <w:sz w:val="21"/>
+          <w:szCs w:val="21"/>
+          <w:rtl w:val="0"/>
+        </w:rPr>
         <w:t xml:space="preserve">Last Tuesday</w:t>
       </w:r>
     </w:p>
@@ -4636,7 +4805,7 @@
           <w:szCs w:val="21"/>
           <w:rtl w:val="0"/>
         </w:rPr>
-        <w:t xml:space="preserve">Done</w:t>
+        <w:t xml:space="preserve">Manually Closed</w:t>
       </w:r>
     </w:p>
     <w:p>
@@ -4696,7 +4865,7 @@
           <w:szCs w:val="21"/>
           <w:rtl w:val="0"/>
         </w:rPr>
-        <w:t xml:space="preserve">Text Sent</w:t>
+        <w:t xml:space="preserve">Note</w:t>
       </w:r>
     </w:p>
     <w:p>
@@ -4736,47 +4905,47 @@
           <w:szCs w:val="21"/>
           <w:rtl w:val="0"/>
         </w:rPr>
-        <w:t xml:space="preserve">Oct 5 2026 10:45 AM</w:t>
-      </w:r>
-    </w:p>
-    <w:p>
-      <w:pPr>
-        <w:shd w:fill="ffffff" w:val="clear"/>
-        <w:spacing w:line="291.4285714285714" w:lineRule="auto"/>
-        <w:rPr>
-          <w:color w:val="161616"/>
-          <w:sz w:val="21"/>
-          <w:szCs w:val="21"/>
-        </w:rPr>
-      </w:pPr>
-      <w:r>
-        <w:rPr>
-          <w:color w:val="161616"/>
-          <w:sz w:val="21"/>
-          <w:szCs w:val="21"/>
-          <w:rtl w:val="0"/>
-        </w:rPr>
-        <w:t xml:space="preserve">10640 Automotive Drive, Manassas, VA 20109</w:t>
-      </w:r>
-    </w:p>
-    <w:p>
-      <w:pPr>
-        <w:shd w:fill="ffffff" w:val="clear"/>
-        <w:spacing w:line="291.4285714285714" w:lineRule="auto"/>
-        <w:rPr>
-          <w:color w:val="161616"/>
-          <w:sz w:val="21"/>
-          <w:szCs w:val="21"/>
-        </w:rPr>
-      </w:pPr>
-      <w:r>
-        <w:rPr>
-          <w:color w:val="161616"/>
-          <w:sz w:val="21"/>
-          <w:szCs w:val="21"/>
-          <w:rtl w:val="0"/>
-        </w:rPr>
-        <w:t xml:space="preserve">Text Received</w:t>
+        <w:t xml:space="preserve">Oct 6 2026 3:35 PM</w:t>
+      </w:r>
+    </w:p>
+    <w:p>
+      <w:pPr>
+        <w:shd w:fill="ffffff" w:val="clear"/>
+        <w:spacing w:line="291.4285714285714" w:lineRule="auto"/>
+        <w:rPr>
+          <w:color w:val="161616"/>
+          <w:sz w:val="21"/>
+          <w:szCs w:val="21"/>
+        </w:rPr>
+      </w:pPr>
+      <w:r>
+        <w:rPr>
+          <w:color w:val="161616"/>
+          <w:sz w:val="21"/>
+          <w:szCs w:val="21"/>
+          <w:rtl w:val="0"/>
+        </w:rPr>
+        <w:t xml:space="preserve">Wants a 2026 Honda Pilot (any trim but EX-L) - MD resident, gets off work and wants a financial manager to call her at 7:30 pm.</w:t>
+      </w:r>
+    </w:p>
+    <w:p>
+      <w:pPr>
+        <w:shd w:fill="ffffff" w:val="clear"/>
+        <w:spacing w:line="291.4285714285714" w:lineRule="auto"/>
+        <w:rPr>
+          <w:color w:val="161616"/>
+          <w:sz w:val="21"/>
+          <w:szCs w:val="21"/>
+        </w:rPr>
+      </w:pPr>
+      <w:r>
+        <w:rPr>
+          <w:color w:val="161616"/>
+          <w:sz w:val="21"/>
+          <w:szCs w:val="21"/>
+          <w:rtl w:val="0"/>
+        </w:rPr>
+        <w:t xml:space="preserve">Inbound Call</w:t>
       </w:r>
     </w:p>
     <w:p>
@@ -4816,27 +4985,47 @@
           <w:szCs w:val="21"/>
           <w:rtl w:val="0"/>
         </w:rPr>
-        <w:t xml:space="preserve">Oct 5 2026 10:44 AM</w:t>
-      </w:r>
-    </w:p>
-    <w:p>
-      <w:pPr>
-        <w:shd w:fill="ffffff" w:val="clear"/>
-        <w:spacing w:line="291.4285714285714" w:lineRule="auto"/>
-        <w:rPr>
-          <w:color w:val="161616"/>
-          <w:sz w:val="21"/>
-          <w:szCs w:val="21"/>
-        </w:rPr>
-      </w:pPr>
-      <w:r>
-        <w:rPr>
-          <w:color w:val="161616"/>
-          <w:sz w:val="21"/>
-          <w:szCs w:val="21"/>
-          <w:rtl w:val="0"/>
-        </w:rPr>
-        <w:t xml:space="preserve">where location</w:t>
+        <w:t xml:space="preserve">Oct 6 2026 3:28 PM</w:t>
+      </w:r>
+    </w:p>
+    <w:p>
+      <w:pPr>
+        <w:shd w:fill="ffffff" w:val="clear"/>
+        <w:spacing w:line="291.4285714285714" w:lineRule="auto"/>
+        <w:rPr>
+          <w:color w:val="161616"/>
+          <w:sz w:val="21"/>
+          <w:szCs w:val="21"/>
+        </w:rPr>
+      </w:pPr>
+      <w:r>
+        <w:rPr>
+          <w:color w:val="161616"/>
+          <w:sz w:val="21"/>
+          <w:szCs w:val="21"/>
+          <w:rtl w:val="0"/>
+        </w:rPr>
+        <w:t xml:space="preserve">Received a call from +1 (301) 919 - 7097</w:t>
+      </w:r>
+    </w:p>
+    <w:p>
+      <w:pPr>
+        <w:shd w:fill="ffffff" w:val="clear"/>
+        <w:spacing w:line="291.4285714285714" w:lineRule="auto"/>
+        <w:rPr>
+          <w:color w:val="161616"/>
+          <w:sz w:val="21"/>
+          <w:szCs w:val="21"/>
+        </w:rPr>
+      </w:pPr>
+      <w:r>
+        <w:rPr>
+          <w:color w:val="161616"/>
+          <w:sz w:val="21"/>
+          <w:szCs w:val="21"/>
+          <w:rtl w:val="0"/>
+        </w:rPr>
+        <w:t xml:space="preserve">Duration 04:42</w:t>
       </w:r>
     </w:p>
     <w:p>
@@ -4856,27 +5045,27 @@
           <w:szCs w:val="21"/>
           <w:rtl w:val="0"/>
         </w:rPr>
-        <w:t xml:space="preserve">Reply</w:t>
-      </w:r>
-    </w:p>
-    <w:p>
-      <w:pPr>
-        <w:shd w:fill="ffffff" w:val="clear"/>
-        <w:spacing w:line="291.4285714285714" w:lineRule="auto"/>
-        <w:rPr>
-          <w:color w:val="161616"/>
-          <w:sz w:val="21"/>
-          <w:szCs w:val="21"/>
-        </w:rPr>
-      </w:pPr>
-      <w:r>
-        <w:rPr>
-          <w:color w:val="161616"/>
-          <w:sz w:val="21"/>
-          <w:szCs w:val="21"/>
-          <w:rtl w:val="0"/>
-        </w:rPr>
-        <w:t xml:space="preserve">Text Sent</w:t>
+        <w:t xml:space="preserve">Call Back</w:t>
+      </w:r>
+    </w:p>
+    <w:p>
+      <w:pPr>
+        <w:shd w:fill="ffffff" w:val="clear"/>
+        <w:spacing w:line="291.4285714285714" w:lineRule="auto"/>
+        <w:rPr>
+          <w:color w:val="161616"/>
+          <w:sz w:val="21"/>
+          <w:szCs w:val="21"/>
+        </w:rPr>
+      </w:pPr>
+      <w:r>
+        <w:rPr>
+          <w:color w:val="161616"/>
+          <w:sz w:val="21"/>
+          <w:szCs w:val="21"/>
+          <w:rtl w:val="0"/>
+        </w:rPr>
+        <w:t xml:space="preserve">Note</w:t>
       </w:r>
     </w:p>
     <w:p>
@@ -4916,47 +5105,47 @@
           <w:szCs w:val="21"/>
           <w:rtl w:val="0"/>
         </w:rPr>
-        <w:t xml:space="preserve">Oct 5 2026 10:43 AM</w:t>
-      </w:r>
-    </w:p>
-    <w:p>
-      <w:pPr>
-        <w:shd w:fill="ffffff" w:val="clear"/>
-        <w:spacing w:line="291.4285714285714" w:lineRule="auto"/>
-        <w:rPr>
-          <w:color w:val="161616"/>
-          <w:sz w:val="21"/>
-          <w:szCs w:val="21"/>
-        </w:rPr>
-      </w:pPr>
-      <w:r>
-        <w:rPr>
-          <w:color w:val="161616"/>
-          <w:sz w:val="21"/>
-          <w:szCs w:val="21"/>
-          <w:rtl w:val="0"/>
-        </w:rPr>
-        <w:t xml:space="preserve">Are you free today or tomorrow for a test drive?</w:t>
-      </w:r>
-    </w:p>
-    <w:p>
-      <w:pPr>
-        <w:shd w:fill="ffffff" w:val="clear"/>
-        <w:spacing w:line="291.4285714285714" w:lineRule="auto"/>
-        <w:rPr>
-          <w:color w:val="161616"/>
-          <w:sz w:val="21"/>
-          <w:szCs w:val="21"/>
-        </w:rPr>
-      </w:pPr>
-      <w:r>
-        <w:rPr>
-          <w:color w:val="161616"/>
-          <w:sz w:val="21"/>
-          <w:szCs w:val="21"/>
-          <w:rtl w:val="0"/>
-        </w:rPr>
-        <w:t xml:space="preserve">Text Received</w:t>
+        <w:t xml:space="preserve">Oct 6 2026 1:58 PM</w:t>
+      </w:r>
+    </w:p>
+    <w:p>
+      <w:pPr>
+        <w:shd w:fill="ffffff" w:val="clear"/>
+        <w:spacing w:line="291.4285714285714" w:lineRule="auto"/>
+        <w:rPr>
+          <w:color w:val="161616"/>
+          <w:sz w:val="21"/>
+          <w:szCs w:val="21"/>
+        </w:rPr>
+      </w:pPr>
+      <w:r>
+        <w:rPr>
+          <w:color w:val="161616"/>
+          <w:sz w:val="21"/>
+          <w:szCs w:val="21"/>
+          <w:rtl w:val="0"/>
+        </w:rPr>
+        <w:t xml:space="preserve">The customer did not pick up the call.</w:t>
+      </w:r>
+    </w:p>
+    <w:p>
+      <w:pPr>
+        <w:shd w:fill="ffffff" w:val="clear"/>
+        <w:spacing w:line="291.4285714285714" w:lineRule="auto"/>
+        <w:rPr>
+          <w:color w:val="161616"/>
+          <w:sz w:val="21"/>
+          <w:szCs w:val="21"/>
+        </w:rPr>
+      </w:pPr>
+      <w:r>
+        <w:rPr>
+          <w:color w:val="161616"/>
+          <w:sz w:val="21"/>
+          <w:szCs w:val="21"/>
+          <w:rtl w:val="0"/>
+        </w:rPr>
+        <w:t xml:space="preserve">Call Attempt</w:t>
       </w:r>
     </w:p>
     <w:p>
@@ -4996,47 +5185,67 @@
           <w:szCs w:val="21"/>
           <w:rtl w:val="0"/>
         </w:rPr>
-        <w:t xml:space="preserve">Oct 5 2026 10:33 AM</w:t>
-      </w:r>
-    </w:p>
-    <w:p>
-      <w:pPr>
-        <w:shd w:fill="ffffff" w:val="clear"/>
-        <w:spacing w:line="291.4285714285714" w:lineRule="auto"/>
-        <w:rPr>
-          <w:color w:val="161616"/>
-          <w:sz w:val="21"/>
-          <w:szCs w:val="21"/>
-        </w:rPr>
-      </w:pPr>
-      <w:r>
-        <w:rPr>
-          <w:color w:val="161616"/>
-          <w:sz w:val="21"/>
-          <w:szCs w:val="21"/>
-          <w:rtl w:val="0"/>
-        </w:rPr>
-        <w:t xml:space="preserve">ok thanks</w:t>
-      </w:r>
-    </w:p>
-    <w:p>
-      <w:pPr>
-        <w:shd w:fill="f4f5f6" w:val="clear"/>
-        <w:spacing w:line="291.4285714285714" w:lineRule="auto"/>
-        <w:rPr>
-          <w:color w:val="444f5c"/>
-          <w:sz w:val="21"/>
-          <w:szCs w:val="21"/>
-        </w:rPr>
-      </w:pPr>
-      <w:r>
-        <w:rPr>
-          <w:color w:val="444f5c"/>
-          <w:sz w:val="21"/>
-          <w:szCs w:val="21"/>
-          <w:rtl w:val="0"/>
-        </w:rPr>
-        <w:t xml:space="preserve">Reply</w:t>
+        <w:t xml:space="preserve">Oct 6 2026 1:57 PM</w:t>
+      </w:r>
+    </w:p>
+    <w:p>
+      <w:pPr>
+        <w:shd w:fill="ffffff" w:val="clear"/>
+        <w:spacing w:line="291.4285714285714" w:lineRule="auto"/>
+        <w:rPr>
+          <w:color w:val="161616"/>
+          <w:sz w:val="21"/>
+          <w:szCs w:val="21"/>
+        </w:rPr>
+      </w:pPr>
+      <w:r>
+        <w:rPr>
+          <w:color w:val="161616"/>
+          <w:sz w:val="21"/>
+          <w:szCs w:val="21"/>
+          <w:rtl w:val="0"/>
+        </w:rPr>
+        <w:t xml:space="preserve">Called +1 (301) 919 - 7097</w:t>
+      </w:r>
+    </w:p>
+    <w:p>
+      <w:pPr>
+        <w:shd w:fill="ffffff" w:val="clear"/>
+        <w:spacing w:line="291.4285714285714" w:lineRule="auto"/>
+        <w:rPr>
+          <w:color w:val="161616"/>
+          <w:sz w:val="21"/>
+          <w:szCs w:val="21"/>
+        </w:rPr>
+      </w:pPr>
+      <w:r>
+        <w:rPr>
+          <w:color w:val="161616"/>
+          <w:sz w:val="21"/>
+          <w:szCs w:val="21"/>
+          <w:rtl w:val="0"/>
+        </w:rPr>
+        <w:t xml:space="preserve">Duration 00:00</w:t>
+      </w:r>
+    </w:p>
+    <w:p>
+      <w:pPr>
+        <w:shd w:fill="ffffff" w:val="clear"/>
+        <w:spacing w:line="291.4285714285714" w:lineRule="auto"/>
+        <w:rPr>
+          <w:color w:val="161616"/>
+          <w:sz w:val="21"/>
+          <w:szCs w:val="21"/>
+        </w:rPr>
+      </w:pPr>
+      <w:r>
+        <w:rPr>
+          <w:color w:val="161616"/>
+          <w:sz w:val="21"/>
+          <w:szCs w:val="21"/>
+          <w:rtl w:val="0"/>
+        </w:rPr>
+        <w:t xml:space="preserve">Note: The customer did not pick up the call.</w:t>
       </w:r>
     </w:p>
     <w:p>
@@ -5096,231 +5305,231 @@
           <w:szCs w:val="21"/>
           <w:rtl w:val="0"/>
         </w:rPr>
-        <w:t xml:space="preserve">Oct 5 2026 10:29 AM</w:t>
-      </w:r>
-    </w:p>
-    <w:p>
-      <w:pPr>
-        <w:shd w:fill="ffffff" w:val="clear"/>
-        <w:spacing w:line="291.4285714285714" w:lineRule="auto"/>
-        <w:rPr>
-          <w:color w:val="161616"/>
-          <w:sz w:val="21"/>
-          <w:szCs w:val="21"/>
-        </w:rPr>
-      </w:pPr>
-      <w:r>
-        <w:rPr>
-          <w:color w:val="161616"/>
-          <w:sz w:val="21"/>
-          <w:szCs w:val="21"/>
-          <w:rtl w:val="0"/>
-        </w:rPr>
-        <w:t xml:space="preserve">Good morning Molly,</w:t>
-      </w:r>
-    </w:p>
-    <w:p>
-      <w:pPr>
-        <w:shd w:fill="ffffff" w:val="clear"/>
-        <w:spacing w:line="291.4285714285714" w:lineRule="auto"/>
-        <w:rPr>
-          <w:color w:val="161616"/>
-          <w:sz w:val="21"/>
-          <w:szCs w:val="21"/>
-        </w:rPr>
-      </w:pPr>
-      <w:r>
-        <w:rPr>
-          <w:rtl w:val="0"/>
-        </w:rPr>
-      </w:r>
-    </w:p>
-    <w:p>
-      <w:pPr>
-        <w:shd w:fill="ffffff" w:val="clear"/>
-        <w:spacing w:line="291.4285714285714" w:lineRule="auto"/>
-        <w:rPr>
-          <w:color w:val="161616"/>
-          <w:sz w:val="21"/>
-          <w:szCs w:val="21"/>
-        </w:rPr>
-      </w:pPr>
-      <w:r>
-        <w:rPr>
-          <w:rtl w:val="0"/>
-        </w:rPr>
-      </w:r>
-    </w:p>
-    <w:p>
-      <w:pPr>
-        <w:shd w:fill="ffffff" w:val="clear"/>
-        <w:spacing w:line="291.4285714285714" w:lineRule="auto"/>
-        <w:rPr>
-          <w:color w:val="161616"/>
-          <w:sz w:val="21"/>
-          <w:szCs w:val="21"/>
-        </w:rPr>
-      </w:pPr>
-      <w:r>
-        <w:rPr>
-          <w:rtl w:val="0"/>
-        </w:rPr>
-      </w:r>
-    </w:p>
-    <w:p>
-      <w:pPr>
-        <w:shd w:fill="ffffff" w:val="clear"/>
-        <w:spacing w:line="291.4285714285714" w:lineRule="auto"/>
-        <w:rPr>
-          <w:color w:val="161616"/>
-          <w:sz w:val="21"/>
-          <w:szCs w:val="21"/>
-        </w:rPr>
-      </w:pPr>
-      <w:r>
-        <w:rPr>
-          <w:color w:val="161616"/>
-          <w:sz w:val="21"/>
-          <w:szCs w:val="21"/>
-          <w:rtl w:val="0"/>
-        </w:rPr>
-        <w:t xml:space="preserve">This is Lola from Joyce Koons Honda Buick GMC - I just received your request on the Honda Pilot.</w:t>
-      </w:r>
-    </w:p>
-    <w:p>
-      <w:pPr>
-        <w:shd w:fill="ffffff" w:val="clear"/>
-        <w:spacing w:line="291.4285714285714" w:lineRule="auto"/>
-        <w:rPr>
-          <w:color w:val="161616"/>
-          <w:sz w:val="21"/>
-          <w:szCs w:val="21"/>
-        </w:rPr>
-      </w:pPr>
-      <w:r>
-        <w:rPr>
-          <w:rtl w:val="0"/>
-        </w:rPr>
-      </w:r>
-    </w:p>
-    <w:p>
-      <w:pPr>
-        <w:shd w:fill="ffffff" w:val="clear"/>
-        <w:spacing w:line="291.4285714285714" w:lineRule="auto"/>
-        <w:rPr>
-          <w:color w:val="161616"/>
-          <w:sz w:val="21"/>
-          <w:szCs w:val="21"/>
-        </w:rPr>
-      </w:pPr>
-      <w:r>
-        <w:rPr>
-          <w:rtl w:val="0"/>
-        </w:rPr>
-      </w:r>
-    </w:p>
-    <w:p>
-      <w:pPr>
-        <w:shd w:fill="ffffff" w:val="clear"/>
-        <w:spacing w:line="291.4285714285714" w:lineRule="auto"/>
-        <w:rPr>
-          <w:color w:val="161616"/>
-          <w:sz w:val="21"/>
-          <w:szCs w:val="21"/>
-        </w:rPr>
-      </w:pPr>
-      <w:r>
-        <w:rPr>
-          <w:rtl w:val="0"/>
-        </w:rPr>
-      </w:r>
-    </w:p>
-    <w:p>
-      <w:pPr>
-        <w:shd w:fill="ffffff" w:val="clear"/>
-        <w:spacing w:line="291.4285714285714" w:lineRule="auto"/>
-        <w:rPr>
-          <w:color w:val="161616"/>
-          <w:sz w:val="21"/>
-          <w:szCs w:val="21"/>
-        </w:rPr>
-      </w:pPr>
-      <w:r>
-        <w:rPr>
-          <w:color w:val="161616"/>
-          <w:sz w:val="21"/>
-          <w:szCs w:val="21"/>
-          <w:rtl w:val="0"/>
-        </w:rPr>
-        <w:t xml:space="preserve">We would like to text you, are we able to text you with more information? If you don't want to text, we can continue through email and phone.</w:t>
-      </w:r>
-    </w:p>
-    <w:p>
-      <w:pPr>
-        <w:shd w:fill="ffffff" w:val="clear"/>
-        <w:spacing w:line="291.4285714285714" w:lineRule="auto"/>
-        <w:rPr>
-          <w:color w:val="161616"/>
-          <w:sz w:val="21"/>
-          <w:szCs w:val="21"/>
-        </w:rPr>
-      </w:pPr>
-      <w:r>
-        <w:rPr>
-          <w:rtl w:val="0"/>
-        </w:rPr>
-      </w:r>
-    </w:p>
-    <w:p>
-      <w:pPr>
-        <w:shd w:fill="ffffff" w:val="clear"/>
-        <w:spacing w:line="291.4285714285714" w:lineRule="auto"/>
-        <w:rPr>
-          <w:color w:val="161616"/>
-          <w:sz w:val="21"/>
-          <w:szCs w:val="21"/>
-        </w:rPr>
-      </w:pPr>
-      <w:r>
-        <w:rPr>
-          <w:rtl w:val="0"/>
-        </w:rPr>
-      </w:r>
-    </w:p>
-    <w:p>
-      <w:pPr>
-        <w:shd w:fill="ffffff" w:val="clear"/>
-        <w:spacing w:line="291.4285714285714" w:lineRule="auto"/>
-        <w:rPr>
-          <w:color w:val="161616"/>
-          <w:sz w:val="21"/>
-          <w:szCs w:val="21"/>
-        </w:rPr>
-      </w:pPr>
-      <w:r>
-        <w:rPr>
-          <w:rtl w:val="0"/>
-        </w:rPr>
-      </w:r>
-    </w:p>
-    <w:p>
-      <w:pPr>
-        <w:shd w:fill="ffffff" w:val="clear"/>
-        <w:spacing w:line="291.4285714285714" w:lineRule="auto"/>
-        <w:rPr>
-          <w:color w:val="161616"/>
-          <w:sz w:val="21"/>
-          <w:szCs w:val="21"/>
-        </w:rPr>
-      </w:pPr>
-      <w:r>
-        <w:rPr>
-          <w:color w:val="161616"/>
-          <w:sz w:val="21"/>
-          <w:szCs w:val="21"/>
-          <w:rtl w:val="0"/>
-        </w:rPr>
-        <w:t xml:space="preserve">Thank you very much and have a great morning,</w:t>
+        <w:t xml:space="preserve">Oct 6 2026 11:05 AM</w:t>
+      </w:r>
+    </w:p>
+    <w:p>
+      <w:pPr>
+        <w:shd w:fill="ffffff" w:val="clear"/>
+        <w:spacing w:line="291.4285714285714" w:lineRule="auto"/>
+        <w:rPr>
+          <w:color w:val="161616"/>
+          <w:sz w:val="21"/>
+          <w:szCs w:val="21"/>
+        </w:rPr>
+      </w:pPr>
+      <w:r>
+        <w:rPr>
+          <w:color w:val="161616"/>
+          <w:sz w:val="21"/>
+          <w:szCs w:val="21"/>
+          <w:rtl w:val="0"/>
+        </w:rPr>
+        <w:t xml:space="preserve">Good morning,</w:t>
+      </w:r>
+    </w:p>
+    <w:p>
+      <w:pPr>
+        <w:shd w:fill="ffffff" w:val="clear"/>
+        <w:spacing w:line="291.4285714285714" w:lineRule="auto"/>
+        <w:rPr>
+          <w:color w:val="161616"/>
+          <w:sz w:val="21"/>
+          <w:szCs w:val="21"/>
+        </w:rPr>
+      </w:pPr>
+      <w:r>
+        <w:rPr>
+          <w:rtl w:val="0"/>
+        </w:rPr>
+      </w:r>
+    </w:p>
+    <w:p>
+      <w:pPr>
+        <w:shd w:fill="ffffff" w:val="clear"/>
+        <w:spacing w:line="291.4285714285714" w:lineRule="auto"/>
+        <w:rPr>
+          <w:color w:val="161616"/>
+          <w:sz w:val="21"/>
+          <w:szCs w:val="21"/>
+        </w:rPr>
+      </w:pPr>
+      <w:r>
+        <w:rPr>
+          <w:rtl w:val="0"/>
+        </w:rPr>
+      </w:r>
+    </w:p>
+    <w:p>
+      <w:pPr>
+        <w:shd w:fill="ffffff" w:val="clear"/>
+        <w:spacing w:line="291.4285714285714" w:lineRule="auto"/>
+        <w:rPr>
+          <w:color w:val="161616"/>
+          <w:sz w:val="21"/>
+          <w:szCs w:val="21"/>
+        </w:rPr>
+      </w:pPr>
+      <w:r>
+        <w:rPr>
+          <w:rtl w:val="0"/>
+        </w:rPr>
+      </w:r>
+    </w:p>
+    <w:p>
+      <w:pPr>
+        <w:shd w:fill="ffffff" w:val="clear"/>
+        <w:spacing w:line="291.4285714285714" w:lineRule="auto"/>
+        <w:rPr>
+          <w:color w:val="161616"/>
+          <w:sz w:val="21"/>
+          <w:szCs w:val="21"/>
+        </w:rPr>
+      </w:pPr>
+      <w:r>
+        <w:rPr>
+          <w:color w:val="161616"/>
+          <w:sz w:val="21"/>
+          <w:szCs w:val="21"/>
+          <w:rtl w:val="0"/>
+        </w:rPr>
+        <w:t xml:space="preserve">I just wanted to check in with you again about the online request you submitted recently.</w:t>
+      </w:r>
+    </w:p>
+    <w:p>
+      <w:pPr>
+        <w:shd w:fill="ffffff" w:val="clear"/>
+        <w:spacing w:line="291.4285714285714" w:lineRule="auto"/>
+        <w:rPr>
+          <w:color w:val="161616"/>
+          <w:sz w:val="21"/>
+          <w:szCs w:val="21"/>
+        </w:rPr>
+      </w:pPr>
+      <w:r>
+        <w:rPr>
+          <w:rtl w:val="0"/>
+        </w:rPr>
+      </w:r>
+    </w:p>
+    <w:p>
+      <w:pPr>
+        <w:shd w:fill="ffffff" w:val="clear"/>
+        <w:spacing w:line="291.4285714285714" w:lineRule="auto"/>
+        <w:rPr>
+          <w:color w:val="161616"/>
+          <w:sz w:val="21"/>
+          <w:szCs w:val="21"/>
+        </w:rPr>
+      </w:pPr>
+      <w:r>
+        <w:rPr>
+          <w:rtl w:val="0"/>
+        </w:rPr>
+      </w:r>
+    </w:p>
+    <w:p>
+      <w:pPr>
+        <w:shd w:fill="ffffff" w:val="clear"/>
+        <w:spacing w:line="291.4285714285714" w:lineRule="auto"/>
+        <w:rPr>
+          <w:color w:val="161616"/>
+          <w:sz w:val="21"/>
+          <w:szCs w:val="21"/>
+        </w:rPr>
+      </w:pPr>
+      <w:r>
+        <w:rPr>
+          <w:rtl w:val="0"/>
+        </w:rPr>
+      </w:r>
+    </w:p>
+    <w:p>
+      <w:pPr>
+        <w:shd w:fill="ffffff" w:val="clear"/>
+        <w:spacing w:line="291.4285714285714" w:lineRule="auto"/>
+        <w:rPr>
+          <w:color w:val="161616"/>
+          <w:sz w:val="21"/>
+          <w:szCs w:val="21"/>
+        </w:rPr>
+      </w:pPr>
+      <w:r>
+        <w:rPr>
+          <w:color w:val="161616"/>
+          <w:sz w:val="21"/>
+          <w:szCs w:val="21"/>
+          <w:rtl w:val="0"/>
+        </w:rPr>
+        <w:t xml:space="preserve">There are a few ways we can reach out to you: text message, phone call, and email. What is the most convenient way?</w:t>
+      </w:r>
+    </w:p>
+    <w:p>
+      <w:pPr>
+        <w:shd w:fill="ffffff" w:val="clear"/>
+        <w:spacing w:line="291.4285714285714" w:lineRule="auto"/>
+        <w:rPr>
+          <w:color w:val="161616"/>
+          <w:sz w:val="21"/>
+          <w:szCs w:val="21"/>
+        </w:rPr>
+      </w:pPr>
+      <w:r>
+        <w:rPr>
+          <w:rtl w:val="0"/>
+        </w:rPr>
+      </w:r>
+    </w:p>
+    <w:p>
+      <w:pPr>
+        <w:shd w:fill="ffffff" w:val="clear"/>
+        <w:spacing w:line="291.4285714285714" w:lineRule="auto"/>
+        <w:rPr>
+          <w:color w:val="161616"/>
+          <w:sz w:val="21"/>
+          <w:szCs w:val="21"/>
+        </w:rPr>
+      </w:pPr>
+      <w:r>
+        <w:rPr>
+          <w:rtl w:val="0"/>
+        </w:rPr>
+      </w:r>
+    </w:p>
+    <w:p>
+      <w:pPr>
+        <w:shd w:fill="ffffff" w:val="clear"/>
+        <w:spacing w:line="291.4285714285714" w:lineRule="auto"/>
+        <w:rPr>
+          <w:color w:val="161616"/>
+          <w:sz w:val="21"/>
+          <w:szCs w:val="21"/>
+        </w:rPr>
+      </w:pPr>
+      <w:r>
+        <w:rPr>
+          <w:rtl w:val="0"/>
+        </w:rPr>
+      </w:r>
+    </w:p>
+    <w:p>
+      <w:pPr>
+        <w:shd w:fill="ffffff" w:val="clear"/>
+        <w:spacing w:line="291.4285714285714" w:lineRule="auto"/>
+        <w:rPr>
+          <w:color w:val="161616"/>
+          <w:sz w:val="21"/>
+          <w:szCs w:val="21"/>
+        </w:rPr>
+      </w:pPr>
+      <w:r>
+        <w:rPr>
+          <w:color w:val="161616"/>
+          <w:sz w:val="21"/>
+          <w:szCs w:val="21"/>
+          <w:rtl w:val="0"/>
+        </w:rPr>
+        <w:t xml:space="preserve">Thank you and I hope you have a wonderful morning,</w:t>
       </w:r>
     </w:p>
     <w:p>
@@ -5821,6 +6030,186 @@
           <w:szCs w:val="21"/>
           <w:rtl w:val="0"/>
         </w:rPr>
+        <w:t xml:space="preserve">Engaged Lead Follow Up</w:t>
+      </w:r>
+    </w:p>
+    <w:p>
+      <w:pPr>
+        <w:shd w:fill="ffffff" w:val="clear"/>
+        <w:spacing w:line="291.4285714285714" w:lineRule="auto"/>
+        <w:rPr>
+          <w:color w:val="444f5c"/>
+          <w:sz w:val="21"/>
+          <w:szCs w:val="21"/>
+        </w:rPr>
+      </w:pPr>
+      <w:r>
+        <w:rPr>
+          <w:color w:val="444f5c"/>
+          <w:sz w:val="21"/>
+          <w:szCs w:val="21"/>
+          <w:rtl w:val="0"/>
+        </w:rPr>
+        <w:t xml:space="preserve">System</w:t>
+      </w:r>
+    </w:p>
+    <w:p>
+      <w:pPr>
+        <w:shd w:fill="ffffff" w:val="clear"/>
+        <w:spacing w:line="291.4285714285714" w:lineRule="auto"/>
+        <w:rPr>
+          <w:color w:val="444f5c"/>
+          <w:sz w:val="21"/>
+          <w:szCs w:val="21"/>
+        </w:rPr>
+      </w:pPr>
+      <w:r>
+        <w:rPr>
+          <w:color w:val="444f5c"/>
+          <w:sz w:val="21"/>
+          <w:szCs w:val="21"/>
+          <w:rtl w:val="0"/>
+        </w:rPr>
+        <w:t xml:space="preserve">Oct 6 2026 10:18 AM</w:t>
+      </w:r>
+    </w:p>
+    <w:p>
+      <w:pPr>
+        <w:shd w:fill="ffffff" w:val="clear"/>
+        <w:spacing w:line="291.4285714285714" w:lineRule="auto"/>
+        <w:rPr>
+          <w:color w:val="444f5c"/>
+          <w:sz w:val="21"/>
+          <w:szCs w:val="21"/>
+        </w:rPr>
+      </w:pPr>
+      <w:r>
+        <w:rPr>
+          <w:color w:val="444f5c"/>
+          <w:sz w:val="21"/>
+          <w:szCs w:val="21"/>
+          <w:rtl w:val="0"/>
+        </w:rPr>
+        <w:t xml:space="preserve">Lead is in the Engaged Stage, follow up with lead or reschedule this follow up task.</w:t>
+      </w:r>
+    </w:p>
+    <w:p>
+      <w:pPr>
+        <w:shd w:fill="ffffff" w:val="clear"/>
+        <w:spacing w:line="291.4285714285714" w:lineRule="auto"/>
+        <w:rPr>
+          <w:color w:val="444f5c"/>
+          <w:sz w:val="21"/>
+          <w:szCs w:val="21"/>
+        </w:rPr>
+      </w:pPr>
+      <w:r>
+        <w:rPr>
+          <w:color w:val="444f5c"/>
+          <w:sz w:val="21"/>
+          <w:szCs w:val="21"/>
+          <w:rtl w:val="0"/>
+        </w:rPr>
+        <w:t xml:space="preserve">High</w:t>
+      </w:r>
+    </w:p>
+    <w:p>
+      <w:pPr>
+        <w:shd w:fill="ffffff" w:val="clear"/>
+        <w:spacing w:line="291.4285714285714" w:lineRule="auto"/>
+        <w:rPr>
+          <w:color w:val="161616"/>
+          <w:sz w:val="21"/>
+          <w:szCs w:val="21"/>
+        </w:rPr>
+      </w:pPr>
+      <w:r>
+        <w:rPr>
+          <w:color w:val="161616"/>
+          <w:sz w:val="21"/>
+          <w:szCs w:val="21"/>
+          <w:rtl w:val="0"/>
+        </w:rPr>
+        <w:t xml:space="preserve">Last Tuesday</w:t>
+      </w:r>
+    </w:p>
+    <w:p>
+      <w:pPr>
+        <w:shd w:fill="ffffff" w:val="clear"/>
+        <w:spacing w:line="291.4285714285714" w:lineRule="auto"/>
+        <w:rPr>
+          <w:color w:val="161616"/>
+          <w:sz w:val="21"/>
+          <w:szCs w:val="21"/>
+        </w:rPr>
+      </w:pPr>
+      <w:r>
+        <w:rPr>
+          <w:color w:val="161616"/>
+          <w:sz w:val="21"/>
+          <w:szCs w:val="21"/>
+          <w:rtl w:val="0"/>
+        </w:rPr>
+        <w:t xml:space="preserve">Done</w:t>
+      </w:r>
+    </w:p>
+    <w:p>
+      <w:pPr>
+        <w:shd w:fill="ffffff" w:val="clear"/>
+        <w:spacing w:line="291.4285714285714" w:lineRule="auto"/>
+        <w:rPr>
+          <w:color w:val="969aa3"/>
+          <w:sz w:val="21"/>
+          <w:szCs w:val="21"/>
+        </w:rPr>
+      </w:pPr>
+      <w:r>
+        <w:rPr>
+          <w:color w:val="969aa3"/>
+          <w:sz w:val="21"/>
+          <w:szCs w:val="21"/>
+          <w:rtl w:val="0"/>
+        </w:rPr>
+        <w:t xml:space="preserve">Assigned To:</w:t>
+      </w:r>
+    </w:p>
+    <w:p>
+      <w:pPr>
+        <w:shd w:fill="ffffff" w:val="clear"/>
+        <w:spacing w:line="291.4285714285714" w:lineRule="auto"/>
+        <w:rPr>
+          <w:color w:val="444f5c"/>
+          <w:sz w:val="21"/>
+          <w:szCs w:val="21"/>
+        </w:rPr>
+      </w:pPr>
+      <w:r>
+        <w:rPr>
+          <w:color w:val="444f5c"/>
+          <w:sz w:val="21"/>
+          <w:szCs w:val="21"/>
+          <w:rtl w:val="0"/>
+        </w:rPr>
+        <w:t xml:space="preserve">Mark Armstrong</w:t>
+      </w:r>
+    </w:p>
+    <w:p>
+      <w:pPr>
+        <w:shd w:fill="ffffff" w:val="clear"/>
+        <w:spacing w:line="291.4285714285714" w:lineRule="auto"/>
+        <w:rPr>
+          <w:color w:val="161616"/>
+          <w:sz w:val="21"/>
+          <w:szCs w:val="21"/>
+        </w:rPr>
+      </w:pPr>
+      <w:r>
+        <w:rPr>
+          <w:color w:val="161616"/>
+          <w:sz w:val="21"/>
+          <w:szCs w:val="21"/>
+          <w:rtl w:val="0"/>
+        </w:rPr>
         <w:t xml:space="preserve">Text Sent</w:t>
       </w:r>
     </w:p>
@@ -5861,47 +6250,47 @@
           <w:szCs w:val="21"/>
           <w:rtl w:val="0"/>
         </w:rPr>
-        <w:t xml:space="preserve">Oct 5 2026 10:27 AM</w:t>
-      </w:r>
-    </w:p>
-    <w:p>
-      <w:pPr>
-        <w:shd w:fill="ffffff" w:val="clear"/>
-        <w:spacing w:line="291.4285714285714" w:lineRule="auto"/>
-        <w:rPr>
-          <w:color w:val="161616"/>
-          <w:sz w:val="21"/>
-          <w:szCs w:val="21"/>
-        </w:rPr>
-      </w:pPr>
-      <w:r>
-        <w:rPr>
-          <w:color w:val="161616"/>
-          <w:sz w:val="21"/>
-          <w:szCs w:val="21"/>
-          <w:rtl w:val="0"/>
-        </w:rPr>
-        <w:t xml:space="preserve">just emailed you the OTD price, we have some incentives as well, do you know if you're going to be financing through Honda?</w:t>
-      </w:r>
-    </w:p>
-    <w:p>
-      <w:pPr>
-        <w:shd w:fill="ffffff" w:val="clear"/>
-        <w:spacing w:line="291.4285714285714" w:lineRule="auto"/>
-        <w:rPr>
-          <w:color w:val="161616"/>
-          <w:sz w:val="21"/>
-          <w:szCs w:val="21"/>
-        </w:rPr>
-      </w:pPr>
-      <w:r>
-        <w:rPr>
-          <w:color w:val="161616"/>
-          <w:sz w:val="21"/>
-          <w:szCs w:val="21"/>
-          <w:rtl w:val="0"/>
-        </w:rPr>
-        <w:t xml:space="preserve">Email Sent</w:t>
+        <w:t xml:space="preserve">Oct 5 2026 10:45 AM</w:t>
+      </w:r>
+    </w:p>
+    <w:p>
+      <w:pPr>
+        <w:shd w:fill="ffffff" w:val="clear"/>
+        <w:spacing w:line="291.4285714285714" w:lineRule="auto"/>
+        <w:rPr>
+          <w:color w:val="161616"/>
+          <w:sz w:val="21"/>
+          <w:szCs w:val="21"/>
+        </w:rPr>
+      </w:pPr>
+      <w:r>
+        <w:rPr>
+          <w:color w:val="161616"/>
+          <w:sz w:val="21"/>
+          <w:szCs w:val="21"/>
+          <w:rtl w:val="0"/>
+        </w:rPr>
+        <w:t xml:space="preserve">10640 Automotive Drive, Manassas, VA 20109</w:t>
+      </w:r>
+    </w:p>
+    <w:p>
+      <w:pPr>
+        <w:shd w:fill="ffffff" w:val="clear"/>
+        <w:spacing w:line="291.4285714285714" w:lineRule="auto"/>
+        <w:rPr>
+          <w:color w:val="161616"/>
+          <w:sz w:val="21"/>
+          <w:szCs w:val="21"/>
+        </w:rPr>
+      </w:pPr>
+      <w:r>
+        <w:rPr>
+          <w:color w:val="161616"/>
+          <w:sz w:val="21"/>
+          <w:szCs w:val="21"/>
+          <w:rtl w:val="0"/>
+        </w:rPr>
+        <w:t xml:space="preserve">Text Received</w:t>
       </w:r>
     </w:p>
     <w:p>
@@ -5941,26 +6330,1151 @@
           <w:szCs w:val="21"/>
           <w:rtl w:val="0"/>
         </w:rPr>
-        <w:t xml:space="preserve">Oct 5 2026 10:26 AM</w:t>
-      </w:r>
-    </w:p>
-    <w:p>
-      <w:pPr>
-        <w:shd w:fill="ffffff" w:val="clear"/>
-        <w:spacing w:line="3060" w:lineRule="auto"/>
-        <w:rPr>
-          <w:color w:val="444f5c"/>
+        <w:t xml:space="preserve">Oct 5 2026 10:44 AM</w:t>
+      </w:r>
+    </w:p>
+    <w:p>
+      <w:pPr>
+        <w:shd w:fill="ffffff" w:val="clear"/>
+        <w:spacing w:line="291.4285714285714" w:lineRule="auto"/>
+        <w:rPr>
+          <w:color w:val="161616"/>
+          <w:sz w:val="21"/>
+          <w:szCs w:val="21"/>
+        </w:rPr>
+      </w:pPr>
+      <w:r>
+        <w:rPr>
+          <w:color w:val="161616"/>
+          <w:sz w:val="21"/>
+          <w:szCs w:val="21"/>
+          <w:rtl w:val="0"/>
+        </w:rPr>
+        <w:t xml:space="preserve">where location</w:t>
+      </w:r>
+    </w:p>
+    <w:p>
+      <w:pPr>
+        <w:shd w:fill="f4f5f6" w:val="clear"/>
+        <w:spacing w:line="291.4285714285714" w:lineRule="auto"/>
+        <w:rPr>
+          <w:color w:val="444f5c"/>
+          <w:sz w:val="21"/>
+          <w:szCs w:val="21"/>
+        </w:rPr>
+      </w:pPr>
+      <w:r>
+        <w:rPr>
+          <w:color w:val="444f5c"/>
+          <w:sz w:val="21"/>
+          <w:szCs w:val="21"/>
+          <w:rtl w:val="0"/>
+        </w:rPr>
+        <w:t xml:space="preserve">Reply</w:t>
+      </w:r>
+    </w:p>
+    <w:p>
+      <w:pPr>
+        <w:shd w:fill="ffffff" w:val="clear"/>
+        <w:spacing w:line="291.4285714285714" w:lineRule="auto"/>
+        <w:rPr>
+          <w:color w:val="161616"/>
+          <w:sz w:val="21"/>
+          <w:szCs w:val="21"/>
+        </w:rPr>
+      </w:pPr>
+      <w:r>
+        <w:rPr>
+          <w:color w:val="161616"/>
+          <w:sz w:val="21"/>
+          <w:szCs w:val="21"/>
+          <w:rtl w:val="0"/>
+        </w:rPr>
+        <w:t xml:space="preserve">Text Sent</w:t>
+      </w:r>
+    </w:p>
+    <w:p>
+      <w:pPr>
+        <w:shd w:fill="ffffff" w:val="clear"/>
+        <w:spacing w:line="291.4285714285714" w:lineRule="auto"/>
+        <w:rPr>
+          <w:color w:val="444f5c"/>
+          <w:sz w:val="21"/>
+          <w:szCs w:val="21"/>
+        </w:rPr>
+      </w:pPr>
+      <w:r>
+        <w:rPr>
+          <w:color w:val="444f5c"/>
+          <w:sz w:val="21"/>
+          <w:szCs w:val="21"/>
+          <w:rtl w:val="0"/>
+        </w:rPr>
+        <w:t xml:space="preserve">Mark Armstrong</w:t>
+      </w:r>
+    </w:p>
+    <w:p>
+      <w:pPr>
+        <w:shd w:fill="ffffff" w:val="clear"/>
+        <w:spacing w:line="291.4285714285714" w:lineRule="auto"/>
+        <w:rPr>
+          <w:color w:val="444f5c"/>
+          <w:sz w:val="21"/>
+          <w:szCs w:val="21"/>
+        </w:rPr>
+      </w:pPr>
+      <w:r>
+        <w:rPr>
+          <w:color w:val="444f5c"/>
+          <w:sz w:val="21"/>
+          <w:szCs w:val="21"/>
+          <w:rtl w:val="0"/>
+        </w:rPr>
+        <w:t xml:space="preserve">Oct 5 2026 10:43 AM</w:t>
+      </w:r>
+    </w:p>
+    <w:p>
+      <w:pPr>
+        <w:shd w:fill="ffffff" w:val="clear"/>
+        <w:spacing w:line="291.4285714285714" w:lineRule="auto"/>
+        <w:rPr>
+          <w:color w:val="161616"/>
+          <w:sz w:val="21"/>
+          <w:szCs w:val="21"/>
+        </w:rPr>
+      </w:pPr>
+      <w:r>
+        <w:rPr>
+          <w:color w:val="161616"/>
+          <w:sz w:val="21"/>
+          <w:szCs w:val="21"/>
+          <w:rtl w:val="0"/>
+        </w:rPr>
+        <w:t xml:space="preserve">Are you free today or tomorrow for a test drive?</w:t>
+      </w:r>
+    </w:p>
+    <w:p>
+      <w:pPr>
+        <w:shd w:fill="ffffff" w:val="clear"/>
+        <w:spacing w:line="291.4285714285714" w:lineRule="auto"/>
+        <w:rPr>
+          <w:color w:val="161616"/>
+          <w:sz w:val="21"/>
+          <w:szCs w:val="21"/>
+        </w:rPr>
+      </w:pPr>
+      <w:r>
+        <w:rPr>
+          <w:color w:val="161616"/>
+          <w:sz w:val="21"/>
+          <w:szCs w:val="21"/>
+          <w:rtl w:val="0"/>
+        </w:rPr>
+        <w:t xml:space="preserve">Text Received</w:t>
+      </w:r>
+    </w:p>
+    <w:p>
+      <w:pPr>
+        <w:shd w:fill="ffffff" w:val="clear"/>
+        <w:spacing w:line="291.4285714285714" w:lineRule="auto"/>
+        <w:rPr>
+          <w:color w:val="444f5c"/>
+          <w:sz w:val="21"/>
+          <w:szCs w:val="21"/>
+        </w:rPr>
+      </w:pPr>
+      <w:r>
+        <w:rPr>
+          <w:color w:val="444f5c"/>
+          <w:sz w:val="21"/>
+          <w:szCs w:val="21"/>
+          <w:rtl w:val="0"/>
+        </w:rPr>
+        <w:t xml:space="preserve">Mark Armstrong</w:t>
+      </w:r>
+    </w:p>
+    <w:p>
+      <w:pPr>
+        <w:shd w:fill="ffffff" w:val="clear"/>
+        <w:spacing w:line="291.4285714285714" w:lineRule="auto"/>
+        <w:rPr>
+          <w:color w:val="444f5c"/>
+          <w:sz w:val="21"/>
+          <w:szCs w:val="21"/>
+        </w:rPr>
+      </w:pPr>
+      <w:r>
+        <w:rPr>
+          <w:color w:val="444f5c"/>
+          <w:sz w:val="21"/>
+          <w:szCs w:val="21"/>
+          <w:rtl w:val="0"/>
+        </w:rPr>
+        <w:t xml:space="preserve">Oct 5 2026 10:33 AM</w:t>
+      </w:r>
+    </w:p>
+    <w:p>
+      <w:pPr>
+        <w:shd w:fill="ffffff" w:val="clear"/>
+        <w:spacing w:line="291.4285714285714" w:lineRule="auto"/>
+        <w:rPr>
+          <w:color w:val="161616"/>
+          <w:sz w:val="21"/>
+          <w:szCs w:val="21"/>
+        </w:rPr>
+      </w:pPr>
+      <w:r>
+        <w:rPr>
+          <w:color w:val="161616"/>
+          <w:sz w:val="21"/>
+          <w:szCs w:val="21"/>
+          <w:rtl w:val="0"/>
+        </w:rPr>
+        <w:t xml:space="preserve">ok thanks</w:t>
+      </w:r>
+    </w:p>
+    <w:p>
+      <w:pPr>
+        <w:shd w:fill="f4f5f6" w:val="clear"/>
+        <w:spacing w:line="291.4285714285714" w:lineRule="auto"/>
+        <w:rPr>
+          <w:color w:val="444f5c"/>
+          <w:sz w:val="21"/>
+          <w:szCs w:val="21"/>
+        </w:rPr>
+      </w:pPr>
+      <w:r>
+        <w:rPr>
+          <w:color w:val="444f5c"/>
+          <w:sz w:val="21"/>
+          <w:szCs w:val="21"/>
+          <w:rtl w:val="0"/>
+        </w:rPr>
+        <w:t xml:space="preserve">Reply</w:t>
+      </w:r>
+    </w:p>
+    <w:p>
+      <w:pPr>
+        <w:shd w:fill="ffffff" w:val="clear"/>
+        <w:spacing w:line="291.4285714285714" w:lineRule="auto"/>
+        <w:rPr>
+          <w:color w:val="161616"/>
+          <w:sz w:val="21"/>
+          <w:szCs w:val="21"/>
+        </w:rPr>
+      </w:pPr>
+      <w:r>
+        <w:rPr>
+          <w:color w:val="161616"/>
+          <w:sz w:val="21"/>
+          <w:szCs w:val="21"/>
+          <w:rtl w:val="0"/>
+        </w:rPr>
+        <w:t xml:space="preserve">Conversica Message</w:t>
+      </w:r>
+    </w:p>
+    <w:p>
+      <w:pPr>
+        <w:shd w:fill="ffffff" w:val="clear"/>
+        <w:spacing w:line="291.4285714285714" w:lineRule="auto"/>
+        <w:rPr>
+          <w:color w:val="444f5c"/>
+          <w:sz w:val="21"/>
+          <w:szCs w:val="21"/>
+        </w:rPr>
+      </w:pPr>
+      <w:r>
+        <w:rPr>
+          <w:color w:val="444f5c"/>
+          <w:sz w:val="21"/>
+          <w:szCs w:val="21"/>
+          <w:rtl w:val="0"/>
+        </w:rPr>
+        <w:t xml:space="preserve">System</w:t>
+      </w:r>
+    </w:p>
+    <w:p>
+      <w:pPr>
+        <w:shd w:fill="ffffff" w:val="clear"/>
+        <w:spacing w:line="291.4285714285714" w:lineRule="auto"/>
+        <w:rPr>
+          <w:color w:val="444f5c"/>
+          <w:sz w:val="21"/>
+          <w:szCs w:val="21"/>
+        </w:rPr>
+      </w:pPr>
+      <w:r>
+        <w:rPr>
+          <w:color w:val="444f5c"/>
+          <w:sz w:val="21"/>
+          <w:szCs w:val="21"/>
+          <w:rtl w:val="0"/>
+        </w:rPr>
+        <w:t xml:space="preserve">Oct 5 2026 10:29 AM</w:t>
+      </w:r>
+    </w:p>
+    <w:p>
+      <w:pPr>
+        <w:shd w:fill="ffffff" w:val="clear"/>
+        <w:spacing w:line="291.4285714285714" w:lineRule="auto"/>
+        <w:rPr>
+          <w:color w:val="161616"/>
+          <w:sz w:val="21"/>
+          <w:szCs w:val="21"/>
+        </w:rPr>
+      </w:pPr>
+      <w:r>
+        <w:rPr>
+          <w:color w:val="161616"/>
+          <w:sz w:val="21"/>
+          <w:szCs w:val="21"/>
+          <w:rtl w:val="0"/>
+        </w:rPr>
+        <w:t xml:space="preserve">Good morning Molly,</w:t>
+      </w:r>
+    </w:p>
+    <w:p>
+      <w:pPr>
+        <w:shd w:fill="ffffff" w:val="clear"/>
+        <w:spacing w:line="291.4285714285714" w:lineRule="auto"/>
+        <w:rPr>
+          <w:color w:val="161616"/>
+          <w:sz w:val="21"/>
+          <w:szCs w:val="21"/>
+        </w:rPr>
+      </w:pPr>
+      <w:r>
+        <w:rPr>
+          <w:rtl w:val="0"/>
+        </w:rPr>
+      </w:r>
+    </w:p>
+    <w:p>
+      <w:pPr>
+        <w:shd w:fill="ffffff" w:val="clear"/>
+        <w:spacing w:line="291.4285714285714" w:lineRule="auto"/>
+        <w:rPr>
+          <w:color w:val="161616"/>
+          <w:sz w:val="21"/>
+          <w:szCs w:val="21"/>
+        </w:rPr>
+      </w:pPr>
+      <w:r>
+        <w:rPr>
+          <w:rtl w:val="0"/>
+        </w:rPr>
+      </w:r>
+    </w:p>
+    <w:p>
+      <w:pPr>
+        <w:shd w:fill="ffffff" w:val="clear"/>
+        <w:spacing w:line="291.4285714285714" w:lineRule="auto"/>
+        <w:rPr>
+          <w:color w:val="161616"/>
+          <w:sz w:val="21"/>
+          <w:szCs w:val="21"/>
+        </w:rPr>
+      </w:pPr>
+      <w:r>
+        <w:rPr>
+          <w:rtl w:val="0"/>
+        </w:rPr>
+      </w:r>
+    </w:p>
+    <w:p>
+      <w:pPr>
+        <w:shd w:fill="ffffff" w:val="clear"/>
+        <w:spacing w:line="291.4285714285714" w:lineRule="auto"/>
+        <w:rPr>
+          <w:color w:val="161616"/>
+          <w:sz w:val="21"/>
+          <w:szCs w:val="21"/>
+        </w:rPr>
+      </w:pPr>
+      <w:r>
+        <w:rPr>
+          <w:color w:val="161616"/>
+          <w:sz w:val="21"/>
+          <w:szCs w:val="21"/>
+          <w:rtl w:val="0"/>
+        </w:rPr>
+        <w:t xml:space="preserve">This is Lola from Joyce Koons Honda Buick GMC - I just received your request on the Honda Pilot.</w:t>
+      </w:r>
+    </w:p>
+    <w:p>
+      <w:pPr>
+        <w:shd w:fill="ffffff" w:val="clear"/>
+        <w:spacing w:line="291.4285714285714" w:lineRule="auto"/>
+        <w:rPr>
+          <w:color w:val="161616"/>
+          <w:sz w:val="21"/>
+          <w:szCs w:val="21"/>
+        </w:rPr>
+      </w:pPr>
+      <w:r>
+        <w:rPr>
+          <w:rtl w:val="0"/>
+        </w:rPr>
+      </w:r>
+    </w:p>
+    <w:p>
+      <w:pPr>
+        <w:shd w:fill="ffffff" w:val="clear"/>
+        <w:spacing w:line="291.4285714285714" w:lineRule="auto"/>
+        <w:rPr>
+          <w:color w:val="161616"/>
+          <w:sz w:val="21"/>
+          <w:szCs w:val="21"/>
+        </w:rPr>
+      </w:pPr>
+      <w:r>
+        <w:rPr>
+          <w:rtl w:val="0"/>
+        </w:rPr>
+      </w:r>
+    </w:p>
+    <w:p>
+      <w:pPr>
+        <w:shd w:fill="ffffff" w:val="clear"/>
+        <w:spacing w:line="291.4285714285714" w:lineRule="auto"/>
+        <w:rPr>
+          <w:color w:val="161616"/>
+          <w:sz w:val="21"/>
+          <w:szCs w:val="21"/>
+        </w:rPr>
+      </w:pPr>
+      <w:r>
+        <w:rPr>
+          <w:rtl w:val="0"/>
+        </w:rPr>
+      </w:r>
+    </w:p>
+    <w:p>
+      <w:pPr>
+        <w:shd w:fill="ffffff" w:val="clear"/>
+        <w:spacing w:line="291.4285714285714" w:lineRule="auto"/>
+        <w:rPr>
+          <w:color w:val="161616"/>
+          <w:sz w:val="21"/>
+          <w:szCs w:val="21"/>
+        </w:rPr>
+      </w:pPr>
+      <w:r>
+        <w:rPr>
+          <w:color w:val="161616"/>
+          <w:sz w:val="21"/>
+          <w:szCs w:val="21"/>
+          <w:rtl w:val="0"/>
+        </w:rPr>
+        <w:t xml:space="preserve">We would like to text you, are we able to text you with more information? If you don't want to text, we can continue through email and phone.</w:t>
+      </w:r>
+    </w:p>
+    <w:p>
+      <w:pPr>
+        <w:shd w:fill="ffffff" w:val="clear"/>
+        <w:spacing w:line="291.4285714285714" w:lineRule="auto"/>
+        <w:rPr>
+          <w:color w:val="161616"/>
+          <w:sz w:val="21"/>
+          <w:szCs w:val="21"/>
+        </w:rPr>
+      </w:pPr>
+      <w:r>
+        <w:rPr>
+          <w:rtl w:val="0"/>
+        </w:rPr>
+      </w:r>
+    </w:p>
+    <w:p>
+      <w:pPr>
+        <w:shd w:fill="ffffff" w:val="clear"/>
+        <w:spacing w:line="291.4285714285714" w:lineRule="auto"/>
+        <w:rPr>
+          <w:color w:val="161616"/>
+          <w:sz w:val="21"/>
+          <w:szCs w:val="21"/>
+        </w:rPr>
+      </w:pPr>
+      <w:r>
+        <w:rPr>
+          <w:rtl w:val="0"/>
+        </w:rPr>
+      </w:r>
+    </w:p>
+    <w:p>
+      <w:pPr>
+        <w:shd w:fill="ffffff" w:val="clear"/>
+        <w:spacing w:line="291.4285714285714" w:lineRule="auto"/>
+        <w:rPr>
+          <w:color w:val="161616"/>
+          <w:sz w:val="21"/>
+          <w:szCs w:val="21"/>
+        </w:rPr>
+      </w:pPr>
+      <w:r>
+        <w:rPr>
+          <w:rtl w:val="0"/>
+        </w:rPr>
+      </w:r>
+    </w:p>
+    <w:p>
+      <w:pPr>
+        <w:shd w:fill="ffffff" w:val="clear"/>
+        <w:spacing w:line="291.4285714285714" w:lineRule="auto"/>
+        <w:rPr>
+          <w:color w:val="161616"/>
+          <w:sz w:val="21"/>
+          <w:szCs w:val="21"/>
+        </w:rPr>
+      </w:pPr>
+      <w:r>
+        <w:rPr>
+          <w:color w:val="161616"/>
+          <w:sz w:val="21"/>
+          <w:szCs w:val="21"/>
+          <w:rtl w:val="0"/>
+        </w:rPr>
+        <w:t xml:space="preserve">Thank you very much and have a great morning,</w:t>
+      </w:r>
+    </w:p>
+    <w:p>
+      <w:pPr>
+        <w:shd w:fill="ffffff" w:val="clear"/>
+        <w:spacing w:line="291.4285714285714" w:lineRule="auto"/>
+        <w:rPr>
+          <w:color w:val="161616"/>
+          <w:sz w:val="21"/>
+          <w:szCs w:val="21"/>
+        </w:rPr>
+      </w:pPr>
+      <w:r>
+        <w:rPr>
+          <w:rtl w:val="0"/>
+        </w:rPr>
+      </w:r>
+    </w:p>
+    <w:p>
+      <w:pPr>
+        <w:shd w:fill="ffffff" w:val="clear"/>
+        <w:spacing w:line="291.4285714285714" w:lineRule="auto"/>
+        <w:rPr>
+          <w:color w:val="161616"/>
+          <w:sz w:val="21"/>
+          <w:szCs w:val="21"/>
+        </w:rPr>
+      </w:pPr>
+      <w:r>
+        <w:rPr>
+          <w:rtl w:val="0"/>
+        </w:rPr>
+      </w:r>
+    </w:p>
+    <w:p>
+      <w:pPr>
+        <w:shd w:fill="ffffff" w:val="clear"/>
+        <w:spacing w:line="291.4285714285714" w:lineRule="auto"/>
+        <w:rPr>
+          <w:color w:val="161616"/>
+          <w:sz w:val="21"/>
+          <w:szCs w:val="21"/>
+        </w:rPr>
+      </w:pPr>
+      <w:r>
+        <w:rPr>
+          <w:rtl w:val="0"/>
+        </w:rPr>
+      </w:r>
+    </w:p>
+    <w:p>
+      <w:pPr>
+        <w:shd w:fill="ffffff" w:val="clear"/>
+        <w:spacing w:line="291.4285714285714" w:lineRule="auto"/>
+        <w:rPr>
+          <w:color w:val="161616"/>
+          <w:sz w:val="21"/>
+          <w:szCs w:val="21"/>
+        </w:rPr>
+      </w:pPr>
+      <w:r>
+        <w:rPr>
+          <w:color w:val="161616"/>
+          <w:sz w:val="21"/>
+          <w:szCs w:val="21"/>
+          <w:rtl w:val="0"/>
+        </w:rPr>
+        <w:t xml:space="preserve">Lola | Customer Care Assistant</w:t>
+      </w:r>
+    </w:p>
+    <w:p>
+      <w:pPr>
+        <w:shd w:fill="ffffff" w:val="clear"/>
+        <w:spacing w:line="291.4285714285714" w:lineRule="auto"/>
+        <w:rPr>
+          <w:color w:val="161616"/>
+          <w:sz w:val="21"/>
+          <w:szCs w:val="21"/>
+        </w:rPr>
+      </w:pPr>
+      <w:r>
+        <w:rPr>
+          <w:rtl w:val="0"/>
+        </w:rPr>
+      </w:r>
+    </w:p>
+    <w:p>
+      <w:pPr>
+        <w:shd w:fill="ffffff" w:val="clear"/>
+        <w:spacing w:line="291.4285714285714" w:lineRule="auto"/>
+        <w:rPr>
+          <w:color w:val="161616"/>
+          <w:sz w:val="21"/>
+          <w:szCs w:val="21"/>
+        </w:rPr>
+      </w:pPr>
+      <w:r>
+        <w:rPr>
+          <w:color w:val="161616"/>
+          <w:sz w:val="21"/>
+          <w:szCs w:val="21"/>
+          <w:rtl w:val="0"/>
+        </w:rPr>
+        <w:t xml:space="preserve">Joyce Koons Honda Buick GMC</w:t>
+      </w:r>
+    </w:p>
+    <w:p>
+      <w:pPr>
+        <w:shd w:fill="ffffff" w:val="clear"/>
+        <w:spacing w:line="291.4285714285714" w:lineRule="auto"/>
+        <w:rPr>
+          <w:color w:val="161616"/>
+          <w:sz w:val="21"/>
+          <w:szCs w:val="21"/>
+        </w:rPr>
+      </w:pPr>
+      <w:r>
+        <w:rPr>
+          <w:rtl w:val="0"/>
+        </w:rPr>
+      </w:r>
+    </w:p>
+    <w:p>
+      <w:pPr>
+        <w:shd w:fill="ffffff" w:val="clear"/>
+        <w:spacing w:line="291.4285714285714" w:lineRule="auto"/>
+        <w:rPr>
+          <w:color w:val="161616"/>
+          <w:sz w:val="21"/>
+          <w:szCs w:val="21"/>
+        </w:rPr>
+      </w:pPr>
+      <w:r>
+        <w:rPr>
+          <w:color w:val="161616"/>
+          <w:sz w:val="21"/>
+          <w:szCs w:val="21"/>
+          <w:rtl w:val="0"/>
+        </w:rPr>
+        <w:t xml:space="preserve">(866) 711-4118</w:t>
+      </w:r>
+    </w:p>
+    <w:p>
+      <w:pPr>
+        <w:shd w:fill="ffffff" w:val="clear"/>
+        <w:spacing w:line="291.4285714285714" w:lineRule="auto"/>
+        <w:rPr>
+          <w:color w:val="161616"/>
+          <w:sz w:val="21"/>
+          <w:szCs w:val="21"/>
+        </w:rPr>
+      </w:pPr>
+      <w:r>
+        <w:rPr>
+          <w:rtl w:val="0"/>
+        </w:rPr>
+      </w:r>
+    </w:p>
+    <w:p>
+      <w:pPr>
+        <w:shd w:fill="ffffff" w:val="clear"/>
+        <w:spacing w:line="291.4285714285714" w:lineRule="auto"/>
+        <w:rPr>
+          <w:color w:val="161616"/>
+          <w:sz w:val="21"/>
+          <w:szCs w:val="21"/>
+        </w:rPr>
+      </w:pPr>
+      <w:r>
+        <w:rPr>
+          <w:color w:val="161616"/>
+          <w:sz w:val="21"/>
+          <w:szCs w:val="21"/>
+          <w:rtl w:val="0"/>
+        </w:rPr>
+        <w:t xml:space="preserve">10660 Automotive Drive, Manassas, VA 20109</w:t>
+      </w:r>
+    </w:p>
+    <w:p>
+      <w:pPr>
+        <w:shd w:fill="ffffff" w:val="clear"/>
+        <w:spacing w:line="291.4285714285714" w:lineRule="auto"/>
+        <w:rPr>
+          <w:color w:val="161616"/>
+          <w:sz w:val="21"/>
+          <w:szCs w:val="21"/>
+        </w:rPr>
+      </w:pPr>
+      <w:r>
+        <w:rPr>
+          <w:rtl w:val="0"/>
+        </w:rPr>
+      </w:r>
+    </w:p>
+    <w:p>
+      <w:pPr>
+        <w:shd w:fill="ffffff" w:val="clear"/>
+        <w:spacing w:line="291.4285714285714" w:lineRule="auto"/>
+        <w:rPr>
+          <w:color w:val="161616"/>
+          <w:sz w:val="21"/>
+          <w:szCs w:val="21"/>
+        </w:rPr>
+      </w:pPr>
+      <w:r>
+        <w:rPr>
+          <w:color w:val="161616"/>
+          <w:sz w:val="21"/>
+          <w:szCs w:val="21"/>
+          <w:rtl w:val="0"/>
+        </w:rPr>
+        <w:t xml:space="preserve">www.joycekoonsbuickgmc.com</w:t>
+      </w:r>
+    </w:p>
+    <w:p>
+      <w:pPr>
+        <w:shd w:fill="ffffff" w:val="clear"/>
+        <w:spacing w:line="291.4285714285714" w:lineRule="auto"/>
+        <w:rPr>
+          <w:color w:val="161616"/>
+          <w:sz w:val="21"/>
+          <w:szCs w:val="21"/>
+        </w:rPr>
+      </w:pPr>
+      <w:r>
+        <w:rPr>
+          <w:rtl w:val="0"/>
+        </w:rPr>
+      </w:r>
+    </w:p>
+    <w:p>
+      <w:pPr>
+        <w:shd w:fill="ffffff" w:val="clear"/>
+        <w:spacing w:line="291.4285714285714" w:lineRule="auto"/>
+        <w:rPr>
+          <w:color w:val="161616"/>
+          <w:sz w:val="21"/>
+          <w:szCs w:val="21"/>
+        </w:rPr>
+      </w:pPr>
+      <w:r>
+        <w:rPr>
+          <w:rtl w:val="0"/>
+        </w:rPr>
+      </w:r>
+    </w:p>
+    <w:p>
+      <w:pPr>
+        <w:shd w:fill="ffffff" w:val="clear"/>
+        <w:spacing w:line="291.4285714285714" w:lineRule="auto"/>
+        <w:rPr>
+          <w:color w:val="161616"/>
+          <w:sz w:val="21"/>
+          <w:szCs w:val="21"/>
+        </w:rPr>
+      </w:pPr>
+      <w:r>
+        <w:rPr>
+          <w:rtl w:val="0"/>
+        </w:rPr>
+      </w:r>
+    </w:p>
+    <w:p>
+      <w:pPr>
+        <w:shd w:fill="ffffff" w:val="clear"/>
+        <w:spacing w:line="291.4285714285714" w:lineRule="auto"/>
+        <w:rPr>
+          <w:color w:val="161616"/>
+          <w:sz w:val="21"/>
+          <w:szCs w:val="21"/>
+        </w:rPr>
+      </w:pPr>
+      <w:r>
+        <w:rPr>
+          <w:rtl w:val="0"/>
+        </w:rPr>
+      </w:r>
+    </w:p>
+    <w:p>
+      <w:pPr>
+        <w:shd w:fill="ffffff" w:val="clear"/>
+        <w:spacing w:line="291.4285714285714" w:lineRule="auto"/>
+        <w:rPr>
+          <w:color w:val="161616"/>
+          <w:sz w:val="21"/>
+          <w:szCs w:val="21"/>
+        </w:rPr>
+      </w:pPr>
+      <w:r>
+        <w:rPr>
+          <w:rtl w:val="0"/>
+        </w:rPr>
+      </w:r>
+    </w:p>
+    <w:p>
+      <w:pPr>
+        <w:shd w:fill="ffffff" w:val="clear"/>
+        <w:spacing w:line="291.4285714285714" w:lineRule="auto"/>
+        <w:rPr>
+          <w:color w:val="161616"/>
+          <w:sz w:val="21"/>
+          <w:szCs w:val="21"/>
+        </w:rPr>
+      </w:pPr>
+      <w:r>
+        <w:rPr>
+          <w:color w:val="161616"/>
+          <w:sz w:val="21"/>
+          <w:szCs w:val="21"/>
+          <w:rtl w:val="0"/>
+        </w:rPr>
+        <w:t xml:space="preserve">P.S. If you prefer text, we may send the info you asked for through an automated system. Otherwise, you can still work with us over email or phone.</w:t>
+      </w:r>
+    </w:p>
+    <w:p>
+      <w:pPr>
+        <w:shd w:fill="ffffff" w:val="clear"/>
+        <w:spacing w:line="291.4285714285714" w:lineRule="auto"/>
+        <w:rPr>
+          <w:color w:val="161616"/>
+          <w:sz w:val="21"/>
+          <w:szCs w:val="21"/>
+        </w:rPr>
+      </w:pPr>
+      <w:r>
+        <w:rPr>
+          <w:rtl w:val="0"/>
+        </w:rPr>
+      </w:r>
+    </w:p>
+    <w:p>
+      <w:pPr>
+        <w:shd w:fill="ffffff" w:val="clear"/>
+        <w:spacing w:line="291.4285714285714" w:lineRule="auto"/>
+        <w:rPr>
+          <w:color w:val="161616"/>
+          <w:sz w:val="21"/>
+          <w:szCs w:val="21"/>
+        </w:rPr>
+      </w:pPr>
+      <w:r>
+        <w:rPr>
+          <w:rtl w:val="0"/>
+        </w:rPr>
+      </w:r>
+    </w:p>
+    <w:p>
+      <w:pPr>
+        <w:shd w:fill="ffffff" w:val="clear"/>
+        <w:spacing w:line="291.4285714285714" w:lineRule="auto"/>
+        <w:rPr>
+          <w:color w:val="161616"/>
+          <w:sz w:val="21"/>
+          <w:szCs w:val="21"/>
+        </w:rPr>
+      </w:pPr>
+      <w:r>
+        <w:rPr>
+          <w:rtl w:val="0"/>
+        </w:rPr>
+      </w:r>
+    </w:p>
+    <w:p>
+      <w:pPr>
+        <w:shd w:fill="ffffff" w:val="clear"/>
+        <w:spacing w:line="291.4285714285714" w:lineRule="auto"/>
+        <w:rPr>
+          <w:color w:val="161616"/>
+          <w:sz w:val="21"/>
+          <w:szCs w:val="21"/>
+        </w:rPr>
+      </w:pPr>
+      <w:r>
+        <w:rPr>
+          <w:color w:val="161616"/>
+          <w:sz w:val="21"/>
+          <w:szCs w:val="21"/>
+          <w:rtl w:val="0"/>
+        </w:rPr>
+        <w:t xml:space="preserve">¡Se habla español! Háganos saber si prefiere nuestros servicios en español.</w:t>
+      </w:r>
+    </w:p>
+    <w:p>
+      <w:pPr>
+        <w:shd w:fill="ffffff" w:val="clear"/>
+        <w:spacing w:line="291.4285714285714" w:lineRule="auto"/>
+        <w:rPr>
+          <w:color w:val="161616"/>
+          <w:sz w:val="21"/>
+          <w:szCs w:val="21"/>
+        </w:rPr>
+      </w:pPr>
+      <w:r>
+        <w:rPr>
+          <w:rtl w:val="0"/>
+        </w:rPr>
+      </w:r>
+    </w:p>
+    <w:p>
+      <w:pPr>
+        <w:shd w:fill="ffffff" w:val="clear"/>
+        <w:spacing w:line="291.4285714285714" w:lineRule="auto"/>
+        <w:rPr>
+          <w:color w:val="161616"/>
+          <w:sz w:val="21"/>
+          <w:szCs w:val="21"/>
+        </w:rPr>
+      </w:pPr>
+      <w:r>
+        <w:rPr>
+          <w:rtl w:val="0"/>
+        </w:rPr>
+      </w:r>
+    </w:p>
+    <w:p>
+      <w:pPr>
+        <w:shd w:fill="ffffff" w:val="clear"/>
+        <w:spacing w:line="291.4285714285714" w:lineRule="auto"/>
+        <w:rPr>
+          <w:color w:val="161616"/>
+          <w:sz w:val="21"/>
+          <w:szCs w:val="21"/>
+        </w:rPr>
+      </w:pPr>
+      <w:r>
+        <w:rPr>
+          <w:rtl w:val="0"/>
+        </w:rPr>
+      </w:r>
+    </w:p>
+    <w:p>
+      <w:pPr>
+        <w:shd w:fill="ffffff" w:val="clear"/>
+        <w:spacing w:line="291.4285714285714" w:lineRule="auto"/>
+        <w:rPr>
+          <w:color w:val="3373dd"/>
+          <w:sz w:val="21"/>
+          <w:szCs w:val="21"/>
+          <w:u w:val="single"/>
+        </w:rPr>
+      </w:pPr>
+      <w:hyperlink r:id="rId10">
+        <w:r>
+          <w:rPr>
+            <w:color w:val="3373dd"/>
+            <w:sz w:val="21"/>
+            <w:szCs w:val="21"/>
+            <w:u w:val="single"/>
+            <w:rtl w:val="0"/>
+          </w:rPr>
+          <w:t xml:space="preserve">https://unsubscribe.mailferret.net/unsubscribe.php?sr=1Mazn.3jlezl5</w:t>
+        </w:r>
+      </w:hyperlink>
+      <w:r>
+        <w:rPr>
+          <w:rtl w:val="0"/>
+        </w:rPr>
+      </w:r>
+    </w:p>
+    <w:p>
+      <w:pPr>
+        <w:shd w:fill="ffffff" w:val="clear"/>
+        <w:spacing w:line="408" w:lineRule="auto"/>
+        <w:rPr>
+          <w:b w:val="1"/>
+          <w:bCs w:val="1"/>
+          <w:color w:val="4285f4"/>
           <w:sz w:val="2"/>
           <w:szCs w:val="2"/>
         </w:rPr>
       </w:pPr>
       <w:r>
         <w:rPr>
-          <w:color w:val="444f5c"/>
+          <w:b w:val="1"/>
+          <w:bCs w:val="1"/>
+          <w:color w:val="4285f4"/>
           <w:sz w:val="2"/>
           <w:szCs w:val="2"/>
           <w:rtl w:val="0"/>
         </w:rPr>
+        <w:t xml:space="preserve">Read More</w:t>
+      </w:r>
+    </w:p>
+    <w:p>
+      <w:pPr>
+        <w:shd w:fill="ffffff" w:val="clear"/>
+        <w:spacing w:line="291.4285714285714" w:lineRule="auto"/>
+        <w:rPr>
+          <w:color w:val="161616"/>
+          <w:sz w:val="21"/>
+          <w:szCs w:val="21"/>
+        </w:rPr>
+      </w:pPr>
+      <w:r>
+        <w:rPr>
+          <w:color w:val="161616"/>
+          <w:sz w:val="21"/>
+          <w:szCs w:val="21"/>
+          <w:rtl w:val="0"/>
+        </w:rPr>
+        <w:t xml:space="preserve">Text Sent</w:t>
+      </w:r>
+    </w:p>
+    <w:p>
+      <w:pPr>
+        <w:shd w:fill="ffffff" w:val="clear"/>
+        <w:spacing w:line="291.4285714285714" w:lineRule="auto"/>
+        <w:rPr>
+          <w:color w:val="444f5c"/>
+          <w:sz w:val="21"/>
+          <w:szCs w:val="21"/>
+        </w:rPr>
+      </w:pPr>
+      <w:r>
+        <w:rPr>
+          <w:color w:val="444f5c"/>
+          <w:sz w:val="21"/>
+          <w:szCs w:val="21"/>
+          <w:rtl w:val="0"/>
+        </w:rPr>
+        <w:t xml:space="preserve">Mark Armstrong</w:t>
+      </w:r>
+    </w:p>
+    <w:p>
+      <w:pPr>
+        <w:shd w:fill="ffffff" w:val="clear"/>
+        <w:spacing w:line="291.4285714285714" w:lineRule="auto"/>
+        <w:rPr>
+          <w:color w:val="444f5c"/>
+          <w:sz w:val="21"/>
+          <w:szCs w:val="21"/>
+        </w:rPr>
+      </w:pPr>
+      <w:r>
+        <w:rPr>
+          <w:color w:val="444f5c"/>
+          <w:sz w:val="21"/>
+          <w:szCs w:val="21"/>
+          <w:rtl w:val="0"/>
+        </w:rPr>
+        <w:t xml:space="preserve">Oct 5 2026 10:27 AM</w:t>
+      </w:r>
+    </w:p>
+    <w:p>
+      <w:pPr>
+        <w:shd w:fill="ffffff" w:val="clear"/>
+        <w:spacing w:line="291.4285714285714" w:lineRule="auto"/>
+        <w:rPr>
+          <w:color w:val="161616"/>
+          <w:sz w:val="21"/>
+          <w:szCs w:val="21"/>
+        </w:rPr>
+      </w:pPr>
+      <w:r>
+        <w:rPr>
+          <w:color w:val="161616"/>
+          <w:sz w:val="21"/>
+          <w:szCs w:val="21"/>
+          <w:rtl w:val="0"/>
+        </w:rPr>
+        <w:t xml:space="preserve">just emailed you the OTD price, we have some incentives as well, do you know if you're going to be financing through Honda?</w:t>
+      </w:r>
+    </w:p>
+    <w:p>
+      <w:pPr>
+        <w:shd w:fill="ffffff" w:val="clear"/>
+        <w:spacing w:line="291.4285714285714" w:lineRule="auto"/>
+        <w:rPr>
+          <w:color w:val="161616"/>
+          <w:sz w:val="21"/>
+          <w:szCs w:val="21"/>
+        </w:rPr>
+      </w:pPr>
+      <w:r>
+        <w:rPr>
+          <w:color w:val="161616"/>
+          <w:sz w:val="21"/>
+          <w:szCs w:val="21"/>
+          <w:rtl w:val="0"/>
+        </w:rPr>
+        <w:t xml:space="preserve">Email Sent</w:t>
+      </w:r>
+    </w:p>
+    <w:p>
+      <w:pPr>
+        <w:shd w:fill="ffffff" w:val="clear"/>
+        <w:spacing w:line="291.4285714285714" w:lineRule="auto"/>
+        <w:rPr>
+          <w:color w:val="444f5c"/>
+          <w:sz w:val="21"/>
+          <w:szCs w:val="21"/>
+        </w:rPr>
+      </w:pPr>
+      <w:r>
+        <w:rPr>
+          <w:color w:val="444f5c"/>
+          <w:sz w:val="21"/>
+          <w:szCs w:val="21"/>
+          <w:rtl w:val="0"/>
+        </w:rPr>
+        <w:t xml:space="preserve">Mark Armstrong</w:t>
+      </w:r>
+    </w:p>
+    <w:p>
+      <w:pPr>
+        <w:shd w:fill="ffffff" w:val="clear"/>
+        <w:spacing w:line="291.4285714285714" w:lineRule="auto"/>
+        <w:rPr>
+          <w:color w:val="444f5c"/>
+          <w:sz w:val="21"/>
+          <w:szCs w:val="21"/>
+        </w:rPr>
+      </w:pPr>
+      <w:r>
+        <w:rPr>
+          <w:color w:val="444f5c"/>
+          <w:sz w:val="21"/>
+          <w:szCs w:val="21"/>
+          <w:rtl w:val="0"/>
+        </w:rPr>
+        <w:t xml:space="preserve">Oct 5 2026 10:26 AM</w:t>
+      </w:r>
+    </w:p>
+    <w:p>
+      <w:pPr>
+        <w:shd w:fill="ffffff" w:val="clear"/>
+        <w:spacing w:line="3060" w:lineRule="auto"/>
+        <w:rPr>
+          <w:color w:val="444f5c"/>
+          <w:sz w:val="2"/>
+          <w:szCs w:val="2"/>
+        </w:rPr>
+      </w:pPr>
+      <w:r>
+        <w:rPr>
+          <w:color w:val="444f5c"/>
+          <w:sz w:val="2"/>
+          <w:szCs w:val="2"/>
+          <w:rtl w:val="0"/>
+        </w:rPr>
         <w:t xml:space="preserve">hangchauv@yahoo.com</w:t>
       </w:r>
     </w:p>
@@ -6061,7 +7575,7 @@
           <w:szCs w:val="18"/>
           <w:rtl w:val="0"/>
         </w:rPr>
-        <w:t xml:space="preserve">1 Open 0 Clicks | Last Opened Last Mon, 10:29 AM</w:t>
+        <w:t xml:space="preserve">1 Open 0 Clicks | Last Opened Oct 5 2026 10:29 AM</w:t>
       </w:r>
     </w:p>
     <w:p>
@@ -6501,7 +8015,7 @@
           <w:szCs w:val="21"/>
           <w:rtl w:val="0"/>
         </w:rPr>
-        <w:t xml:space="preserve">Last Monday</w:t>
+        <w:t xml:space="preserve">October 5, 2026</w:t>
       </w:r>
     </w:p>
     <w:p>
@@ -7461,7 +8975,7 @@
           <w:szCs w:val="21"/>
           <w:rtl w:val="0"/>
         </w:rPr>
-        <w:t xml:space="preserve">Last Monday</w:t>
+        <w:t xml:space="preserve">October 5, 2026</w:t>
       </w:r>
     </w:p>
     <w:p>
@@ -7641,7 +9155,7 @@
           <w:szCs w:val="21"/>
           <w:rtl w:val="0"/>
         </w:rPr>
-        <w:t xml:space="preserve">Last Monday</w:t>
+        <w:t xml:space="preserve">October 5, 2026</w:t>
       </w:r>
     </w:p>
     <w:p>
@@ -7821,7 +9335,7 @@
           <w:szCs w:val="21"/>
           <w:rtl w:val="0"/>
         </w:rPr>
-        <w:t xml:space="preserve">Last Monday</w:t>
+        <w:t xml:space="preserve">October 5, 2026</w:t>
       </w:r>
     </w:p>
     <w:p>
@@ -9254,6 +10768,124 @@
     </w:lvl>
   </w:abstractNum>
   <w:abstractNum w:abstractNumId="6">
+    <w:lvl w:ilvl="0">
+      <w:start w:val="1"/>
+      <w:numFmt w:val="bullet"/>
+      <w:lvlText w:val="●"/>
+      <w:lvlJc w:val="left"/>
+      <w:pPr>
+        <w:ind w:left="720" w:hanging="360"/>
+      </w:pPr>
+      <w:rPr>
+        <w:b w:val="0"/>
+        <w:bCs w:val="0"/>
+        <w:i w:val="0"/>
+        <w:iCs w:val="0"/>
+        <w:smallCaps w:val="0"/>
+        <w:color w:val="161616"/>
+        <w:sz w:val="21"/>
+        <w:szCs w:val="21"/>
+        <w:u w:val="none"/>
+      </w:rPr>
+    </w:lvl>
+    <w:lvl w:ilvl="1">
+      <w:start w:val="1"/>
+      <w:numFmt w:val="bullet"/>
+      <w:lvlText w:val="○"/>
+      <w:lvlJc w:val="left"/>
+      <w:pPr>
+        <w:ind w:left="1440" w:hanging="360"/>
+      </w:pPr>
+      <w:rPr>
+        <w:u w:val="none"/>
+      </w:rPr>
+    </w:lvl>
+    <w:lvl w:ilvl="2">
+      <w:start w:val="1"/>
+      <w:numFmt w:val="bullet"/>
+      <w:lvlText w:val="■"/>
+      <w:lvlJc w:val="left"/>
+      <w:pPr>
+        <w:ind w:left="2160" w:hanging="360"/>
+      </w:pPr>
+      <w:rPr>
+        <w:u w:val="none"/>
+      </w:rPr>
+    </w:lvl>
+    <w:lvl w:ilvl="3">
+      <w:start w:val="1"/>
+      <w:numFmt w:val="bullet"/>
+      <w:lvlText w:val="●"/>
+      <w:lvlJc w:val="left"/>
+      <w:pPr>
+        <w:ind w:left="2880" w:hanging="360"/>
+      </w:pPr>
+      <w:rPr>
+        <w:u w:val="none"/>
+      </w:rPr>
+    </w:lvl>
+    <w:lvl w:ilvl="4">
+      <w:start w:val="1"/>
+      <w:numFmt w:val="bullet"/>
+      <w:lvlText w:val="○"/>
+      <w:lvlJc w:val="left"/>
+      <w:pPr>
+        <w:ind w:left="3600" w:hanging="360"/>
+      </w:pPr>
+      <w:rPr>
+        <w:u w:val="none"/>
+      </w:rPr>
+    </w:lvl>
+    <w:lvl w:ilvl="5">
+      <w:start w:val="1"/>
+      <w:numFmt w:val="bullet"/>
+      <w:lvlText w:val="■"/>
+      <w:lvlJc w:val="left"/>
+      <w:pPr>
+        <w:ind w:left="4320" w:hanging="360"/>
+      </w:pPr>
+      <w:rPr>
+        <w:u w:val="none"/>
+      </w:rPr>
+    </w:lvl>
+    <w:lvl w:ilvl="6">
+      <w:start w:val="1"/>
+      <w:numFmt w:val="bullet"/>
+      <w:lvlText w:val="●"/>
+      <w:lvlJc w:val="left"/>
+      <w:pPr>
+        <w:ind w:left="5040" w:hanging="360"/>
+      </w:pPr>
+      <w:rPr>
+        <w:u w:val="none"/>
+      </w:rPr>
+    </w:lvl>
+    <w:lvl w:ilvl="7">
+      <w:start w:val="1"/>
+      <w:numFmt w:val="bullet"/>
+      <w:lvlText w:val="○"/>
+      <w:lvlJc w:val="left"/>
+      <w:pPr>
+        <w:ind w:left="5760" w:hanging="360"/>
+      </w:pPr>
+      <w:rPr>
+        <w:u w:val="none"/>
+      </w:rPr>
+    </w:lvl>
+    <w:lvl w:ilvl="8">
+      <w:start w:val="1"/>
+      <w:numFmt w:val="bullet"/>
+      <w:lvlText w:val="■"/>
+      <w:lvlJc w:val="left"/>
+      <w:pPr>
+        <w:ind w:left="6480" w:hanging="360"/>
+      </w:pPr>
+      <w:rPr>
+        <w:u w:val="none"/>
+      </w:rPr>
+    </w:lvl>
+  </w:abstractNum>
+  <w:abstractNum w:abstractNumId="7">
     <w:lvl w:ilvl="0">
       <w:start w:val="1"/>
       <w:numFmt w:val="bullet"/>
@@ -9388,6 +11020,9 @@
   </w:num>
   <w:num w:numId="6">
     <w:abstractNumId w:val="6"/>
+  </w:num>
+  <w:num w:numId="7">
+    <w:abstractNumId w:val="7"/>
   </w:num>
 </w:numbering>
 </file>
